--- a/doc/uci_http_target.docx
+++ b/doc/uci_http_target.docx
@@ -9618,6 +9618,7 @@
     <w:rsid w:val="006E2CD5"/>
     <w:rsid w:val="00723BFE"/>
     <w:rsid w:val="007334C3"/>
+    <w:rsid w:val="007B1F98"/>
     <w:rsid w:val="00AA199C"/>
     <w:rsid w:val="00AE1B17"/>
     <w:rsid w:val="00AE7445"/>
@@ -9625,7 +9626,6 @@
     <w:rsid w:val="00C76122"/>
     <w:rsid w:val="00D53DC1"/>
     <w:rsid w:val="00F23CD4"/>
-    <w:rsid w:val="00F56A88"/>
   </w:rsids>
   <m:mathPr>
     <m:mathFont m:val="Cambria Math"/>

--- a/doc/uci_http_target.docx
+++ b/doc/uci_http_target.docx
@@ -229,7 +229,13 @@
                 <w:rPr>
                   <w:bCs/>
                 </w:rPr>
-                <w:t>.1</w:t>
+                <w:t>.</w:t>
+              </w:r>
+              <w:r>
+                <w:rPr>
+                  <w:bCs/>
+                </w:rPr>
+                <w:t>2</w:t>
               </w:r>
             </w:fldSimple>
             <w:r>
@@ -248,7 +254,7 @@
               <w:t xml:space="preserve"> </w:t>
             </w:r>
             <w:r>
-              <w:t>8</w:t>
+              <w:t>13</w:t>
             </w:r>
             <w:r>
               <w:t>,</w:t>
@@ -560,7 +566,7 @@
       <w:r>
         <w:fldChar w:fldCharType="separate"/>
       </w:r>
-      <w:hyperlink w:anchor="_Toc223894171" w:history="1">
+      <w:hyperlink w:anchor="_Toc224300899" w:history="1">
         <w:r>
           <w:rPr>
             <w:rStyle w:val="Hyperlink"/>
@@ -587,7 +593,7 @@
             <w:noProof/>
             <w:webHidden/>
           </w:rPr>
-          <w:instrText xml:space="preserve"> PAGEREF _Toc223894171 \h </w:instrText>
+          <w:instrText xml:space="preserve"> PAGEREF _Toc224300899 \h </w:instrText>
         </w:r>
         <w:r>
           <w:rPr>
@@ -633,7 +639,7 @@
           <w14:ligatures w14:val="standardContextual"/>
         </w:rPr>
       </w:pPr>
-      <w:hyperlink w:anchor="_Toc223894172" w:history="1">
+      <w:hyperlink w:anchor="_Toc224300900" w:history="1">
         <w:r>
           <w:rPr>
             <w:rStyle w:val="Hyperlink"/>
@@ -660,7 +666,7 @@
             <w:noProof/>
             <w:webHidden/>
           </w:rPr>
-          <w:instrText xml:space="preserve"> PAGEREF _Toc223894172 \h </w:instrText>
+          <w:instrText xml:space="preserve"> PAGEREF _Toc224300900 \h </w:instrText>
         </w:r>
         <w:r>
           <w:rPr>
@@ -706,7 +712,7 @@
           <w14:ligatures w14:val="standardContextual"/>
         </w:rPr>
       </w:pPr>
-      <w:hyperlink w:anchor="_Toc223894173" w:history="1">
+      <w:hyperlink w:anchor="_Toc224300901" w:history="1">
         <w:r>
           <w:rPr>
             <w:rStyle w:val="Hyperlink"/>
@@ -733,7 +739,7 @@
             <w:noProof/>
             <w:webHidden/>
           </w:rPr>
-          <w:instrText xml:space="preserve"> PAGEREF _Toc223894173 \h </w:instrText>
+          <w:instrText xml:space="preserve"> PAGEREF _Toc224300901 \h </w:instrText>
         </w:r>
         <w:r>
           <w:rPr>
@@ -776,7 +782,7 @@
           <w14:ligatures w14:val="standardContextual"/>
         </w:rPr>
       </w:pPr>
-      <w:hyperlink w:anchor="_Toc223894174" w:history="1">
+      <w:hyperlink w:anchor="_Toc224300902" w:history="1">
         <w:r>
           <w:rPr>
             <w:rStyle w:val="Hyperlink"/>
@@ -803,7 +809,7 @@
             <w:noProof/>
             <w:webHidden/>
           </w:rPr>
-          <w:instrText xml:space="preserve"> PAGEREF _Toc223894174 \h </w:instrText>
+          <w:instrText xml:space="preserve"> PAGEREF _Toc224300902 \h </w:instrText>
         </w:r>
         <w:r>
           <w:rPr>
@@ -849,7 +855,7 @@
           <w14:ligatures w14:val="standardContextual"/>
         </w:rPr>
       </w:pPr>
-      <w:hyperlink w:anchor="_Toc223894175" w:history="1">
+      <w:hyperlink w:anchor="_Toc224300903" w:history="1">
         <w:r>
           <w:rPr>
             <w:rStyle w:val="Hyperlink"/>
@@ -876,7 +882,7 @@
             <w:noProof/>
             <w:webHidden/>
           </w:rPr>
-          <w:instrText xml:space="preserve"> PAGEREF _Toc223894175 \h </w:instrText>
+          <w:instrText xml:space="preserve"> PAGEREF _Toc224300903 \h </w:instrText>
         </w:r>
         <w:r>
           <w:rPr>
@@ -922,7 +928,7 @@
           <w14:ligatures w14:val="standardContextual"/>
         </w:rPr>
       </w:pPr>
-      <w:hyperlink w:anchor="_Toc223894176" w:history="1">
+      <w:hyperlink w:anchor="_Toc224300904" w:history="1">
         <w:r>
           <w:rPr>
             <w:rStyle w:val="Hyperlink"/>
@@ -949,7 +955,7 @@
             <w:noProof/>
             <w:webHidden/>
           </w:rPr>
-          <w:instrText xml:space="preserve"> PAGEREF _Toc223894176 \h </w:instrText>
+          <w:instrText xml:space="preserve"> PAGEREF _Toc224300904 \h </w:instrText>
         </w:r>
         <w:r>
           <w:rPr>
@@ -992,7 +998,7 @@
           <w14:ligatures w14:val="standardContextual"/>
         </w:rPr>
       </w:pPr>
-      <w:hyperlink w:anchor="_Toc223894177" w:history="1">
+      <w:hyperlink w:anchor="_Toc224300905" w:history="1">
         <w:r>
           <w:rPr>
             <w:rStyle w:val="Hyperlink"/>
@@ -1019,7 +1025,7 @@
             <w:noProof/>
             <w:webHidden/>
           </w:rPr>
-          <w:instrText xml:space="preserve"> PAGEREF _Toc223894177 \h </w:instrText>
+          <w:instrText xml:space="preserve"> PAGEREF _Toc224300905 \h </w:instrText>
         </w:r>
         <w:r>
           <w:rPr>
@@ -1065,7 +1071,7 @@
           <w14:ligatures w14:val="standardContextual"/>
         </w:rPr>
       </w:pPr>
-      <w:hyperlink w:anchor="_Toc223894178" w:history="1">
+      <w:hyperlink w:anchor="_Toc224300906" w:history="1">
         <w:r>
           <w:rPr>
             <w:rStyle w:val="Hyperlink"/>
@@ -1092,7 +1098,7 @@
             <w:noProof/>
             <w:webHidden/>
           </w:rPr>
-          <w:instrText xml:space="preserve"> PAGEREF _Toc223894178 \h </w:instrText>
+          <w:instrText xml:space="preserve"> PAGEREF _Toc224300906 \h </w:instrText>
         </w:r>
         <w:r>
           <w:rPr>
@@ -1138,7 +1144,7 @@
           <w14:ligatures w14:val="standardContextual"/>
         </w:rPr>
       </w:pPr>
-      <w:hyperlink w:anchor="_Toc223894179" w:history="1">
+      <w:hyperlink w:anchor="_Toc224300907" w:history="1">
         <w:r>
           <w:rPr>
             <w:rStyle w:val="Hyperlink"/>
@@ -1165,7 +1171,7 @@
             <w:noProof/>
             <w:webHidden/>
           </w:rPr>
-          <w:instrText xml:space="preserve"> PAGEREF _Toc223894179 \h </w:instrText>
+          <w:instrText xml:space="preserve"> PAGEREF _Toc224300907 \h </w:instrText>
         </w:r>
         <w:r>
           <w:rPr>
@@ -1211,7 +1217,7 @@
           <w14:ligatures w14:val="standardContextual"/>
         </w:rPr>
       </w:pPr>
-      <w:hyperlink w:anchor="_Toc223894180" w:history="1">
+      <w:hyperlink w:anchor="_Toc224300908" w:history="1">
         <w:r>
           <w:rPr>
             <w:rStyle w:val="Hyperlink"/>
@@ -1238,7 +1244,7 @@
             <w:noProof/>
             <w:webHidden/>
           </w:rPr>
-          <w:instrText xml:space="preserve"> PAGEREF _Toc223894180 \h </w:instrText>
+          <w:instrText xml:space="preserve"> PAGEREF _Toc224300908 \h </w:instrText>
         </w:r>
         <w:r>
           <w:rPr>
@@ -1284,7 +1290,7 @@
           <w14:ligatures w14:val="standardContextual"/>
         </w:rPr>
       </w:pPr>
-      <w:hyperlink w:anchor="_Toc223894181" w:history="1">
+      <w:hyperlink w:anchor="_Toc224300909" w:history="1">
         <w:r>
           <w:rPr>
             <w:rStyle w:val="Hyperlink"/>
@@ -1311,7 +1317,7 @@
             <w:noProof/>
             <w:webHidden/>
           </w:rPr>
-          <w:instrText xml:space="preserve"> PAGEREF _Toc223894181 \h </w:instrText>
+          <w:instrText xml:space="preserve"> PAGEREF _Toc224300909 \h </w:instrText>
         </w:r>
         <w:r>
           <w:rPr>
@@ -1357,7 +1363,7 @@
           <w14:ligatures w14:val="standardContextual"/>
         </w:rPr>
       </w:pPr>
-      <w:hyperlink w:anchor="_Toc223894182" w:history="1">
+      <w:hyperlink w:anchor="_Toc224300910" w:history="1">
         <w:r>
           <w:rPr>
             <w:rStyle w:val="Hyperlink"/>
@@ -1384,7 +1390,7 @@
             <w:noProof/>
             <w:webHidden/>
           </w:rPr>
-          <w:instrText xml:space="preserve"> PAGEREF _Toc223894182 \h </w:instrText>
+          <w:instrText xml:space="preserve"> PAGEREF _Toc224300910 \h </w:instrText>
         </w:r>
         <w:r>
           <w:rPr>
@@ -1430,7 +1436,7 @@
           <w14:ligatures w14:val="standardContextual"/>
         </w:rPr>
       </w:pPr>
-      <w:hyperlink w:anchor="_Toc223894183" w:history="1">
+      <w:hyperlink w:anchor="_Toc224300911" w:history="1">
         <w:r>
           <w:rPr>
             <w:rStyle w:val="Hyperlink"/>
@@ -1457,7 +1463,7 @@
             <w:noProof/>
             <w:webHidden/>
           </w:rPr>
-          <w:instrText xml:space="preserve"> PAGEREF _Toc223894183 \h </w:instrText>
+          <w:instrText xml:space="preserve"> PAGEREF _Toc224300911 \h </w:instrText>
         </w:r>
         <w:r>
           <w:rPr>
@@ -1503,7 +1509,7 @@
           <w14:ligatures w14:val="standardContextual"/>
         </w:rPr>
       </w:pPr>
-      <w:hyperlink w:anchor="_Toc223894184" w:history="1">
+      <w:hyperlink w:anchor="_Toc224300912" w:history="1">
         <w:r>
           <w:rPr>
             <w:rStyle w:val="Hyperlink"/>
@@ -1530,7 +1536,7 @@
             <w:noProof/>
             <w:webHidden/>
           </w:rPr>
-          <w:instrText xml:space="preserve"> PAGEREF _Toc223894184 \h </w:instrText>
+          <w:instrText xml:space="preserve"> PAGEREF _Toc224300912 \h </w:instrText>
         </w:r>
         <w:r>
           <w:rPr>
@@ -1576,7 +1582,7 @@
           <w14:ligatures w14:val="standardContextual"/>
         </w:rPr>
       </w:pPr>
-      <w:hyperlink w:anchor="_Toc223894185" w:history="1">
+      <w:hyperlink w:anchor="_Toc224300913" w:history="1">
         <w:r>
           <w:rPr>
             <w:rStyle w:val="Hyperlink"/>
@@ -1603,7 +1609,7 @@
             <w:noProof/>
             <w:webHidden/>
           </w:rPr>
-          <w:instrText xml:space="preserve"> PAGEREF _Toc223894185 \h </w:instrText>
+          <w:instrText xml:space="preserve"> PAGEREF _Toc224300913 \h </w:instrText>
         </w:r>
         <w:r>
           <w:rPr>
@@ -1649,13 +1655,13 @@
           <w14:ligatures w14:val="standardContextual"/>
         </w:rPr>
       </w:pPr>
-      <w:hyperlink w:anchor="_Toc223894186" w:history="1">
+      <w:hyperlink w:anchor="_Toc224300914" w:history="1">
         <w:r>
           <w:rPr>
             <w:rStyle w:val="Hyperlink"/>
             <w:noProof/>
           </w:rPr>
-          <w:t>3.9. HTTP_CMD_JSON_ADD_INT (0x23)</w:t>
+          <w:t>3.9. HTTP_CMD_BODY_ADD_INT (0x23)</w:t>
         </w:r>
         <w:r>
           <w:rPr>
@@ -1676,7 +1682,7 @@
             <w:noProof/>
             <w:webHidden/>
           </w:rPr>
-          <w:instrText xml:space="preserve"> PAGEREF _Toc223894186 \h </w:instrText>
+          <w:instrText xml:space="preserve"> PAGEREF _Toc224300914 \h </w:instrText>
         </w:r>
         <w:r>
           <w:rPr>
@@ -1722,13 +1728,13 @@
           <w14:ligatures w14:val="standardContextual"/>
         </w:rPr>
       </w:pPr>
-      <w:hyperlink w:anchor="_Toc223894187" w:history="1">
+      <w:hyperlink w:anchor="_Toc224300915" w:history="1">
         <w:r>
           <w:rPr>
             <w:rStyle w:val="Hyperlink"/>
             <w:noProof/>
           </w:rPr>
-          <w:t>3.10. HTTP_CMD_JSON_ADD_BOOL (0x24)</w:t>
+          <w:t>3.10. HTTP_CMD_BODY_ADD_BOOL (0x24)</w:t>
         </w:r>
         <w:r>
           <w:rPr>
@@ -1749,7 +1755,7 @@
             <w:noProof/>
             <w:webHidden/>
           </w:rPr>
-          <w:instrText xml:space="preserve"> PAGEREF _Toc223894187 \h </w:instrText>
+          <w:instrText xml:space="preserve"> PAGEREF _Toc224300915 \h </w:instrText>
         </w:r>
         <w:r>
           <w:rPr>
@@ -1795,13 +1801,13 @@
           <w14:ligatures w14:val="standardContextual"/>
         </w:rPr>
       </w:pPr>
-      <w:hyperlink w:anchor="_Toc223894188" w:history="1">
+      <w:hyperlink w:anchor="_Toc224300916" w:history="1">
         <w:r>
           <w:rPr>
             <w:rStyle w:val="Hyperlink"/>
             <w:noProof/>
           </w:rPr>
-          <w:t>3.11. HTTP_CMD_JSON_ADD_STRING (0x25)</w:t>
+          <w:t>3.11. HTTP_CMD_BODY_ADD_STRING (0x25)</w:t>
         </w:r>
         <w:r>
           <w:rPr>
@@ -1822,7 +1828,7 @@
             <w:noProof/>
             <w:webHidden/>
           </w:rPr>
-          <w:instrText xml:space="preserve"> PAGEREF _Toc223894188 \h </w:instrText>
+          <w:instrText xml:space="preserve"> PAGEREF _Toc224300916 \h </w:instrText>
         </w:r>
         <w:r>
           <w:rPr>
@@ -1868,13 +1874,13 @@
           <w14:ligatures w14:val="standardContextual"/>
         </w:rPr>
       </w:pPr>
-      <w:hyperlink w:anchor="_Toc223894189" w:history="1">
+      <w:hyperlink w:anchor="_Toc224300917" w:history="1">
         <w:r>
           <w:rPr>
             <w:rStyle w:val="Hyperlink"/>
             <w:noProof/>
           </w:rPr>
-          <w:t>3.12. HTTP_CMD_JSON_ADD_OBJECT (0x26)</w:t>
+          <w:t>3.12. HTTP_CMD_BODY_ADD_OBJECT (0x26)</w:t>
         </w:r>
         <w:r>
           <w:rPr>
@@ -1895,7 +1901,7 @@
             <w:noProof/>
             <w:webHidden/>
           </w:rPr>
-          <w:instrText xml:space="preserve"> PAGEREF _Toc223894189 \h </w:instrText>
+          <w:instrText xml:space="preserve"> PAGEREF _Toc224300917 \h </w:instrText>
         </w:r>
         <w:r>
           <w:rPr>
@@ -1941,13 +1947,13 @@
           <w14:ligatures w14:val="standardContextual"/>
         </w:rPr>
       </w:pPr>
-      <w:hyperlink w:anchor="_Toc223894190" w:history="1">
+      <w:hyperlink w:anchor="_Toc224300918" w:history="1">
         <w:r>
           <w:rPr>
             <w:rStyle w:val="Hyperlink"/>
             <w:noProof/>
           </w:rPr>
-          <w:t>3.13. HTTP_CMD_JSON_ADD_ARRAY (0x27)</w:t>
+          <w:t>3.13. HTTP_CMD_BODY_ADD_ARRAY (0x27)</w:t>
         </w:r>
         <w:r>
           <w:rPr>
@@ -1968,7 +1974,7 @@
             <w:noProof/>
             <w:webHidden/>
           </w:rPr>
-          <w:instrText xml:space="preserve"> PAGEREF _Toc223894190 \h </w:instrText>
+          <w:instrText xml:space="preserve"> PAGEREF _Toc224300918 \h </w:instrText>
         </w:r>
         <w:r>
           <w:rPr>
@@ -1988,7 +1994,7 @@
             <w:noProof/>
             <w:webHidden/>
           </w:rPr>
-          <w:t>9</w:t>
+          <w:t>10</w:t>
         </w:r>
         <w:r>
           <w:rPr>
@@ -2014,13 +2020,13 @@
           <w14:ligatures w14:val="standardContextual"/>
         </w:rPr>
       </w:pPr>
-      <w:hyperlink w:anchor="_Toc223894191" w:history="1">
+      <w:hyperlink w:anchor="_Toc224300919" w:history="1">
         <w:r>
           <w:rPr>
             <w:rStyle w:val="Hyperlink"/>
             <w:noProof/>
           </w:rPr>
-          <w:t>3.14. HTTP_CMD_JSON_UP (0x28)</w:t>
+          <w:t>3.14. HTTP_CMD_BODY_UP (0x28)</w:t>
         </w:r>
         <w:r>
           <w:rPr>
@@ -2041,7 +2047,7 @@
             <w:noProof/>
             <w:webHidden/>
           </w:rPr>
-          <w:instrText xml:space="preserve"> PAGEREF _Toc223894191 \h </w:instrText>
+          <w:instrText xml:space="preserve"> PAGEREF _Toc224300919 \h </w:instrText>
         </w:r>
         <w:r>
           <w:rPr>
@@ -2087,13 +2093,13 @@
           <w14:ligatures w14:val="standardContextual"/>
         </w:rPr>
       </w:pPr>
-      <w:hyperlink w:anchor="_Toc223894192" w:history="1">
+      <w:hyperlink w:anchor="_Toc224300920" w:history="1">
         <w:r>
           <w:rPr>
             <w:rStyle w:val="Hyperlink"/>
             <w:noProof/>
           </w:rPr>
-          <w:t>3.15. HTTP_CMD_JSON_REMOVE (0x29)</w:t>
+          <w:t>3.15. HTTP_CMD_BODY_REMOVE (0x29)</w:t>
         </w:r>
         <w:r>
           <w:rPr>
@@ -2114,7 +2120,7 @@
             <w:noProof/>
             <w:webHidden/>
           </w:rPr>
-          <w:instrText xml:space="preserve"> PAGEREF _Toc223894192 \h </w:instrText>
+          <w:instrText xml:space="preserve"> PAGEREF _Toc224300920 \h </w:instrText>
         </w:r>
         <w:r>
           <w:rPr>
@@ -2134,7 +2140,7 @@
             <w:noProof/>
             <w:webHidden/>
           </w:rPr>
-          <w:t>10</w:t>
+          <w:t>11</w:t>
         </w:r>
         <w:r>
           <w:rPr>
@@ -2160,13 +2166,13 @@
           <w14:ligatures w14:val="standardContextual"/>
         </w:rPr>
       </w:pPr>
-      <w:hyperlink w:anchor="_Toc223894193" w:history="1">
+      <w:hyperlink w:anchor="_Toc224300921" w:history="1">
         <w:r>
           <w:rPr>
             <w:rStyle w:val="Hyperlink"/>
             <w:noProof/>
           </w:rPr>
-          <w:t>3.16. HTTP_CMD_JSON_QUERY (0x2A)</w:t>
+          <w:t>3.16. HTTP_CMD_BODY_QUERY (0x2A)</w:t>
         </w:r>
         <w:r>
           <w:rPr>
@@ -2187,7 +2193,7 @@
             <w:noProof/>
             <w:webHidden/>
           </w:rPr>
-          <w:instrText xml:space="preserve"> PAGEREF _Toc223894193 \h </w:instrText>
+          <w:instrText xml:space="preserve"> PAGEREF _Toc224300921 \h </w:instrText>
         </w:r>
         <w:r>
           <w:rPr>
@@ -2233,13 +2239,13 @@
           <w14:ligatures w14:val="standardContextual"/>
         </w:rPr>
       </w:pPr>
-      <w:hyperlink w:anchor="_Toc223894194" w:history="1">
+      <w:hyperlink w:anchor="_Toc224300922" w:history="1">
         <w:r>
           <w:rPr>
             <w:rStyle w:val="Hyperlink"/>
             <w:noProof/>
           </w:rPr>
-          <w:t>3.17. HTTP_CMD_JSON_MOVE (0x2B)</w:t>
+          <w:t>3.17. HTTP_CMD_BODY_MOVE (0x2B)</w:t>
         </w:r>
         <w:r>
           <w:rPr>
@@ -2260,7 +2266,7 @@
             <w:noProof/>
             <w:webHidden/>
           </w:rPr>
-          <w:instrText xml:space="preserve"> PAGEREF _Toc223894194 \h </w:instrText>
+          <w:instrText xml:space="preserve"> PAGEREF _Toc224300922 \h </w:instrText>
         </w:r>
         <w:r>
           <w:rPr>
@@ -2280,7 +2286,7 @@
             <w:noProof/>
             <w:webHidden/>
           </w:rPr>
-          <w:t>11</w:t>
+          <w:t>12</w:t>
         </w:r>
         <w:r>
           <w:rPr>
@@ -2306,13 +2312,13 @@
           <w14:ligatures w14:val="standardContextual"/>
         </w:rPr>
       </w:pPr>
-      <w:hyperlink w:anchor="_Toc223894195" w:history="1">
+      <w:hyperlink w:anchor="_Toc224300923" w:history="1">
         <w:r>
           <w:rPr>
             <w:rStyle w:val="Hyperlink"/>
             <w:noProof/>
           </w:rPr>
-          <w:t>3.18. HTTP_CMD_ADD_BINARY (0x2C)</w:t>
+          <w:t>3.18. HTTP_CMD_BODY_ADD_BINARY (0x2C)</w:t>
         </w:r>
         <w:r>
           <w:rPr>
@@ -2333,7 +2339,7 @@
             <w:noProof/>
             <w:webHidden/>
           </w:rPr>
-          <w:instrText xml:space="preserve"> PAGEREF _Toc223894195 \h </w:instrText>
+          <w:instrText xml:space="preserve"> PAGEREF _Toc224300923 \h </w:instrText>
         </w:r>
         <w:r>
           <w:rPr>
@@ -2379,7 +2385,7 @@
           <w14:ligatures w14:val="standardContextual"/>
         </w:rPr>
       </w:pPr>
-      <w:hyperlink w:anchor="_Toc223894196" w:history="1">
+      <w:hyperlink w:anchor="_Toc224300924" w:history="1">
         <w:r>
           <w:rPr>
             <w:rStyle w:val="Hyperlink"/>
@@ -2406,7 +2412,7 @@
             <w:noProof/>
             <w:webHidden/>
           </w:rPr>
-          <w:instrText xml:space="preserve"> PAGEREF _Toc223894196 \h </w:instrText>
+          <w:instrText xml:space="preserve"> PAGEREF _Toc224300924 \h </w:instrText>
         </w:r>
         <w:r>
           <w:rPr>
@@ -2452,7 +2458,7 @@
           <w14:ligatures w14:val="standardContextual"/>
         </w:rPr>
       </w:pPr>
-      <w:hyperlink w:anchor="_Toc223894197" w:history="1">
+      <w:hyperlink w:anchor="_Toc224300925" w:history="1">
         <w:r>
           <w:rPr>
             <w:rStyle w:val="Hyperlink"/>
@@ -2479,7 +2485,7 @@
             <w:noProof/>
             <w:webHidden/>
           </w:rPr>
-          <w:instrText xml:space="preserve"> PAGEREF _Toc223894197 \h </w:instrText>
+          <w:instrText xml:space="preserve"> PAGEREF _Toc224300925 \h </w:instrText>
         </w:r>
         <w:r>
           <w:rPr>
@@ -2499,7 +2505,7 @@
             <w:noProof/>
             <w:webHidden/>
           </w:rPr>
-          <w:t>12</w:t>
+          <w:t>13</w:t>
         </w:r>
         <w:r>
           <w:rPr>
@@ -2519,7 +2525,7 @@
       <w:pPr>
         <w:pStyle w:val="Heading1"/>
       </w:pPr>
-      <w:bookmarkStart w:id="0" w:name="_Toc223894171"/>
+      <w:bookmarkStart w:id="0" w:name="_Toc224300899"/>
       <w:r>
         <w:lastRenderedPageBreak/>
         <w:t>Introduction</w:t>
@@ -2530,7 +2536,7 @@
       <w:pPr>
         <w:pStyle w:val="Heading2"/>
       </w:pPr>
-      <w:bookmarkStart w:id="1" w:name="_Toc223894172"/>
+      <w:bookmarkStart w:id="1" w:name="_Toc224300900"/>
       <w:r>
         <w:t>Context</w:t>
       </w:r>
@@ -2578,7 +2584,7 @@
       <w:pPr>
         <w:pStyle w:val="Heading2"/>
       </w:pPr>
-      <w:bookmarkStart w:id="2" w:name="_Toc223894173"/>
+      <w:bookmarkStart w:id="2" w:name="_Toc224300901"/>
       <w:r>
         <w:t>Purpose of this document</w:t>
       </w:r>
@@ -2602,7 +2608,7 @@
       <w:pPr>
         <w:pStyle w:val="Heading1"/>
       </w:pPr>
-      <w:bookmarkStart w:id="3" w:name="_Toc223894174"/>
+      <w:bookmarkStart w:id="3" w:name="_Toc224300902"/>
       <w:r>
         <w:lastRenderedPageBreak/>
         <w:t>Concept</w:t>
@@ -2613,7 +2619,7 @@
       <w:pPr>
         <w:pStyle w:val="Heading2"/>
       </w:pPr>
-      <w:bookmarkStart w:id="4" w:name="_Toc223894175"/>
+      <w:bookmarkStart w:id="4" w:name="_Toc224300903"/>
       <w:r>
         <w:t>Background</w:t>
       </w:r>
@@ -2757,16 +2763,7 @@
         <w:t>Responses are formatted in a very similar way; with a header and a data body.</w:t>
       </w:r>
       <w:r>
-        <w:t xml:space="preserve"> The data body is obviously used for the GET requests, but it can also be used for other requests to encode application specific responses and error codes. The header always contains a response code. </w:t>
-      </w:r>
-      <w:r>
-        <w:t>HTTP response status codes indicate whether a specific HTTP request has been successfully completed. Responses are grouped in five classes</w:t>
-      </w:r>
-      <w:r>
-        <w:t>, defined in RFC 9110</w:t>
-      </w:r>
-      <w:r>
-        <w:t>:</w:t>
+        <w:t xml:space="preserve"> The data body is obviously used for the GET requests, but it can also be used for other requests to encode application specific responses and error codes. The header always contains a response code. HTTP response status codes indicate whether a specific HTTP request has been successfully completed. Responses are grouped in five classes, defined in RFC 9110:</w:t>
       </w:r>
     </w:p>
     <w:p>
@@ -2848,7 +2845,7 @@
       <w:pPr>
         <w:pStyle w:val="Heading2"/>
       </w:pPr>
-      <w:bookmarkStart w:id="5" w:name="_Toc223894176"/>
+      <w:bookmarkStart w:id="5" w:name="_Toc224300904"/>
       <w:r>
         <w:lastRenderedPageBreak/>
         <w:t>Mapping HTTP onto the UCI concept</w:t>
@@ -2929,7 +2926,7 @@
       <w:pPr>
         <w:pStyle w:val="Heading1"/>
       </w:pPr>
-      <w:bookmarkStart w:id="6" w:name="_Toc223894177"/>
+      <w:bookmarkStart w:id="6" w:name="_Toc224300905"/>
       <w:r>
         <w:lastRenderedPageBreak/>
         <w:t>Commands</w:t>
@@ -3003,7 +3000,7 @@
       <w:pPr>
         <w:pStyle w:val="Heading2"/>
       </w:pPr>
-      <w:bookmarkStart w:id="7" w:name="_Toc223894178"/>
+      <w:bookmarkStart w:id="7" w:name="_Toc224300906"/>
       <w:r>
         <w:t>HTTP</w:t>
       </w:r>
@@ -3106,7 +3103,7 @@
       <w:pPr>
         <w:pStyle w:val="Heading2"/>
       </w:pPr>
-      <w:bookmarkStart w:id="8" w:name="_Toc223894179"/>
+      <w:bookmarkStart w:id="8" w:name="_Toc224300907"/>
       <w:r>
         <w:t>HTTP_CMD_HEADER</w:t>
       </w:r>
@@ -3506,19 +3503,7 @@
         <w:rPr>
           <w:rStyle w:val="CodeChar"/>
         </w:rPr>
-        <w:t>$06 $11 $01 “</w:t>
-      </w:r>
-      <w:r>
-        <w:rPr>
-          <w:rStyle w:val="CodeChar"/>
-        </w:rPr>
-        <w:t>commoserve.files.commodore.net</w:t>
-      </w:r>
-      <w:r>
-        <w:rPr>
-          <w:rStyle w:val="CodeChar"/>
-        </w:rPr>
-        <w:t>/</w:t>
+        <w:t>$06 $11 $01 “commoserve.files.commodore.net/</w:t>
       </w:r>
       <w:proofErr w:type="spellStart"/>
       <w:r>
@@ -3532,34 +3517,28 @@
         <w:rPr>
           <w:rStyle w:val="CodeChar"/>
         </w:rPr>
+        <w:t>/search/bin"</w:t>
+      </w:r>
+      <w:r>
+        <w:t xml:space="preserve"> will store “commoserve.files.commodore.net” as the host to connect to, and set the initial header to:</w:t>
+      </w:r>
+    </w:p>
+    <w:p>
+      <w:pPr>
+        <w:pStyle w:val="Code"/>
+      </w:pPr>
+      <w:r>
+        <w:t>GET /</w:t>
+      </w:r>
+      <w:proofErr w:type="spellStart"/>
+      <w:r>
+        <w:t>leet</w:t>
+      </w:r>
+      <w:proofErr w:type="spellEnd"/>
+      <w:r>
         <w:t>/search/bin</w:t>
       </w:r>
       <w:r>
-        <w:rPr>
-          <w:rStyle w:val="CodeChar"/>
-        </w:rPr>
-        <w:t>"</w:t>
-      </w:r>
-      <w:r>
-        <w:t xml:space="preserve"> will store “commoserve.files.commodore.net” as the host to connect to, and set the initial header to:</w:t>
-      </w:r>
-    </w:p>
-    <w:p>
-      <w:pPr>
-        <w:pStyle w:val="Code"/>
-      </w:pPr>
-      <w:r>
-        <w:t>GET /</w:t>
-      </w:r>
-      <w:proofErr w:type="spellStart"/>
-      <w:r>
-        <w:t>leet</w:t>
-      </w:r>
-      <w:proofErr w:type="spellEnd"/>
-      <w:r>
-        <w:t>/search/bin</w:t>
-      </w:r>
-      <w:r>
         <w:t xml:space="preserve"> HTTP/1.1</w:t>
       </w:r>
     </w:p>
@@ -3583,13 +3562,7 @@
         <w:rPr>
           <w:rStyle w:val="CodeChar"/>
         </w:rPr>
-        <w:t xml:space="preserve">507 </w:t>
-      </w:r>
-      <w:r>
-        <w:rPr>
-          <w:rStyle w:val="CodeChar"/>
-        </w:rPr>
-        <w:t>NO HEADER SLOT</w:t>
+        <w:t>507 NO HEADER SLOT</w:t>
       </w:r>
       <w:r>
         <w:t>.</w:t>
@@ -3604,20 +3577,86 @@
       <w:pPr>
         <w:pStyle w:val="Heading2"/>
       </w:pPr>
-      <w:bookmarkStart w:id="9" w:name="_Toc223894180"/>
+      <w:bookmarkStart w:id="9" w:name="_Toc224300908"/>
       <w:r>
         <w:lastRenderedPageBreak/>
-        <w:t>HTTP_CMD_HEADER_FREE (0x1</w:t>
-      </w:r>
-      <w:r>
+        <w:t>HTTP_CMD_HEADER_FREE (0x12)</w:t>
+      </w:r>
+      <w:bookmarkEnd w:id="9"/>
+    </w:p>
+    <w:p>
+      <w:r>
+        <w:t xml:space="preserve">Command format: </w:t>
+      </w:r>
+      <w:r>
+        <w:rPr>
+          <w:rStyle w:val="CodeChar"/>
+        </w:rPr>
+        <w:t>$06 $1</w:t>
+      </w:r>
+      <w:r>
+        <w:rPr>
+          <w:rStyle w:val="CodeChar"/>
+        </w:rPr>
         <w:t>2</w:t>
       </w:r>
       <w:r>
-        <w:t>)</w:t>
-      </w:r>
-      <w:bookmarkEnd w:id="9"/>
-    </w:p>
-    <w:p>
+        <w:rPr>
+          <w:rStyle w:val="CodeChar"/>
+        </w:rPr>
+        <w:t xml:space="preserve"> </w:t>
+      </w:r>
+      <w:r>
+        <w:rPr>
+          <w:rStyle w:val="CodeChar"/>
+        </w:rPr>
+        <w:t>&lt;HANDLE&gt;</w:t>
+      </w:r>
+    </w:p>
+    <w:p>
+      <w:r>
+        <w:t xml:space="preserve">This command is used to free the header resource. </w:t>
+      </w:r>
+    </w:p>
+    <w:p>
+      <w:r>
+        <w:t>This command will never fail; not even if the resource was already free. It always responds with</w:t>
+      </w:r>
+      <w:r>
+        <w:br/>
+      </w:r>
+      <w:r>
+        <w:rPr>
+          <w:rStyle w:val="CodeChar"/>
+        </w:rPr>
+        <w:t>000 OK</w:t>
+      </w:r>
+      <w:r>
+        <w:t>.</w:t>
+      </w:r>
+    </w:p>
+    <w:p>
+      <w:pPr>
+        <w:pStyle w:val="Heading2"/>
+      </w:pPr>
+      <w:bookmarkStart w:id="10" w:name="_Toc224300909"/>
+      <w:r>
+        <w:t>HTTP_CMD_</w:t>
+      </w:r>
+      <w:r>
+        <w:t>HEADER_ADD</w:t>
+      </w:r>
+      <w:r>
+        <w:t xml:space="preserve"> (0x13)</w:t>
+      </w:r>
+      <w:bookmarkEnd w:id="10"/>
+    </w:p>
+    <w:p>
+      <w:pPr>
+        <w:rPr>
+          <w:rStyle w:val="CodeChar"/>
+        </w:rPr>
+      </w:pPr>
       <w:r>
         <w:t xml:space="preserve">Command format: </w:t>
       </w:r>
@@ -3625,7 +3664,207 @@
         <w:rPr>
           <w:rStyle w:val="CodeChar"/>
         </w:rPr>
-        <w:t>$06 $1</w:t>
+        <w:t xml:space="preserve">$06 $13 </w:t>
+      </w:r>
+      <w:r>
+        <w:rPr>
+          <w:rStyle w:val="CodeChar"/>
+        </w:rPr>
+        <w:t xml:space="preserve">&lt;HANDLE&gt; </w:t>
+      </w:r>
+      <w:r>
+        <w:rPr>
+          <w:rStyle w:val="CodeChar"/>
+        </w:rPr>
+        <w:t>&lt;HEADER LINE&gt;</w:t>
+      </w:r>
+    </w:p>
+    <w:p>
+      <w:r>
+        <w:t>The “Header Add” command is used to fill the reusable header structure with a key value pair. The Header line is just one argument, so both the key as the value are passed as one string, separated by a colon and space. These must be present. When the key is already present in the header, it is replaced with the new one, so this command can also be used to modify an existing header entry.</w:t>
+      </w:r>
+    </w:p>
+    <w:p>
+      <w:r>
+        <w:t xml:space="preserve">If the header line is in the right format, the command returns with “000 OK”. If the format is wrong, the result is </w:t>
+      </w:r>
+      <w:r>
+        <w:rPr>
+          <w:rStyle w:val="CodeChar"/>
+        </w:rPr>
+        <w:t>500 BAD FORMAT</w:t>
+      </w:r>
+      <w:r>
+        <w:t>.</w:t>
+      </w:r>
+    </w:p>
+    <w:p>
+      <w:r>
+        <w:t>This command does not return data.</w:t>
+      </w:r>
+    </w:p>
+    <w:p>
+      <w:pPr>
+        <w:pStyle w:val="Heading2"/>
+      </w:pPr>
+      <w:bookmarkStart w:id="11" w:name="_Toc224300910"/>
+      <w:r>
+        <w:t>HTTP_CMD_HEADER_</w:t>
+      </w:r>
+      <w:r>
+        <w:t>QUERY</w:t>
+      </w:r>
+      <w:r>
+        <w:t xml:space="preserve"> (0x14)</w:t>
+      </w:r>
+      <w:bookmarkEnd w:id="11"/>
+    </w:p>
+    <w:p>
+      <w:r>
+        <w:t xml:space="preserve">Command format </w:t>
+      </w:r>
+      <w:r>
+        <w:rPr>
+          <w:rStyle w:val="CodeChar"/>
+        </w:rPr>
+        <w:t xml:space="preserve">$06 $14 </w:t>
+      </w:r>
+      <w:r>
+        <w:rPr>
+          <w:rStyle w:val="CodeChar"/>
+        </w:rPr>
+        <w:t xml:space="preserve">&lt;HANDLE&gt; </w:t>
+      </w:r>
+      <w:r>
+        <w:rPr>
+          <w:rStyle w:val="CodeChar"/>
+        </w:rPr>
+        <w:t>&lt;KEY&gt;</w:t>
+      </w:r>
+    </w:p>
+    <w:p>
+      <w:r>
+        <w:t>This command is used to query the header. While this may not be very useful for the request header, it is useful to examine the response header.</w:t>
+      </w:r>
+    </w:p>
+    <w:p>
+      <w:r>
+        <w:t xml:space="preserve">When the key is present in the header, the data channel will return the value associated with the key-value pair. In this case the status channel is set to </w:t>
+      </w:r>
+      <w:r>
+        <w:rPr>
+          <w:rStyle w:val="CodeChar"/>
+        </w:rPr>
+        <w:t>000 OK</w:t>
+      </w:r>
+      <w:r>
+        <w:t xml:space="preserve">. When the key is not present in the header, the </w:t>
+      </w:r>
+      <w:r>
+        <w:t xml:space="preserve">status channel is set to </w:t>
+      </w:r>
+      <w:r>
+        <w:rPr>
+          <w:rStyle w:val="CodeChar"/>
+        </w:rPr>
+        <w:t>404 KEY NOT PRESENT</w:t>
+      </w:r>
+      <w:r>
+        <w:t>.</w:t>
+      </w:r>
+    </w:p>
+    <w:p>
+      <w:pPr>
+        <w:pStyle w:val="Heading2"/>
+      </w:pPr>
+      <w:bookmarkStart w:id="12" w:name="_Toc224300911"/>
+      <w:r>
+        <w:t>HTTP_CMD_HEADER_LIST (0x15)</w:t>
+      </w:r>
+      <w:bookmarkEnd w:id="12"/>
+    </w:p>
+    <w:p>
+      <w:r>
+        <w:t xml:space="preserve">Command format </w:t>
+      </w:r>
+      <w:r>
+        <w:rPr>
+          <w:rStyle w:val="CodeChar"/>
+        </w:rPr>
+        <w:t xml:space="preserve">$06 $15 </w:t>
+      </w:r>
+      <w:r>
+        <w:rPr>
+          <w:rStyle w:val="CodeChar"/>
+        </w:rPr>
+        <w:t xml:space="preserve">&lt;HANDLE&gt; </w:t>
+      </w:r>
+      <w:r>
+        <w:rPr>
+          <w:rStyle w:val="CodeChar"/>
+        </w:rPr>
+        <w:t>&lt;INDEX&gt;</w:t>
+      </w:r>
+    </w:p>
+    <w:p>
+      <w:r>
+        <w:t xml:space="preserve">This command is useful when the application does not know what key value pairs are in the header. The index is used to facilitate the processing of the data that is returned. Use $00 if the entire header is requested, use a line/entry number starting with ‘1’ to get each key-value pair separately. When the command succeeds, the status channel will read </w:t>
+      </w:r>
+      <w:r>
+        <w:rPr>
+          <w:rStyle w:val="CodeChar"/>
+        </w:rPr>
+        <w:t>000 OK</w:t>
+      </w:r>
+      <w:r>
+        <w:t>, and the data channel will contain the requested (part of) the header.</w:t>
+      </w:r>
+    </w:p>
+    <w:p>
+      <w:r>
+        <w:t xml:space="preserve">When the entry number exceeds the number of key-value entries, the status channel will return </w:t>
+      </w:r>
+      <w:r>
+        <w:br/>
+      </w:r>
+      <w:r>
+        <w:rPr>
+          <w:rStyle w:val="CodeChar"/>
+        </w:rPr>
+        <w:t>400 INDEX OUT OF BOUNDS</w:t>
+      </w:r>
+      <w:r>
+        <w:t>. In this case the data channel will be empty.</w:t>
+      </w:r>
+    </w:p>
+    <w:p>
+      <w:pPr>
+        <w:pStyle w:val="Heading2"/>
+      </w:pPr>
+      <w:bookmarkStart w:id="13" w:name="_Toc224300912"/>
+      <w:r>
+        <w:t>HTTP_CMD_</w:t>
+      </w:r>
+      <w:r>
+        <w:t>BODY</w:t>
+      </w:r>
+      <w:r>
+        <w:t>_CREATE</w:t>
+      </w:r>
+      <w:r>
+        <w:t xml:space="preserve"> (0x21)</w:t>
+      </w:r>
+      <w:bookmarkEnd w:id="13"/>
+    </w:p>
+    <w:p>
+      <w:r>
+        <w:t xml:space="preserve">Command format: </w:t>
+      </w:r>
+      <w:r>
+        <w:rPr>
+          <w:rStyle w:val="CodeChar"/>
+        </w:rPr>
+        <w:t>$06 $</w:t>
       </w:r>
       <w:r>
         <w:rPr>
@@ -3637,349 +3876,23 @@
         <w:rPr>
           <w:rStyle w:val="CodeChar"/>
         </w:rPr>
-        <w:t xml:space="preserve"> </w:t>
-      </w:r>
-      <w:r>
-        <w:rPr>
-          <w:rStyle w:val="CodeChar"/>
-        </w:rPr>
-        <w:t>&lt;HANDLE&gt;</w:t>
-      </w:r>
-    </w:p>
-    <w:p>
-      <w:r>
-        <w:t xml:space="preserve">This command is used to free the header resource. </w:t>
-      </w:r>
-    </w:p>
-    <w:p>
-      <w:r>
-        <w:t>This command will never fail; not even if the resource was already free. It always responds with</w:t>
-      </w:r>
-      <w:r>
-        <w:br/>
-      </w:r>
-      <w:r>
-        <w:rPr>
-          <w:rStyle w:val="CodeChar"/>
-        </w:rPr>
-        <w:t>000 OK</w:t>
-      </w:r>
-      <w:r>
-        <w:t>.</w:t>
-      </w:r>
-    </w:p>
-    <w:p>
-      <w:pPr>
-        <w:pStyle w:val="Heading2"/>
-      </w:pPr>
-      <w:bookmarkStart w:id="10" w:name="_Toc223894181"/>
-      <w:r>
-        <w:t>HTTP_CMD_</w:t>
-      </w:r>
-      <w:r>
-        <w:t>HEADER_ADD</w:t>
-      </w:r>
-      <w:r>
-        <w:t xml:space="preserve"> (0x13)</w:t>
-      </w:r>
-      <w:bookmarkEnd w:id="10"/>
-    </w:p>
-    <w:p>
-      <w:pPr>
-        <w:rPr>
-          <w:rStyle w:val="CodeChar"/>
-        </w:rPr>
-      </w:pPr>
-      <w:r>
-        <w:t xml:space="preserve">Command format: </w:t>
-      </w:r>
-      <w:r>
-        <w:rPr>
-          <w:rStyle w:val="CodeChar"/>
-        </w:rPr>
-        <w:t xml:space="preserve">$06 $13 </w:t>
-      </w:r>
-      <w:r>
-        <w:rPr>
-          <w:rStyle w:val="CodeChar"/>
-        </w:rPr>
-        <w:t>&lt;HANDLE&gt;</w:t>
-      </w:r>
-      <w:r>
-        <w:rPr>
-          <w:rStyle w:val="CodeChar"/>
-        </w:rPr>
-        <w:t xml:space="preserve"> </w:t>
-      </w:r>
-      <w:r>
-        <w:rPr>
-          <w:rStyle w:val="CodeChar"/>
-        </w:rPr>
-        <w:t>&lt;HEADER LINE&gt;</w:t>
-      </w:r>
-    </w:p>
-    <w:p>
-      <w:r>
-        <w:t>The “Header Add” command is used to fill the reusable header structure with a key value pair. The Header line is just one argument, so both the key as the value are passed as one string, separated by a colon and space. These must be present. When the key is already present in the header, it is replaced with the new one, so this command can also be used to modify an existing header entry.</w:t>
-      </w:r>
-    </w:p>
-    <w:p>
-      <w:r>
-        <w:t xml:space="preserve">If the header line is in the right format, the command returns with “000 OK”. If the format is wrong, the result is </w:t>
-      </w:r>
-      <w:r>
-        <w:rPr>
-          <w:rStyle w:val="CodeChar"/>
-        </w:rPr>
-        <w:t>500 BAD FORMAT</w:t>
-      </w:r>
-      <w:r>
-        <w:t>.</w:t>
-      </w:r>
-    </w:p>
-    <w:p>
-      <w:r>
-        <w:t>This command does not return data.</w:t>
-      </w:r>
-    </w:p>
-    <w:p>
-      <w:pPr>
-        <w:pStyle w:val="Heading2"/>
-      </w:pPr>
-      <w:bookmarkStart w:id="11" w:name="_Toc223894182"/>
-      <w:r>
-        <w:t>HTTP_CMD_HEADER_</w:t>
-      </w:r>
-      <w:r>
-        <w:t>QUERY</w:t>
-      </w:r>
-      <w:r>
-        <w:t xml:space="preserve"> (0x14)</w:t>
-      </w:r>
-      <w:bookmarkEnd w:id="11"/>
-    </w:p>
-    <w:p>
-      <w:r>
-        <w:t xml:space="preserve">Command format </w:t>
-      </w:r>
-      <w:r>
-        <w:rPr>
-          <w:rStyle w:val="CodeChar"/>
-        </w:rPr>
-        <w:t xml:space="preserve">$06 $14 </w:t>
-      </w:r>
-      <w:r>
-        <w:rPr>
-          <w:rStyle w:val="CodeChar"/>
-        </w:rPr>
-        <w:t>&lt;HANDLE&gt;</w:t>
-      </w:r>
-      <w:r>
-        <w:rPr>
-          <w:rStyle w:val="CodeChar"/>
-        </w:rPr>
-        <w:t xml:space="preserve"> </w:t>
-      </w:r>
-      <w:r>
-        <w:rPr>
-          <w:rStyle w:val="CodeChar"/>
-        </w:rPr>
-        <w:t>&lt;KEY&gt;</w:t>
-      </w:r>
-    </w:p>
-    <w:p>
-      <w:r>
-        <w:t>This command is used to query the header. While this may not be very useful for the request header, it is useful to examine the response header.</w:t>
-      </w:r>
-    </w:p>
-    <w:p>
-      <w:r>
-        <w:t xml:space="preserve">When the key is present in the header, the data channel will return the value associated with the key-value pair. In this case the status channel is set to </w:t>
-      </w:r>
-      <w:r>
-        <w:rPr>
-          <w:rStyle w:val="CodeChar"/>
-        </w:rPr>
-        <w:t>000 OK</w:t>
-      </w:r>
-      <w:r>
-        <w:t xml:space="preserve">. When the key is not present in the header, the </w:t>
-      </w:r>
-      <w:r>
-        <w:t xml:space="preserve">status channel is set to </w:t>
-      </w:r>
-      <w:r>
-        <w:rPr>
-          <w:rStyle w:val="CodeChar"/>
-        </w:rPr>
-        <w:t>404 KEY NOT PRESENT</w:t>
-      </w:r>
-      <w:r>
-        <w:t>.</w:t>
-      </w:r>
-    </w:p>
-    <w:p>
-      <w:pPr>
-        <w:pStyle w:val="Heading2"/>
-      </w:pPr>
-      <w:bookmarkStart w:id="12" w:name="_Toc223894183"/>
-      <w:r>
-        <w:t>HTTP_CMD_HEADER_LIST (0x15)</w:t>
-      </w:r>
-      <w:bookmarkEnd w:id="12"/>
-    </w:p>
-    <w:p>
-      <w:r>
-        <w:t xml:space="preserve">Command format </w:t>
-      </w:r>
-      <w:r>
-        <w:rPr>
-          <w:rStyle w:val="CodeChar"/>
-        </w:rPr>
-        <w:t xml:space="preserve">$06 $15 </w:t>
-      </w:r>
-      <w:r>
-        <w:rPr>
-          <w:rStyle w:val="CodeChar"/>
-        </w:rPr>
-        <w:t>&lt;HANDLE&gt;</w:t>
-      </w:r>
-      <w:r>
-        <w:rPr>
-          <w:rStyle w:val="CodeChar"/>
-        </w:rPr>
-        <w:t xml:space="preserve"> </w:t>
-      </w:r>
-      <w:r>
-        <w:rPr>
-          <w:rStyle w:val="CodeChar"/>
-        </w:rPr>
-        <w:t>&lt;INDEX&gt;</w:t>
-      </w:r>
-    </w:p>
-    <w:p>
-      <w:r>
-        <w:t xml:space="preserve">This command is useful when the application does not know what key value pairs are in the header. The index is used to facilitate the processing of the data that is returned. Use $00 if the entire header is requested, use a line/entry number starting with ‘1’ to get each key-value pair separately. When the command succeeds, the status channel will read </w:t>
-      </w:r>
-      <w:r>
-        <w:rPr>
-          <w:rStyle w:val="CodeChar"/>
-        </w:rPr>
-        <w:t>000 OK</w:t>
-      </w:r>
-      <w:r>
-        <w:t>, and the data channel will contain the requested (part of) the header.</w:t>
-      </w:r>
-    </w:p>
-    <w:p>
-      <w:r>
-        <w:t xml:space="preserve">When the entry number exceeds the number of key-value entries, the status channel will return </w:t>
-      </w:r>
-      <w:r>
-        <w:br/>
-      </w:r>
-      <w:r>
-        <w:rPr>
-          <w:rStyle w:val="CodeChar"/>
-        </w:rPr>
-        <w:t>400 INDEX OUT OF BOUNDS</w:t>
-      </w:r>
-      <w:r>
-        <w:t>. In this case the data channel will be empty.</w:t>
-      </w:r>
-    </w:p>
-    <w:p>
-      <w:pPr>
-        <w:pStyle w:val="Heading2"/>
-      </w:pPr>
-      <w:bookmarkStart w:id="13" w:name="_Toc223894184"/>
-      <w:r>
-        <w:t>HTTP_CMD_</w:t>
-      </w:r>
-      <w:r>
-        <w:t>BODY</w:t>
-      </w:r>
-      <w:r>
-        <w:t>_CREATE</w:t>
-      </w:r>
-      <w:r>
-        <w:t xml:space="preserve"> (0x21)</w:t>
-      </w:r>
-      <w:bookmarkEnd w:id="13"/>
-    </w:p>
-    <w:p>
-      <w:r>
-        <w:t xml:space="preserve">Command format: </w:t>
-      </w:r>
-      <w:r>
-        <w:rPr>
-          <w:rStyle w:val="CodeChar"/>
-        </w:rPr>
-        <w:t>$06 $</w:t>
-      </w:r>
-      <w:r>
-        <w:rPr>
-          <w:rStyle w:val="CodeChar"/>
-        </w:rPr>
-        <w:t>2</w:t>
-      </w:r>
-      <w:r>
-        <w:rPr>
-          <w:rStyle w:val="CodeChar"/>
-        </w:rPr>
         <w:t xml:space="preserve">1 </w:t>
       </w:r>
       <w:r>
         <w:rPr>
           <w:rStyle w:val="CodeChar"/>
         </w:rPr>
-        <w:t>&lt;</w:t>
-      </w:r>
-      <w:r>
-        <w:rPr>
-          <w:rStyle w:val="CodeChar"/>
-        </w:rPr>
-        <w:t>FORMAT</w:t>
-      </w:r>
-      <w:r>
-        <w:rPr>
-          <w:rStyle w:val="CodeChar"/>
-        </w:rPr>
-        <w:t>&gt;</w:t>
-      </w:r>
-    </w:p>
-    <w:p>
-      <w:r>
-        <w:t>The “</w:t>
-      </w:r>
-      <w:r>
-        <w:t>Body</w:t>
-      </w:r>
-      <w:r>
-        <w:t xml:space="preserve"> Create” command is used to create a new </w:t>
-      </w:r>
-      <w:r>
-        <w:t>data</w:t>
-      </w:r>
-      <w:r>
-        <w:t xml:space="preserve"> object</w:t>
-      </w:r>
-      <w:r>
-        <w:t xml:space="preserve"> for the HTTP body</w:t>
-      </w:r>
-      <w:r>
-        <w:t xml:space="preserve">. </w:t>
-      </w:r>
-    </w:p>
-    <w:p>
-      <w:r>
-        <w:t xml:space="preserve">The </w:t>
-      </w:r>
-      <w:r>
-        <w:t>format</w:t>
-      </w:r>
-      <w:r>
-        <w:t xml:space="preserve"> byte is one of the following:</w:t>
+        <w:t>&lt;FORMAT&gt;</w:t>
+      </w:r>
+    </w:p>
+    <w:p>
+      <w:r>
+        <w:t xml:space="preserve">The “Body Create” command is used to create a new data object for the HTTP body. </w:t>
+      </w:r>
+    </w:p>
+    <w:p>
+      <w:r>
+        <w:t>The format byte is one of the following:</w:t>
       </w:r>
     </w:p>
     <w:tbl>
@@ -4099,92 +4012,829 @@
           </w:p>
         </w:tc>
       </w:tr>
+      <w:tr>
+        <w:trPr>
+          <w:cnfStyle w:val="000000100000" w:firstRow="0" w:lastRow="0" w:firstColumn="0" w:lastColumn="0" w:oddVBand="0" w:evenVBand="0" w:oddHBand="1" w:evenHBand="0" w:firstRowFirstColumn="0" w:firstRowLastColumn="0" w:lastRowFirstColumn="0" w:lastRowLastColumn="0"/>
+        </w:trPr>
+        <w:tc>
+          <w:tcPr>
+            <w:cnfStyle w:val="001000000000" w:firstRow="0" w:lastRow="0" w:firstColumn="1" w:lastColumn="0" w:oddVBand="0" w:evenVBand="0" w:oddHBand="0" w:evenHBand="0" w:firstRowFirstColumn="0" w:firstRowLastColumn="0" w:lastRowFirstColumn="0" w:lastRowLastColumn="0"/>
+            <w:tcW w:w="2137" w:type="dxa"/>
+          </w:tcPr>
+          <w:p>
+            <w:pPr>
+              <w:keepNext/>
+            </w:pPr>
+            <w:r>
+              <w:t>URL ENCODED</w:t>
+            </w:r>
+          </w:p>
+        </w:tc>
+        <w:tc>
+          <w:tcPr>
+            <w:tcW w:w="0" w:type="auto"/>
+          </w:tcPr>
+          <w:p>
+            <w:pPr>
+              <w:keepNext/>
+              <w:cnfStyle w:val="000000100000" w:firstRow="0" w:lastRow="0" w:firstColumn="0" w:lastColumn="0" w:oddVBand="0" w:evenVBand="0" w:oddHBand="1" w:evenHBand="0" w:firstRowFirstColumn="0" w:firstRowLastColumn="0" w:lastRowFirstColumn="0" w:lastRowLastColumn="0"/>
+            </w:pPr>
+            <w:r>
+              <w:t>$03</w:t>
+            </w:r>
+          </w:p>
+        </w:tc>
+      </w:tr>
     </w:tbl>
     <w:p/>
     <w:p>
       <w:r>
-        <w:t xml:space="preserve">This command has only two possible outcomes; either there is a free </w:t>
+        <w:t xml:space="preserve">This command has only two possible outcomes; either there is a free data slot available, resulting in a status </w:t>
+      </w:r>
+      <w:r>
+        <w:rPr>
+          <w:rStyle w:val="CodeChar"/>
+        </w:rPr>
+        <w:t>000 OK</w:t>
+      </w:r>
+      <w:r>
+        <w:t xml:space="preserve">, or when the resources have run out: </w:t>
+      </w:r>
+      <w:r>
+        <w:rPr>
+          <w:rStyle w:val="CodeChar"/>
+        </w:rPr>
+        <w:t xml:space="preserve">507 NO </w:t>
+      </w:r>
+      <w:r>
+        <w:rPr>
+          <w:rStyle w:val="CodeChar"/>
+        </w:rPr>
+        <w:t>DATA</w:t>
+      </w:r>
+      <w:r>
+        <w:rPr>
+          <w:rStyle w:val="CodeChar"/>
+        </w:rPr>
+        <w:t xml:space="preserve"> SLOT</w:t>
+      </w:r>
+      <w:r>
+        <w:t>.</w:t>
+      </w:r>
+    </w:p>
+    <w:p>
+      <w:r>
+        <w:t>When the command is successful, it returns one single byte in the data channel, which is the handle of the body object.</w:t>
+      </w:r>
+    </w:p>
+    <w:p>
+      <w:r>
+        <w:t>In case the data object is of the ‘JSON’</w:t>
+      </w:r>
+      <w:r>
+        <w:t xml:space="preserve"> or ‘URL ENCODED’</w:t>
+      </w:r>
+      <w:r>
+        <w:t xml:space="preserve"> type, it automatically opens the top level object, which could be represented as </w:t>
+      </w:r>
+      <w:r>
+        <w:rPr>
+          <w:rStyle w:val="CodeChar"/>
+        </w:rPr>
+        <w:t>{ }</w:t>
+      </w:r>
+      <w:r>
+        <w:t>.</w:t>
+      </w:r>
+      <w:r>
+        <w:t xml:space="preserve"> This JSON body has a pointer associated to it, which can be moved to add items at the correct level of the hierarchy.</w:t>
+      </w:r>
+      <w:r>
+        <w:t xml:space="preserve"> When the body type is ‘URL ENCODED’, the formatting of the body will be different, but the internal data structure is the same.</w:t>
+      </w:r>
+    </w:p>
+    <w:p>
+      <w:pPr>
+        <w:pStyle w:val="Heading2"/>
+      </w:pPr>
+      <w:bookmarkStart w:id="14" w:name="_Toc224300913"/>
+      <w:r>
+        <w:t>HTTP_CMD_</w:t>
+      </w:r>
+      <w:r>
+        <w:t>BODY</w:t>
+      </w:r>
+      <w:r>
+        <w:t>_FREE (0x22)</w:t>
+      </w:r>
+      <w:bookmarkEnd w:id="14"/>
+    </w:p>
+    <w:p>
+      <w:r>
+        <w:t xml:space="preserve">Command format: </w:t>
+      </w:r>
+      <w:r>
+        <w:rPr>
+          <w:rStyle w:val="CodeChar"/>
+        </w:rPr>
+        <w:t>$06 $</w:t>
+      </w:r>
+      <w:r>
+        <w:rPr>
+          <w:rStyle w:val="CodeChar"/>
+        </w:rPr>
+        <w:t>22</w:t>
+      </w:r>
+      <w:r>
+        <w:rPr>
+          <w:rStyle w:val="CodeChar"/>
+        </w:rPr>
+        <w:t xml:space="preserve"> </w:t>
+      </w:r>
+      <w:r>
+        <w:rPr>
+          <w:rStyle w:val="CodeChar"/>
+        </w:rPr>
+        <w:t>&lt;HANDLE&gt;</w:t>
+      </w:r>
+    </w:p>
+    <w:p>
+      <w:r>
+        <w:t xml:space="preserve">This command is used to free the body data resource. </w:t>
+      </w:r>
+    </w:p>
+    <w:p>
+      <w:r>
+        <w:t>This command will never fail; not even if the resource was already free. It always responds with</w:t>
+      </w:r>
+      <w:r>
+        <w:br/>
+      </w:r>
+      <w:r>
+        <w:rPr>
+          <w:rStyle w:val="CodeChar"/>
+        </w:rPr>
+        <w:t>000 OK</w:t>
+      </w:r>
+      <w:r>
+        <w:t>.</w:t>
+      </w:r>
+    </w:p>
+    <w:p>
+      <w:pPr>
+        <w:pStyle w:val="Heading2"/>
+      </w:pPr>
+      <w:bookmarkStart w:id="15" w:name="_Toc224300914"/>
+      <w:r>
+        <w:t>HTTP_CMD_BODY</w:t>
+      </w:r>
+      <w:r>
+        <w:t>_ADD_INT</w:t>
+      </w:r>
+      <w:r>
+        <w:t xml:space="preserve"> (0x23)</w:t>
+      </w:r>
+      <w:bookmarkEnd w:id="15"/>
+    </w:p>
+    <w:p>
+      <w:r>
+        <w:t xml:space="preserve">Command format: </w:t>
+      </w:r>
+      <w:r>
+        <w:rPr>
+          <w:rStyle w:val="CodeChar"/>
+        </w:rPr>
+        <w:t>$06 $</w:t>
+      </w:r>
+      <w:r>
+        <w:rPr>
+          <w:rStyle w:val="CodeChar"/>
+        </w:rPr>
+        <w:t>23</w:t>
+      </w:r>
+      <w:r>
+        <w:rPr>
+          <w:rStyle w:val="CodeChar"/>
+        </w:rPr>
+        <w:t xml:space="preserve"> </w:t>
+      </w:r>
+      <w:r>
+        <w:rPr>
+          <w:rStyle w:val="CodeChar"/>
+        </w:rPr>
+        <w:t xml:space="preserve">&lt;HANDLE&gt; </w:t>
+      </w:r>
+      <w:r>
+        <w:rPr>
+          <w:rStyle w:val="CodeChar"/>
+        </w:rPr>
+        <w:t>&lt;KEYLEN&gt; &lt;KEY&gt; &lt;INT&gt;</w:t>
+      </w:r>
+    </w:p>
+    <w:p>
+      <w:r>
+        <w:t xml:space="preserve">Use this command to add a primitive of type ‘int’ to the </w:t>
       </w:r>
       <w:r>
         <w:t>data</w:t>
       </w:r>
       <w:r>
-        <w:t xml:space="preserve"> slot available, resulting in a status </w:t>
-      </w:r>
-      <w:r>
-        <w:rPr>
-          <w:rStyle w:val="CodeChar"/>
-        </w:rPr>
-        <w:t>000 OK</w:t>
-      </w:r>
-      <w:r>
-        <w:t xml:space="preserve">, or when the resources have run out: </w:t>
-      </w:r>
-      <w:r>
-        <w:rPr>
-          <w:rStyle w:val="CodeChar"/>
-        </w:rPr>
-        <w:t xml:space="preserve">507 NO </w:t>
-      </w:r>
-      <w:r>
-        <w:rPr>
-          <w:rStyle w:val="CodeChar"/>
-        </w:rPr>
-        <w:t>DATA</w:t>
-      </w:r>
-      <w:r>
-        <w:rPr>
-          <w:rStyle w:val="CodeChar"/>
-        </w:rPr>
-        <w:t xml:space="preserve"> SLOT</w:t>
+        <w:t xml:space="preserve"> object, in the current object hierarchy. Right after the command HTTP_CMD_BODY_CREATE, the current hierarchy level will be set to ‘top’. Since key names are variable in length, the command starts with a one-byte length indicator of the string. Then the string itself follows, exactly the number of bytes </w:t>
+      </w:r>
+      <w:r>
+        <w:t>indicated. Then the integer value follows, which can be 1, 2, 3 or 4 bytes in length. It will be interpreted as a signed value, LSB first.</w:t>
+      </w:r>
+    </w:p>
+    <w:p>
+      <w:r>
+        <w:t xml:space="preserve">Example: </w:t>
+      </w:r>
+      <w:r>
+        <w:rPr>
+          <w:rStyle w:val="CodeChar"/>
+        </w:rPr>
+        <w:t>"width": 500</w:t>
+      </w:r>
+      <w:r>
+        <w:t xml:space="preserve">  would be encoded as: </w:t>
+      </w:r>
+      <w:r>
+        <w:rPr>
+          <w:rStyle w:val="CodeChar"/>
+        </w:rPr>
+        <w:t xml:space="preserve">$06 $23 </w:t>
+      </w:r>
+      <w:r>
+        <w:rPr>
+          <w:rStyle w:val="CodeChar"/>
+        </w:rPr>
+        <w:t xml:space="preserve">$XX </w:t>
+      </w:r>
+      <w:r>
+        <w:rPr>
+          <w:rStyle w:val="CodeChar"/>
+        </w:rPr>
+        <w:t>$05 “width” $F4 $01</w:t>
       </w:r>
       <w:r>
         <w:t>.</w:t>
       </w:r>
-    </w:p>
-    <w:p>
-      <w:r>
-        <w:t xml:space="preserve">When the command is successful, it returns one single byte in the data channel, which is the handle of the </w:t>
-      </w:r>
-      <w:r>
-        <w:t>body object</w:t>
+      <w:r>
+        <w:t xml:space="preserve"> This results in the object:</w:t>
+      </w:r>
+    </w:p>
+    <w:p>
+      <w:pPr>
+        <w:pStyle w:val="Code"/>
+      </w:pPr>
+      <w:r>
+        <w:t>{</w:t>
+      </w:r>
+    </w:p>
+    <w:p>
+      <w:pPr>
+        <w:pStyle w:val="Code"/>
+      </w:pPr>
+      <w:r>
+        <w:t xml:space="preserve">    “width” : 500</w:t>
+      </w:r>
+    </w:p>
+    <w:p>
+      <w:pPr>
+        <w:pStyle w:val="Code"/>
+      </w:pPr>
+      <w:r>
+        <w:t>}</w:t>
+      </w:r>
+    </w:p>
+    <w:p>
+      <w:r>
+        <w:t>In URL encoded form, the body would look like this:</w:t>
+      </w:r>
+    </w:p>
+    <w:p>
+      <w:pPr>
+        <w:pStyle w:val="Code"/>
+      </w:pPr>
+      <w:r>
+        <w:t>width=500</w:t>
+      </w:r>
+    </w:p>
+    <w:p>
+      <w:pPr>
+        <w:pStyle w:val="Heading2"/>
+      </w:pPr>
+      <w:bookmarkStart w:id="16" w:name="_Toc224300915"/>
+      <w:r>
+        <w:t>HTTP_CMD_BODY</w:t>
+      </w:r>
+      <w:r>
+        <w:t>_ADD_BOOL</w:t>
+      </w:r>
+      <w:r>
+        <w:t xml:space="preserve"> (0x24)</w:t>
+      </w:r>
+      <w:bookmarkEnd w:id="16"/>
+    </w:p>
+    <w:p>
+      <w:r>
+        <w:t xml:space="preserve">Command format: </w:t>
+      </w:r>
+      <w:r>
+        <w:rPr>
+          <w:rStyle w:val="CodeChar"/>
+        </w:rPr>
+        <w:t>$06 $</w:t>
+      </w:r>
+      <w:r>
+        <w:rPr>
+          <w:rStyle w:val="CodeChar"/>
+        </w:rPr>
+        <w:t>24</w:t>
+      </w:r>
+      <w:r>
+        <w:rPr>
+          <w:rStyle w:val="CodeChar"/>
+        </w:rPr>
+        <w:t xml:space="preserve"> </w:t>
+      </w:r>
+      <w:r>
+        <w:rPr>
+          <w:rStyle w:val="CodeChar"/>
+        </w:rPr>
+        <w:t xml:space="preserve">&lt;HANDLE&gt; </w:t>
+      </w:r>
+      <w:r>
+        <w:rPr>
+          <w:rStyle w:val="CodeChar"/>
+        </w:rPr>
+        <w:t>&lt;KEYLEN&gt; &lt;KEY&gt; &lt;BOOL&gt;</w:t>
+      </w:r>
+    </w:p>
+    <w:p>
+      <w:r>
+        <w:t xml:space="preserve">Use this command to add a primitive of type ‘bool’ to the </w:t>
+      </w:r>
+      <w:r>
+        <w:t>data</w:t>
+      </w:r>
+      <w:r>
+        <w:t xml:space="preserve"> object, in the current object hierarchy. Since key names are variable in length, the command starts with a one-byte length indicator of the </w:t>
+      </w:r>
+      <w:r>
+        <w:lastRenderedPageBreak/>
+        <w:t>string. Then the string itself follows, exactly the number of bytes indicated. Then the value of the Boolean follows, always 1 byte in length.</w:t>
+      </w:r>
+    </w:p>
+    <w:p>
+      <w:r>
+        <w:t xml:space="preserve">Example: </w:t>
+      </w:r>
+      <w:r>
+        <w:rPr>
+          <w:rStyle w:val="CodeChar"/>
+        </w:rPr>
+        <w:t>"</w:t>
+      </w:r>
+      <w:r>
+        <w:rPr>
+          <w:rStyle w:val="CodeChar"/>
+        </w:rPr>
+        <w:t>visible</w:t>
+      </w:r>
+      <w:r>
+        <w:rPr>
+          <w:rStyle w:val="CodeChar"/>
+        </w:rPr>
+        <w:t xml:space="preserve">": </w:t>
+      </w:r>
+      <w:r>
+        <w:rPr>
+          <w:rStyle w:val="CodeChar"/>
+        </w:rPr>
+        <w:t>true</w:t>
+      </w:r>
+      <w:r>
+        <w:t xml:space="preserve">  would be encoded as: </w:t>
+      </w:r>
+      <w:r>
+        <w:rPr>
+          <w:rStyle w:val="CodeChar"/>
+        </w:rPr>
+        <w:t>$06 $2</w:t>
+      </w:r>
+      <w:r>
+        <w:rPr>
+          <w:rStyle w:val="CodeChar"/>
+        </w:rPr>
+        <w:t>4</w:t>
+      </w:r>
+      <w:r>
+        <w:rPr>
+          <w:rStyle w:val="CodeChar"/>
+        </w:rPr>
+        <w:t xml:space="preserve"> </w:t>
+      </w:r>
+      <w:r>
+        <w:rPr>
+          <w:rStyle w:val="CodeChar"/>
+        </w:rPr>
+        <w:t xml:space="preserve">$XX </w:t>
+      </w:r>
+      <w:r>
+        <w:rPr>
+          <w:rStyle w:val="CodeChar"/>
+        </w:rPr>
+        <w:t>$0</w:t>
+      </w:r>
+      <w:r>
+        <w:rPr>
+          <w:rStyle w:val="CodeChar"/>
+        </w:rPr>
+        <w:t>7</w:t>
+      </w:r>
+      <w:r>
+        <w:rPr>
+          <w:rStyle w:val="CodeChar"/>
+        </w:rPr>
+        <w:t xml:space="preserve"> “</w:t>
+      </w:r>
+      <w:r>
+        <w:rPr>
+          <w:rStyle w:val="CodeChar"/>
+        </w:rPr>
+        <w:t>visible</w:t>
+      </w:r>
+      <w:r>
+        <w:rPr>
+          <w:rStyle w:val="CodeChar"/>
+        </w:rPr>
+        <w:t>” $</w:t>
+      </w:r>
+      <w:r>
+        <w:rPr>
+          <w:rStyle w:val="CodeChar"/>
+        </w:rPr>
+        <w:t>01</w:t>
       </w:r>
       <w:r>
         <w:t>.</w:t>
       </w:r>
-    </w:p>
-    <w:p>
-      <w:r>
-        <w:t xml:space="preserve">In case the data object is of the ‘JSON’ type, it automatically opens the top level object, which could be represented as </w:t>
-      </w:r>
-      <w:r>
-        <w:rPr>
-          <w:rStyle w:val="CodeChar"/>
-        </w:rPr>
-        <w:t>{ }</w:t>
+      <w:r>
+        <w:t xml:space="preserve"> This results in the object, if preceded by the previous example:</w:t>
+      </w:r>
+    </w:p>
+    <w:p>
+      <w:pPr>
+        <w:pStyle w:val="Code"/>
+      </w:pPr>
+      <w:r>
+        <w:t>{</w:t>
+      </w:r>
+    </w:p>
+    <w:p>
+      <w:pPr>
+        <w:pStyle w:val="Code"/>
+      </w:pPr>
+      <w:r>
+        <w:t xml:space="preserve">    “width” : 500,</w:t>
+      </w:r>
+    </w:p>
+    <w:p>
+      <w:pPr>
+        <w:pStyle w:val="Code"/>
+      </w:pPr>
+      <w:r>
+        <w:t xml:space="preserve">    “visible” : true</w:t>
+      </w:r>
+    </w:p>
+    <w:p>
+      <w:pPr>
+        <w:pStyle w:val="Code"/>
+      </w:pPr>
+      <w:r>
+        <w:t>}</w:t>
+      </w:r>
+    </w:p>
+    <w:p>
+      <w:r>
+        <w:t>In URL encoded form, the body would look like this:</w:t>
+      </w:r>
+    </w:p>
+    <w:p>
+      <w:pPr>
+        <w:pStyle w:val="Code"/>
+      </w:pPr>
+      <w:r>
+        <w:t>width=500</w:t>
+      </w:r>
+      <w:r>
+        <w:t>&amp;visible=true</w:t>
+      </w:r>
+    </w:p>
+    <w:p>
+      <w:pPr>
+        <w:pStyle w:val="Heading2"/>
+      </w:pPr>
+      <w:bookmarkStart w:id="17" w:name="_Toc224300916"/>
+      <w:r>
+        <w:t>HTTP_CMD_BODY</w:t>
+      </w:r>
+      <w:r>
+        <w:t>_ADD_STRING</w:t>
+      </w:r>
+      <w:r>
+        <w:t xml:space="preserve"> (0x25)</w:t>
+      </w:r>
+      <w:bookmarkEnd w:id="17"/>
+    </w:p>
+    <w:p>
+      <w:r>
+        <w:t xml:space="preserve">Command format: </w:t>
+      </w:r>
+      <w:r>
+        <w:rPr>
+          <w:rStyle w:val="CodeChar"/>
+        </w:rPr>
+        <w:t>$06 $</w:t>
+      </w:r>
+      <w:r>
+        <w:rPr>
+          <w:rStyle w:val="CodeChar"/>
+        </w:rPr>
+        <w:t>25</w:t>
+      </w:r>
+      <w:r>
+        <w:rPr>
+          <w:rStyle w:val="CodeChar"/>
+        </w:rPr>
+        <w:t xml:space="preserve"> </w:t>
+      </w:r>
+      <w:r>
+        <w:rPr>
+          <w:rStyle w:val="CodeChar"/>
+        </w:rPr>
+        <w:t xml:space="preserve">&lt;HANDLE&gt; </w:t>
+      </w:r>
+      <w:r>
+        <w:rPr>
+          <w:rStyle w:val="CodeChar"/>
+        </w:rPr>
+        <w:t>&lt;KEYLEN&gt; &lt;KEY&gt; &lt;VALUELEN&gt; &lt;VALUE&gt;</w:t>
+      </w:r>
+    </w:p>
+    <w:p>
+      <w:r>
+        <w:t xml:space="preserve">Use this command to add a primitive of type ‘string’ to the </w:t>
+      </w:r>
+      <w:r>
+        <w:t>data</w:t>
+      </w:r>
+      <w:r>
+        <w:t xml:space="preserve"> object, in the current object hierarchy. Since key names are variable in length, the command starts with a one-byte length indicator of the string. Then the string itself follows, exactly the number of bytes indicated. Then the value of the string follows, once again encoded with a length byte first.</w:t>
+      </w:r>
+    </w:p>
+    <w:p>
+      <w:r>
+        <w:t>E</w:t>
+      </w:r>
+      <w:r>
+        <w:t xml:space="preserve">xample: </w:t>
+      </w:r>
+      <w:r>
+        <w:rPr>
+          <w:rStyle w:val="CodeChar"/>
+        </w:rPr>
+        <w:t>"</w:t>
+      </w:r>
+      <w:r>
+        <w:rPr>
+          <w:rStyle w:val="CodeChar"/>
+        </w:rPr>
+        <w:t>title</w:t>
+      </w:r>
+      <w:r>
+        <w:rPr>
+          <w:rStyle w:val="CodeChar"/>
+        </w:rPr>
+        <w:t xml:space="preserve">": </w:t>
+      </w:r>
+      <w:r>
+        <w:rPr>
+          <w:rStyle w:val="CodeChar"/>
+        </w:rPr>
+        <w:t>"Commodore</w:t>
+      </w:r>
+      <w:r>
+        <w:rPr>
+          <w:rStyle w:val="CodeChar"/>
+        </w:rPr>
+        <w:t xml:space="preserve"> Intl</w:t>
+      </w:r>
+      <w:r>
+        <w:rPr>
+          <w:rStyle w:val="CodeChar"/>
+        </w:rPr>
+        <w:t>"</w:t>
+      </w:r>
+      <w:r>
+        <w:t xml:space="preserve">  would be encoded as: </w:t>
+      </w:r>
+    </w:p>
+    <w:p>
+      <w:r>
+        <w:rPr>
+          <w:rStyle w:val="CodeChar"/>
+        </w:rPr>
+        <w:t>$06 $2</w:t>
+      </w:r>
+      <w:r>
+        <w:rPr>
+          <w:rStyle w:val="CodeChar"/>
+        </w:rPr>
+        <w:t>5</w:t>
+      </w:r>
+      <w:r>
+        <w:rPr>
+          <w:rStyle w:val="CodeChar"/>
+        </w:rPr>
+        <w:t xml:space="preserve"> </w:t>
+      </w:r>
+      <w:r>
+        <w:rPr>
+          <w:rStyle w:val="CodeChar"/>
+        </w:rPr>
+        <w:t xml:space="preserve">$XX </w:t>
+      </w:r>
+      <w:r>
+        <w:rPr>
+          <w:rStyle w:val="CodeChar"/>
+        </w:rPr>
+        <w:t>$0</w:t>
+      </w:r>
+      <w:r>
+        <w:rPr>
+          <w:rStyle w:val="CodeChar"/>
+        </w:rPr>
+        <w:t>5</w:t>
+      </w:r>
+      <w:r>
+        <w:rPr>
+          <w:rStyle w:val="CodeChar"/>
+        </w:rPr>
+        <w:t xml:space="preserve"> “</w:t>
+      </w:r>
+      <w:r>
+        <w:rPr>
+          <w:rStyle w:val="CodeChar"/>
+        </w:rPr>
+        <w:t>title</w:t>
+      </w:r>
+      <w:r>
+        <w:rPr>
+          <w:rStyle w:val="CodeChar"/>
+        </w:rPr>
+        <w:t>” $</w:t>
+      </w:r>
+      <w:r>
+        <w:rPr>
+          <w:rStyle w:val="CodeChar"/>
+        </w:rPr>
+        <w:t>0</w:t>
+      </w:r>
+      <w:r>
+        <w:rPr>
+          <w:rStyle w:val="CodeChar"/>
+        </w:rPr>
+        <w:t>E</w:t>
+      </w:r>
+      <w:r>
+        <w:rPr>
+          <w:rStyle w:val="CodeChar"/>
+        </w:rPr>
+        <w:t xml:space="preserve"> “Commodore</w:t>
+      </w:r>
+      <w:r>
+        <w:rPr>
+          <w:rStyle w:val="CodeChar"/>
+        </w:rPr>
+        <w:t xml:space="preserve"> Intl</w:t>
+      </w:r>
+      <w:r>
+        <w:rPr>
+          <w:rStyle w:val="CodeChar"/>
+        </w:rPr>
+        <w:t>”</w:t>
       </w:r>
       <w:r>
         <w:t>.</w:t>
       </w:r>
       <w:r>
-        <w:t xml:space="preserve"> This JSON body has a pointer associated to it, which can be moved to add items at the correct level of the hierarchy.</w:t>
+        <w:t xml:space="preserve"> </w:t>
+      </w:r>
+      <w:r>
+        <w:br/>
+      </w:r>
+      <w:r>
+        <w:t>This results in the object, if preceded by the previous example</w:t>
+      </w:r>
+      <w:r>
+        <w:t>s</w:t>
+      </w:r>
+      <w:r>
+        <w:t>:</w:t>
+      </w:r>
+    </w:p>
+    <w:p>
+      <w:pPr>
+        <w:pStyle w:val="Code"/>
+      </w:pPr>
+      <w:r>
+        <w:t>{</w:t>
+      </w:r>
+    </w:p>
+    <w:p>
+      <w:pPr>
+        <w:pStyle w:val="Code"/>
+      </w:pPr>
+      <w:r>
+        <w:t xml:space="preserve">    “width” : 500,</w:t>
+      </w:r>
+    </w:p>
+    <w:p>
+      <w:pPr>
+        <w:pStyle w:val="Code"/>
+      </w:pPr>
+      <w:r>
+        <w:t xml:space="preserve">    “visible” : true</w:t>
+      </w:r>
+      <w:r>
+        <w:t>,</w:t>
+      </w:r>
+      <w:r>
+        <w:br/>
+        <w:t xml:space="preserve">    “title” : “Commodore</w:t>
+      </w:r>
+      <w:r>
+        <w:t xml:space="preserve"> Intl</w:t>
+      </w:r>
+      <w:r>
+        <w:t>”</w:t>
+      </w:r>
+    </w:p>
+    <w:p>
+      <w:pPr>
+        <w:pStyle w:val="Code"/>
+      </w:pPr>
+      <w:r>
+        <w:t>}</w:t>
+      </w:r>
+    </w:p>
+    <w:p>
+      <w:r>
+        <w:t>In URL encoded form, the body would look like this:</w:t>
+      </w:r>
+    </w:p>
+    <w:p>
+      <w:pPr>
+        <w:pStyle w:val="Code"/>
+      </w:pPr>
+      <w:r>
+        <w:t>width=500</w:t>
+      </w:r>
+      <w:r>
+        <w:t>&amp;visible=</w:t>
+      </w:r>
+      <w:proofErr w:type="spellStart"/>
+      <w:r>
+        <w:t>true&amp;title</w:t>
+      </w:r>
+      <w:proofErr w:type="spellEnd"/>
+      <w:r>
+        <w:t>=Commodore%20Intl</w:t>
       </w:r>
     </w:p>
     <w:p>
       <w:pPr>
         <w:pStyle w:val="Heading2"/>
       </w:pPr>
-      <w:bookmarkStart w:id="14" w:name="_Toc223894185"/>
-      <w:r>
-        <w:t>HTTP_CMD_</w:t>
-      </w:r>
-      <w:r>
-        <w:t>BODY</w:t>
-      </w:r>
-      <w:r>
-        <w:t>_FREE (0x22)</w:t>
-      </w:r>
-      <w:bookmarkEnd w:id="14"/>
+      <w:bookmarkStart w:id="18" w:name="_Toc224300917"/>
+      <w:r>
+        <w:t>HTTP_CMD_BODY</w:t>
+      </w:r>
+      <w:r>
+        <w:t>_ADD_OBJECT</w:t>
+      </w:r>
+      <w:r>
+        <w:t xml:space="preserve"> (0x2</w:t>
+      </w:r>
+      <w:r>
+        <w:t>6</w:t>
+      </w:r>
+      <w:r>
+        <w:t>)</w:t>
+      </w:r>
+      <w:bookmarkEnd w:id="18"/>
     </w:p>
     <w:p>
       <w:r>
@@ -4206,7 +4856,7 @@
         <w:rPr>
           <w:rStyle w:val="CodeChar"/>
         </w:rPr>
-        <w:t>2</w:t>
+        <w:t>6</w:t>
       </w:r>
       <w:r>
         <w:rPr>
@@ -4218,71 +4868,52 @@
         <w:rPr>
           <w:rStyle w:val="CodeChar"/>
         </w:rPr>
-        <w:t>&lt;HANDLE&gt;</w:t>
-      </w:r>
-    </w:p>
-    <w:p>
-      <w:r>
-        <w:t xml:space="preserve">This command is used to free the </w:t>
-      </w:r>
-      <w:r>
-        <w:t>body data</w:t>
-      </w:r>
-      <w:r>
-        <w:t xml:space="preserve"> resource. </w:t>
-      </w:r>
-    </w:p>
-    <w:p>
-      <w:r>
-        <w:t>This command will never fail; not even if the resource was already free. It always responds with</w:t>
-      </w:r>
-      <w:r>
-        <w:br/>
-      </w:r>
-      <w:r>
-        <w:rPr>
-          <w:rStyle w:val="CodeChar"/>
-        </w:rPr>
-        <w:t>000 OK</w:t>
-      </w:r>
-      <w:r>
-        <w:t>.</w:t>
-      </w:r>
-    </w:p>
-    <w:p>
-      <w:pPr>
-        <w:pStyle w:val="Heading2"/>
-      </w:pPr>
-      <w:bookmarkStart w:id="15" w:name="_Toc223894186"/>
-      <w:r>
-        <w:t>HTTP_CMD_JSON_ADD_INT</w:t>
-      </w:r>
-      <w:r>
-        <w:t xml:space="preserve"> (0x23)</w:t>
-      </w:r>
-      <w:bookmarkEnd w:id="15"/>
-    </w:p>
-    <w:p>
-      <w:r>
-        <w:t xml:space="preserve">Command format: </w:t>
-      </w:r>
-      <w:r>
-        <w:rPr>
-          <w:rStyle w:val="CodeChar"/>
-        </w:rPr>
-        <w:t>$06 $</w:t>
-      </w:r>
-      <w:r>
-        <w:rPr>
-          <w:rStyle w:val="CodeChar"/>
-        </w:rPr>
-        <w:t>2</w:t>
-      </w:r>
-      <w:r>
-        <w:rPr>
-          <w:rStyle w:val="CodeChar"/>
-        </w:rPr>
-        <w:t>3</w:t>
+        <w:t xml:space="preserve">&lt;HANDLE&gt; </w:t>
+      </w:r>
+      <w:r>
+        <w:rPr>
+          <w:rStyle w:val="CodeChar"/>
+        </w:rPr>
+        <w:t>&lt;KEYLEN&gt; &lt;KEY&gt;</w:t>
+      </w:r>
+    </w:p>
+    <w:p>
+      <w:r>
+        <w:t xml:space="preserve">Use this command to add a new </w:t>
+      </w:r>
+      <w:r>
+        <w:t>sub</w:t>
+      </w:r>
+      <w:r>
+        <w:t xml:space="preserve">-object to the current </w:t>
+      </w:r>
+      <w:r>
+        <w:t>data</w:t>
+      </w:r>
+      <w:r>
+        <w:t xml:space="preserve"> object, in the current object hierarchy. Since key names are variable in length, the command starts with a one-byte length indicator of the string. Then the string itself follows, exactly the number of bytes indicated. This command does not take any</w:t>
+      </w:r>
+      <w:r>
+        <w:t xml:space="preserve"> value.</w:t>
+      </w:r>
+    </w:p>
+    <w:p>
+      <w:r>
+        <w:t xml:space="preserve">Example: </w:t>
+      </w:r>
+    </w:p>
+    <w:p>
+      <w:r>
+        <w:rPr>
+          <w:rStyle w:val="CodeChar"/>
+        </w:rPr>
+        <w:t>$06 $2</w:t>
+      </w:r>
+      <w:r>
+        <w:rPr>
+          <w:rStyle w:val="CodeChar"/>
+        </w:rPr>
+        <w:t>6</w:t>
       </w:r>
       <w:r>
         <w:rPr>
@@ -4294,137 +4925,13 @@
         <w:rPr>
           <w:rStyle w:val="CodeChar"/>
         </w:rPr>
-        <w:t>&lt;HANDLE&gt;</w:t>
-      </w:r>
-      <w:r>
-        <w:rPr>
-          <w:rStyle w:val="CodeChar"/>
-        </w:rPr>
-        <w:t xml:space="preserve"> </w:t>
-      </w:r>
-      <w:r>
-        <w:rPr>
-          <w:rStyle w:val="CodeChar"/>
-        </w:rPr>
-        <w:t>&lt;</w:t>
-      </w:r>
-      <w:r>
-        <w:rPr>
-          <w:rStyle w:val="CodeChar"/>
-        </w:rPr>
-        <w:t>KEYLEN</w:t>
-      </w:r>
-      <w:r>
-        <w:rPr>
-          <w:rStyle w:val="CodeChar"/>
-        </w:rPr>
-        <w:t>&gt;</w:t>
-      </w:r>
-      <w:r>
-        <w:rPr>
-          <w:rStyle w:val="CodeChar"/>
-        </w:rPr>
-        <w:t xml:space="preserve"> &lt;KEY&gt; &lt;INT&gt;</w:t>
-      </w:r>
-    </w:p>
-    <w:p>
-      <w:r>
-        <w:t xml:space="preserve">Use this command to add a primitive of type ‘int’ to the JSON object, in the current object hierarchy. Right after the command HTTP_CMD_BODY_CREATE, the current hierarchy level will be set to ‘top’. Since key names are variable in length, the command starts with a one-byte length indicator of the string. Then the string itself follows, exactly the number of bytes </w:t>
-      </w:r>
-      <w:r>
-        <w:t>indicated. Then the integer value follows, which can be 1, 2, 3 or 4 bytes in length. It will be interpreted as a signed value, LSB first.</w:t>
-      </w:r>
-    </w:p>
-    <w:p>
-      <w:r>
-        <w:t xml:space="preserve">Example: </w:t>
-      </w:r>
-      <w:r>
-        <w:rPr>
-          <w:rStyle w:val="CodeChar"/>
-        </w:rPr>
-        <w:t>"width": 500</w:t>
-      </w:r>
-      <w:r>
-        <w:t xml:space="preserve">  would be encoded as: </w:t>
-      </w:r>
-      <w:r>
-        <w:rPr>
-          <w:rStyle w:val="CodeChar"/>
-        </w:rPr>
-        <w:t xml:space="preserve">$06 $23 </w:t>
-      </w:r>
-      <w:r>
-        <w:rPr>
-          <w:rStyle w:val="CodeChar"/>
-        </w:rPr>
         <w:t xml:space="preserve">$XX </w:t>
       </w:r>
       <w:r>
         <w:rPr>
           <w:rStyle w:val="CodeChar"/>
         </w:rPr>
-        <w:t>$05 “width” $F4 $01</w:t>
-      </w:r>
-      <w:r>
-        <w:t>.</w:t>
-      </w:r>
-      <w:r>
-        <w:t xml:space="preserve"> This results in the object:</w:t>
-      </w:r>
-    </w:p>
-    <w:p>
-      <w:pPr>
-        <w:pStyle w:val="Code"/>
-      </w:pPr>
-      <w:r>
-        <w:t>{</w:t>
-      </w:r>
-    </w:p>
-    <w:p>
-      <w:pPr>
-        <w:pStyle w:val="Code"/>
-      </w:pPr>
-      <w:r>
-        <w:t xml:space="preserve">    “width” : 500</w:t>
-      </w:r>
-    </w:p>
-    <w:p>
-      <w:pPr>
-        <w:pStyle w:val="Code"/>
-      </w:pPr>
-      <w:r>
-        <w:t>}</w:t>
-      </w:r>
-    </w:p>
-    <w:p>
-      <w:pPr>
-        <w:pStyle w:val="Heading2"/>
-      </w:pPr>
-      <w:bookmarkStart w:id="16" w:name="_Toc223894187"/>
-      <w:r>
-        <w:t>HTTP_CMD_JSON_ADD_BOOL</w:t>
-      </w:r>
-      <w:r>
-        <w:t xml:space="preserve"> (0x24)</w:t>
-      </w:r>
-      <w:bookmarkEnd w:id="16"/>
-    </w:p>
-    <w:p>
-      <w:r>
-        <w:t xml:space="preserve">Command format: </w:t>
-      </w:r>
-      <w:r>
-        <w:rPr>
-          <w:rStyle w:val="CodeChar"/>
-        </w:rPr>
-        <w:t>$06 $</w:t>
-      </w:r>
-      <w:r>
-        <w:rPr>
-          <w:rStyle w:val="CodeChar"/>
-        </w:rPr>
-        <w:t>2</w:t>
+        <w:t>$0</w:t>
       </w:r>
       <w:r>
         <w:rPr>
@@ -4436,161 +4943,34 @@
         <w:rPr>
           <w:rStyle w:val="CodeChar"/>
         </w:rPr>
-        <w:t xml:space="preserve"> </w:t>
-      </w:r>
-      <w:r>
-        <w:rPr>
-          <w:rStyle w:val="CodeChar"/>
-        </w:rPr>
-        <w:t>&lt;HANDLE&gt;</w:t>
-      </w:r>
-      <w:r>
-        <w:rPr>
-          <w:rStyle w:val="CodeChar"/>
-        </w:rPr>
-        <w:t xml:space="preserve"> </w:t>
-      </w:r>
-      <w:r>
-        <w:rPr>
-          <w:rStyle w:val="CodeChar"/>
-        </w:rPr>
-        <w:t>&lt;KEYLEN&gt; &lt;KEY&gt; &lt;</w:t>
-      </w:r>
-      <w:r>
-        <w:rPr>
-          <w:rStyle w:val="CodeChar"/>
-        </w:rPr>
-        <w:t>BOOL</w:t>
-      </w:r>
-      <w:r>
-        <w:rPr>
-          <w:rStyle w:val="CodeChar"/>
-        </w:rPr>
-        <w:t>&gt;</w:t>
-      </w:r>
-    </w:p>
-    <w:p>
-      <w:r>
-        <w:t>Use this command to add a primitive of type ‘</w:t>
-      </w:r>
-      <w:r>
-        <w:t>bool</w:t>
-      </w:r>
-      <w:r>
-        <w:t xml:space="preserve">’ to the JSON object, in the current object hierarchy. Since key names are variable in length, the command starts with a one-byte length indicator of the string. Then the string itself follows, exactly the number of bytes indicated. Then the value </w:t>
-      </w:r>
-      <w:r>
-        <w:t xml:space="preserve">of the Boolean </w:t>
-      </w:r>
-      <w:r>
-        <w:t xml:space="preserve">follows, </w:t>
-      </w:r>
-      <w:r>
-        <w:t>always 1 byte in length</w:t>
-      </w:r>
-      <w:r>
-        <w:t>.</w:t>
-      </w:r>
-    </w:p>
-    <w:p>
-      <w:r>
-        <w:t xml:space="preserve">Example: </w:t>
-      </w:r>
-      <w:r>
-        <w:rPr>
-          <w:rStyle w:val="CodeChar"/>
-        </w:rPr>
-        <w:t>"</w:t>
-      </w:r>
-      <w:r>
-        <w:rPr>
-          <w:rStyle w:val="CodeChar"/>
-        </w:rPr>
-        <w:t>visible</w:t>
-      </w:r>
-      <w:r>
-        <w:rPr>
-          <w:rStyle w:val="CodeChar"/>
-        </w:rPr>
-        <w:t xml:space="preserve">": </w:t>
-      </w:r>
-      <w:r>
-        <w:rPr>
-          <w:rStyle w:val="CodeChar"/>
-        </w:rPr>
-        <w:t>true</w:t>
-      </w:r>
-      <w:r>
-        <w:t xml:space="preserve">  would be encoded as: </w:t>
-      </w:r>
-      <w:r>
-        <w:rPr>
-          <w:rStyle w:val="CodeChar"/>
-        </w:rPr>
-        <w:t>$06 $2</w:t>
-      </w:r>
-      <w:r>
-        <w:rPr>
-          <w:rStyle w:val="CodeChar"/>
-        </w:rPr>
-        <w:t>4</w:t>
-      </w:r>
-      <w:r>
-        <w:rPr>
-          <w:rStyle w:val="CodeChar"/>
-        </w:rPr>
-        <w:t xml:space="preserve"> </w:t>
-      </w:r>
-      <w:r>
-        <w:rPr>
-          <w:rStyle w:val="CodeChar"/>
-        </w:rPr>
-        <w:t xml:space="preserve">$XX </w:t>
-      </w:r>
-      <w:r>
-        <w:rPr>
-          <w:rStyle w:val="CodeChar"/>
-        </w:rPr>
-        <w:t>$0</w:t>
-      </w:r>
-      <w:r>
-        <w:rPr>
-          <w:rStyle w:val="CodeChar"/>
-        </w:rPr>
-        <w:t>7</w:t>
-      </w:r>
-      <w:r>
-        <w:rPr>
-          <w:rStyle w:val="CodeChar"/>
-        </w:rPr>
         <w:t xml:space="preserve"> “</w:t>
       </w:r>
       <w:r>
         <w:rPr>
           <w:rStyle w:val="CodeChar"/>
         </w:rPr>
-        <w:t>visible</w:t>
-      </w:r>
-      <w:r>
-        <w:rPr>
-          <w:rStyle w:val="CodeChar"/>
-        </w:rPr>
-        <w:t>” $</w:t>
-      </w:r>
-      <w:r>
-        <w:rPr>
-          <w:rStyle w:val="CodeChar"/>
-        </w:rPr>
-        <w:t>01</w:t>
-      </w:r>
-      <w:r>
-        <w:t>.</w:t>
-      </w:r>
-      <w:r>
-        <w:t xml:space="preserve"> This results in the object</w:t>
-      </w:r>
-      <w:r>
-        <w:t>, if preceded by the previous example:</w:t>
+        <w:t>user</w:t>
+      </w:r>
+      <w:r>
+        <w:rPr>
+          <w:rStyle w:val="CodeChar"/>
+        </w:rPr>
+        <w:t>”</w:t>
+      </w:r>
+      <w:r>
+        <w:t xml:space="preserve"> results in the </w:t>
+      </w:r>
+      <w:r>
+        <w:t xml:space="preserve">following </w:t>
+      </w:r>
+      <w:r>
+        <w:t>object, if preceded by the previous example</w:t>
+      </w:r>
+      <w:r>
+        <w:t>s</w:t>
+      </w:r>
+      <w:r>
+        <w:t>:</w:t>
       </w:r>
     </w:p>
     <w:p>
@@ -4607,10 +4987,7 @@
         <w:pStyle w:val="Code"/>
       </w:pPr>
       <w:r>
-        <w:t xml:space="preserve">    “width” : 500</w:t>
-      </w:r>
-      <w:r>
-        <w:t>,</w:t>
+        <w:t xml:space="preserve">    “width” : 500,</w:t>
       </w:r>
     </w:p>
     <w:p>
@@ -4618,298 +4995,81 @@
         <w:pStyle w:val="Code"/>
       </w:pPr>
       <w:r>
-        <w:t xml:space="preserve">    “visible” : true</w:t>
-      </w:r>
-    </w:p>
-    <w:p>
-      <w:pPr>
-        <w:pStyle w:val="Code"/>
-      </w:pPr>
-      <w:r>
-        <w:t>}</w:t>
-      </w:r>
-    </w:p>
-    <w:p>
-      <w:pPr>
-        <w:pStyle w:val="Heading2"/>
-      </w:pPr>
-      <w:bookmarkStart w:id="17" w:name="_Toc223894188"/>
-      <w:r>
-        <w:t>HTTP_CMD_JSON_ADD_STRING</w:t>
-      </w:r>
-      <w:r>
-        <w:t xml:space="preserve"> (0x25)</w:t>
-      </w:r>
-      <w:bookmarkEnd w:id="17"/>
-    </w:p>
-    <w:p>
-      <w:r>
-        <w:t xml:space="preserve">Command format: </w:t>
-      </w:r>
-      <w:r>
-        <w:rPr>
-          <w:rStyle w:val="CodeChar"/>
-        </w:rPr>
-        <w:t>$06 $</w:t>
-      </w:r>
-      <w:r>
-        <w:rPr>
-          <w:rStyle w:val="CodeChar"/>
-        </w:rPr>
-        <w:t>2</w:t>
-      </w:r>
-      <w:r>
-        <w:rPr>
-          <w:rStyle w:val="CodeChar"/>
-        </w:rPr>
-        <w:t>5</w:t>
-      </w:r>
-      <w:r>
-        <w:rPr>
-          <w:rStyle w:val="CodeChar"/>
-        </w:rPr>
-        <w:t xml:space="preserve"> </w:t>
-      </w:r>
-      <w:r>
-        <w:rPr>
-          <w:rStyle w:val="CodeChar"/>
-        </w:rPr>
-        <w:t>&lt;HANDLE&gt;</w:t>
-      </w:r>
-      <w:r>
-        <w:rPr>
-          <w:rStyle w:val="CodeChar"/>
-        </w:rPr>
-        <w:t xml:space="preserve"> </w:t>
-      </w:r>
-      <w:r>
-        <w:rPr>
-          <w:rStyle w:val="CodeChar"/>
-        </w:rPr>
-        <w:t>&lt;KEYLEN&gt; &lt;KEY&gt; &lt;</w:t>
-      </w:r>
-      <w:r>
-        <w:rPr>
-          <w:rStyle w:val="CodeChar"/>
-        </w:rPr>
-        <w:t>VALUELEN</w:t>
-      </w:r>
-      <w:r>
-        <w:rPr>
-          <w:rStyle w:val="CodeChar"/>
-        </w:rPr>
-        <w:t>&gt;</w:t>
-      </w:r>
-      <w:r>
-        <w:rPr>
-          <w:rStyle w:val="CodeChar"/>
-        </w:rPr>
-        <w:t xml:space="preserve"> &lt;VALUE&gt;</w:t>
-      </w:r>
-    </w:p>
-    <w:p>
-      <w:r>
-        <w:t>Use this command to add a primitive of type ‘</w:t>
-      </w:r>
-      <w:r>
-        <w:t>string</w:t>
-      </w:r>
-      <w:r>
-        <w:t xml:space="preserve">’ to the JSON object, in the current object hierarchy. Since key names are variable in length, the command starts with a one-byte length indicator of the string. Then the string itself follows, exactly the number of bytes indicated. Then the value of the </w:t>
-      </w:r>
-      <w:r>
-        <w:t xml:space="preserve">string </w:t>
-      </w:r>
-      <w:r>
-        <w:t xml:space="preserve">follows, </w:t>
-      </w:r>
-      <w:r>
-        <w:t>once again encoded with a length byte first</w:t>
-      </w:r>
-      <w:r>
-        <w:t>.</w:t>
-      </w:r>
-    </w:p>
-    <w:p>
-      <w:r>
-        <w:t>E</w:t>
-      </w:r>
-      <w:r>
-        <w:t xml:space="preserve">xample: </w:t>
-      </w:r>
-      <w:r>
-        <w:rPr>
-          <w:rStyle w:val="CodeChar"/>
-        </w:rPr>
-        <w:t>"</w:t>
-      </w:r>
-      <w:r>
-        <w:rPr>
-          <w:rStyle w:val="CodeChar"/>
-        </w:rPr>
-        <w:t>title</w:t>
-      </w:r>
-      <w:r>
-        <w:rPr>
-          <w:rStyle w:val="CodeChar"/>
-        </w:rPr>
-        <w:t xml:space="preserve">": </w:t>
-      </w:r>
-      <w:r>
-        <w:rPr>
-          <w:rStyle w:val="CodeChar"/>
-        </w:rPr>
-        <w:t>"Commodore"</w:t>
-      </w:r>
-      <w:r>
-        <w:t xml:space="preserve">  would be encoded as: </w:t>
-      </w:r>
-    </w:p>
-    <w:p>
-      <w:r>
-        <w:rPr>
-          <w:rStyle w:val="CodeChar"/>
-        </w:rPr>
-        <w:t>$06 $2</w:t>
-      </w:r>
-      <w:r>
-        <w:rPr>
-          <w:rStyle w:val="CodeChar"/>
-        </w:rPr>
-        <w:t>5</w:t>
-      </w:r>
-      <w:r>
-        <w:rPr>
-          <w:rStyle w:val="CodeChar"/>
-        </w:rPr>
-        <w:t xml:space="preserve"> </w:t>
-      </w:r>
-      <w:r>
-        <w:rPr>
-          <w:rStyle w:val="CodeChar"/>
-        </w:rPr>
-        <w:t xml:space="preserve">$XX </w:t>
-      </w:r>
-      <w:r>
-        <w:rPr>
-          <w:rStyle w:val="CodeChar"/>
-        </w:rPr>
-        <w:t>$0</w:t>
-      </w:r>
-      <w:r>
-        <w:rPr>
-          <w:rStyle w:val="CodeChar"/>
-        </w:rPr>
-        <w:t>5</w:t>
-      </w:r>
-      <w:r>
-        <w:rPr>
-          <w:rStyle w:val="CodeChar"/>
-        </w:rPr>
-        <w:t xml:space="preserve"> “</w:t>
-      </w:r>
-      <w:r>
-        <w:rPr>
-          <w:rStyle w:val="CodeChar"/>
-        </w:rPr>
-        <w:t>title</w:t>
-      </w:r>
-      <w:r>
-        <w:rPr>
-          <w:rStyle w:val="CodeChar"/>
-        </w:rPr>
-        <w:t>” $</w:t>
-      </w:r>
-      <w:r>
-        <w:rPr>
-          <w:rStyle w:val="CodeChar"/>
-        </w:rPr>
-        <w:t>0</w:t>
-      </w:r>
-      <w:r>
-        <w:rPr>
-          <w:rStyle w:val="CodeChar"/>
-        </w:rPr>
-        <w:t>9 “Commodore”</w:t>
-      </w:r>
-      <w:r>
-        <w:t>.</w:t>
-      </w:r>
-      <w:r>
-        <w:t xml:space="preserve"> </w:t>
-      </w:r>
-      <w:r>
-        <w:br/>
-      </w:r>
-      <w:r>
-        <w:t>This results in the object, if preceded by the previous example</w:t>
-      </w:r>
-      <w:r>
-        <w:t>s</w:t>
-      </w:r>
-      <w:r>
-        <w:t>:</w:t>
-      </w:r>
-    </w:p>
-    <w:p>
-      <w:pPr>
-        <w:pStyle w:val="Code"/>
-      </w:pPr>
-      <w:r>
-        <w:t>{</w:t>
-      </w:r>
-    </w:p>
-    <w:p>
-      <w:pPr>
-        <w:pStyle w:val="Code"/>
-      </w:pPr>
-      <w:r>
-        <w:t xml:space="preserve">    “width” : 500,</w:t>
-      </w:r>
-    </w:p>
-    <w:p>
-      <w:pPr>
-        <w:pStyle w:val="Code"/>
-      </w:pPr>
-      <w:r>
-        <w:t xml:space="preserve">    “visible” : true</w:t>
-      </w:r>
-      <w:r>
-        <w:t>,</w:t>
+        <w:t xml:space="preserve">    “visible” : true,</w:t>
       </w:r>
       <w:r>
         <w:br/>
         <w:t xml:space="preserve">    “title” : “Commodore”</w:t>
       </w:r>
+      <w:r>
+        <w:t>,</w:t>
+      </w:r>
     </w:p>
     <w:p>
       <w:pPr>
         <w:pStyle w:val="Code"/>
       </w:pPr>
       <w:r>
+        <w:t xml:space="preserve">    “user” : { ▪️ }</w:t>
+      </w:r>
+    </w:p>
+    <w:p>
+      <w:pPr>
+        <w:pStyle w:val="Code"/>
+      </w:pPr>
+      <w:r>
         <w:t>}</w:t>
       </w:r>
     </w:p>
     <w:p>
+      <w:r>
+        <w:t>After this command, the ‘current hierarchy level’ will be at the position of the black square.</w:t>
+      </w:r>
+    </w:p>
+    <w:p>
+      <w:r>
+        <w:t>In URL encoded form, the body would look like this:</w:t>
+      </w:r>
+    </w:p>
+    <w:p>
+      <w:pPr>
+        <w:pStyle w:val="Code"/>
+      </w:pPr>
+      <w:r>
+        <w:t>width=500&amp;visible=</w:t>
+      </w:r>
+      <w:proofErr w:type="spellStart"/>
+      <w:r>
+        <w:t>true&amp;title</w:t>
+      </w:r>
+      <w:proofErr w:type="spellEnd"/>
+      <w:r>
+        <w:t>=Commodore%20Intl</w:t>
+      </w:r>
+      <w:r>
+        <w:t>&amp;user=%7B%7D</w:t>
+      </w:r>
+    </w:p>
+    <w:p>
       <w:pPr>
         <w:pStyle w:val="Heading2"/>
       </w:pPr>
-      <w:bookmarkStart w:id="18" w:name="_Toc223894189"/>
-      <w:r>
-        <w:t>HTTP_CMD_JSON_ADD_OBJECT</w:t>
-      </w:r>
-      <w:r>
-        <w:t xml:space="preserve"> (0x2</w:t>
-      </w:r>
-      <w:r>
-        <w:t>6</w:t>
-      </w:r>
-      <w:r>
-        <w:t>)</w:t>
-      </w:r>
-      <w:bookmarkEnd w:id="18"/>
-    </w:p>
-    <w:p>
+      <w:bookmarkStart w:id="19" w:name="_Toc224300918"/>
+      <w:r>
+        <w:t>HTTP_CMD_BODY</w:t>
+      </w:r>
+      <w:r>
+        <w:t>_ADD_ARRAY</w:t>
+      </w:r>
+      <w:r>
+        <w:t xml:space="preserve"> (0x27)</w:t>
+      </w:r>
+      <w:bookmarkEnd w:id="19"/>
+    </w:p>
+    <w:p>
+      <w:pPr>
+        <w:keepNext/>
+      </w:pPr>
       <w:r>
         <w:t xml:space="preserve">Command format: </w:t>
       </w:r>
@@ -4923,13 +5083,7 @@
         <w:rPr>
           <w:rStyle w:val="CodeChar"/>
         </w:rPr>
-        <w:t>2</w:t>
-      </w:r>
-      <w:r>
-        <w:rPr>
-          <w:rStyle w:val="CodeChar"/>
-        </w:rPr>
-        <w:t>6</w:t>
+        <w:t>27</w:t>
       </w:r>
       <w:r>
         <w:rPr>
@@ -4941,7 +5095,46 @@
         <w:rPr>
           <w:rStyle w:val="CodeChar"/>
         </w:rPr>
-        <w:t>&lt;HANDLE&gt;</w:t>
+        <w:t xml:space="preserve">&lt;HANDLE&gt; </w:t>
+      </w:r>
+      <w:r>
+        <w:rPr>
+          <w:rStyle w:val="CodeChar"/>
+        </w:rPr>
+        <w:t>&lt;KEYLEN&gt; &lt;KEY&gt;</w:t>
+      </w:r>
+    </w:p>
+    <w:p>
+      <w:pPr>
+        <w:keepNext/>
+      </w:pPr>
+      <w:r>
+        <w:t xml:space="preserve">Use this command to add a new array to the current </w:t>
+      </w:r>
+      <w:r>
+        <w:t>data</w:t>
+      </w:r>
+      <w:r>
+        <w:t xml:space="preserve"> object, in the current object hierarchy. Since key names are variable in length, the command starts with a one-byte length indicator of the string. Then the string itself follows, exactly the number of bytes indicated. This command does not take any value.</w:t>
+      </w:r>
+    </w:p>
+    <w:p>
+      <w:r>
+        <w:t xml:space="preserve">Example: </w:t>
+      </w:r>
+    </w:p>
+    <w:p>
+      <w:r>
+        <w:rPr>
+          <w:rStyle w:val="CodeChar"/>
+        </w:rPr>
+        <w:t>$06 $2</w:t>
+      </w:r>
+      <w:r>
+        <w:rPr>
+          <w:rStyle w:val="CodeChar"/>
+        </w:rPr>
+        <w:t>7</w:t>
       </w:r>
       <w:r>
         <w:rPr>
@@ -4953,54 +5146,6 @@
         <w:rPr>
           <w:rStyle w:val="CodeChar"/>
         </w:rPr>
-        <w:t>&lt;KEYLEN&gt; &lt;KEY&gt;</w:t>
-      </w:r>
-    </w:p>
-    <w:p>
-      <w:r>
-        <w:t xml:space="preserve">Use this command to add </w:t>
-      </w:r>
-      <w:r>
-        <w:t>a new JSON-object to the current JSON object,</w:t>
-      </w:r>
-      <w:r>
-        <w:t xml:space="preserve"> in the current object hierarchy. Since key names are variable in length, the command starts with a one-byte length indicator of the string. Then the string itself follows, exactly the number of bytes indicated. </w:t>
-      </w:r>
-      <w:r>
-        <w:t>This command does not take any</w:t>
-      </w:r>
-      <w:r>
-        <w:t xml:space="preserve"> value.</w:t>
-      </w:r>
-    </w:p>
-    <w:p>
-      <w:r>
-        <w:t xml:space="preserve">Example: </w:t>
-      </w:r>
-    </w:p>
-    <w:p>
-      <w:r>
-        <w:rPr>
-          <w:rStyle w:val="CodeChar"/>
-        </w:rPr>
-        <w:t>$06 $2</w:t>
-      </w:r>
-      <w:r>
-        <w:rPr>
-          <w:rStyle w:val="CodeChar"/>
-        </w:rPr>
-        <w:t>6</w:t>
-      </w:r>
-      <w:r>
-        <w:rPr>
-          <w:rStyle w:val="CodeChar"/>
-        </w:rPr>
-        <w:t xml:space="preserve"> </w:t>
-      </w:r>
-      <w:r>
-        <w:rPr>
-          <w:rStyle w:val="CodeChar"/>
-        </w:rPr>
         <w:t xml:space="preserve">$XX </w:t>
       </w:r>
       <w:r>
@@ -5025,7 +5170,7 @@
         <w:rPr>
           <w:rStyle w:val="CodeChar"/>
         </w:rPr>
-        <w:t>user</w:t>
+        <w:t>cars</w:t>
       </w:r>
       <w:r>
         <w:rPr>
@@ -5034,216 +5179,7 @@
         <w:t>”</w:t>
       </w:r>
       <w:r>
-        <w:t xml:space="preserve"> results in the </w:t>
-      </w:r>
-      <w:r>
-        <w:t xml:space="preserve">following </w:t>
-      </w:r>
-      <w:r>
-        <w:t>object, if preceded by the previous example</w:t>
-      </w:r>
-      <w:r>
-        <w:t>s</w:t>
-      </w:r>
-      <w:r>
-        <w:t>:</w:t>
-      </w:r>
-    </w:p>
-    <w:p>
-      <w:pPr>
-        <w:pStyle w:val="Code"/>
-      </w:pPr>
-      <w:r>
-        <w:t>{</w:t>
-      </w:r>
-    </w:p>
-    <w:p>
-      <w:pPr>
-        <w:pStyle w:val="Code"/>
-      </w:pPr>
-      <w:r>
-        <w:t xml:space="preserve">    “width” : 500,</w:t>
-      </w:r>
-    </w:p>
-    <w:p>
-      <w:pPr>
-        <w:pStyle w:val="Code"/>
-      </w:pPr>
-      <w:r>
-        <w:t xml:space="preserve">    “visible” : true,</w:t>
-      </w:r>
-      <w:r>
-        <w:br/>
-        <w:t xml:space="preserve">    “title” : “Commodore”</w:t>
-      </w:r>
-      <w:r>
-        <w:t>,</w:t>
-      </w:r>
-    </w:p>
-    <w:p>
-      <w:pPr>
-        <w:pStyle w:val="Code"/>
-      </w:pPr>
-      <w:r>
-        <w:t xml:space="preserve">    “user” : { ▪️ }</w:t>
-      </w:r>
-    </w:p>
-    <w:p>
-      <w:pPr>
-        <w:pStyle w:val="Code"/>
-      </w:pPr>
-      <w:r>
-        <w:t>}</w:t>
-      </w:r>
-    </w:p>
-    <w:p>
-      <w:r>
-        <w:t>After this command, the ‘current hierarchy level’ will be at the position of the black square.</w:t>
-      </w:r>
-    </w:p>
-    <w:p>
-      <w:pPr>
-        <w:pStyle w:val="Heading2"/>
-      </w:pPr>
-      <w:bookmarkStart w:id="19" w:name="_Toc223894190"/>
-      <w:r>
-        <w:t>HTTP_CMD_JSON_ADD_ARRAY</w:t>
-      </w:r>
-      <w:r>
-        <w:t xml:space="preserve"> (0x27)</w:t>
-      </w:r>
-      <w:bookmarkEnd w:id="19"/>
-    </w:p>
-    <w:p>
-      <w:r>
-        <w:t xml:space="preserve">Command format: </w:t>
-      </w:r>
-      <w:r>
-        <w:rPr>
-          <w:rStyle w:val="CodeChar"/>
-        </w:rPr>
-        <w:t>$06 $</w:t>
-      </w:r>
-      <w:r>
-        <w:rPr>
-          <w:rStyle w:val="CodeChar"/>
-        </w:rPr>
-        <w:t>2</w:t>
-      </w:r>
-      <w:r>
-        <w:rPr>
-          <w:rStyle w:val="CodeChar"/>
-        </w:rPr>
-        <w:t>7</w:t>
-      </w:r>
-      <w:r>
-        <w:rPr>
-          <w:rStyle w:val="CodeChar"/>
-        </w:rPr>
-        <w:t xml:space="preserve"> </w:t>
-      </w:r>
-      <w:r>
-        <w:rPr>
-          <w:rStyle w:val="CodeChar"/>
-        </w:rPr>
-        <w:t>&lt;HANDLE&gt;</w:t>
-      </w:r>
-      <w:r>
-        <w:rPr>
-          <w:rStyle w:val="CodeChar"/>
-        </w:rPr>
-        <w:t xml:space="preserve"> </w:t>
-      </w:r>
-      <w:r>
-        <w:rPr>
-          <w:rStyle w:val="CodeChar"/>
-        </w:rPr>
-        <w:t>&lt;KEYLEN&gt; &lt;KEY&gt;</w:t>
-      </w:r>
-    </w:p>
-    <w:p>
-      <w:r>
-        <w:t>Use this command to add a new JSON-</w:t>
-      </w:r>
-      <w:r>
-        <w:t xml:space="preserve">array </w:t>
-      </w:r>
-      <w:r>
-        <w:t xml:space="preserve">to the current JSON object, in the current object hierarchy. Since key names are variable in length, the command starts with a one-byte length indicator of the </w:t>
-      </w:r>
-      <w:r>
-        <w:lastRenderedPageBreak/>
-        <w:t>string. Then the string itself follows, exactly the number of bytes indicated. This command does not take any value.</w:t>
-      </w:r>
-    </w:p>
-    <w:p>
-      <w:r>
-        <w:t xml:space="preserve">Example: </w:t>
-      </w:r>
-    </w:p>
-    <w:p>
-      <w:r>
-        <w:rPr>
-          <w:rStyle w:val="CodeChar"/>
-        </w:rPr>
-        <w:t>$06 $2</w:t>
-      </w:r>
-      <w:r>
-        <w:rPr>
-          <w:rStyle w:val="CodeChar"/>
-        </w:rPr>
-        <w:t>7</w:t>
-      </w:r>
-      <w:r>
-        <w:rPr>
-          <w:rStyle w:val="CodeChar"/>
-        </w:rPr>
-        <w:t xml:space="preserve"> </w:t>
-      </w:r>
-      <w:r>
-        <w:rPr>
-          <w:rStyle w:val="CodeChar"/>
-        </w:rPr>
-        <w:t xml:space="preserve">$XX </w:t>
-      </w:r>
-      <w:r>
-        <w:rPr>
-          <w:rStyle w:val="CodeChar"/>
-        </w:rPr>
-        <w:t>$0</w:t>
-      </w:r>
-      <w:r>
-        <w:rPr>
-          <w:rStyle w:val="CodeChar"/>
-        </w:rPr>
-        <w:t>4</w:t>
-      </w:r>
-      <w:r>
-        <w:rPr>
-          <w:rStyle w:val="CodeChar"/>
-        </w:rPr>
-        <w:t xml:space="preserve"> “</w:t>
-      </w:r>
-      <w:r>
-        <w:rPr>
-          <w:rStyle w:val="CodeChar"/>
-        </w:rPr>
-        <w:t>cars</w:t>
-      </w:r>
-      <w:r>
-        <w:rPr>
-          <w:rStyle w:val="CodeChar"/>
-        </w:rPr>
-        <w:t>”</w:t>
-      </w:r>
-      <w:r>
-        <w:t xml:space="preserve"> results in the following object, if preceded by the previous example</w:t>
-      </w:r>
-      <w:r>
-        <w:t>s</w:t>
-      </w:r>
-      <w:r>
-        <w:t>:</w:t>
+        <w:t xml:space="preserve"> results in the following object, if preceded by the previous examples:</w:t>
       </w:r>
     </w:p>
     <w:p>
@@ -5287,19 +5223,7 @@
         <w:pStyle w:val="Code"/>
       </w:pPr>
       <w:r>
-        <w:t xml:space="preserve">   </w:t>
-      </w:r>
-      <w:r>
-        <w:t xml:space="preserve"> </w:t>
-      </w:r>
-      <w:r>
-        <w:t xml:space="preserve">    “cars” : [ </w:t>
-      </w:r>
-      <w:r>
-        <w:t>▪️</w:t>
-      </w:r>
-      <w:r>
-        <w:t xml:space="preserve"> ]</w:t>
+        <w:t xml:space="preserve">        “cars” : [ ▪️ ]</w:t>
       </w:r>
     </w:p>
     <w:p>
@@ -5307,32 +5231,57 @@
         <w:pStyle w:val="Code"/>
       </w:pPr>
       <w:r>
-        <w:t xml:space="preserve">    </w:t>
-      </w:r>
+        <w:t xml:space="preserve">    }</w:t>
+      </w:r>
+    </w:p>
+    <w:p>
+      <w:pPr>
+        <w:pStyle w:val="Code"/>
+      </w:pPr>
       <w:r>
         <w:t>}</w:t>
       </w:r>
     </w:p>
     <w:p>
+      <w:r>
+        <w:t>After this command, the ‘current hierarchy level’ will be at the position of the black square.</w:t>
+      </w:r>
+    </w:p>
+    <w:p>
+      <w:r>
+        <w:t>In URL encoded form, the body would look like this:</w:t>
+      </w:r>
+    </w:p>
+    <w:p>
       <w:pPr>
         <w:pStyle w:val="Code"/>
       </w:pPr>
       <w:r>
-        <w:t>}</w:t>
-      </w:r>
-    </w:p>
-    <w:p>
-      <w:r>
-        <w:t>After this command, the ‘current hierarchy level’ will be at the position of the black square.</w:t>
+        <w:t>width=500&amp;visible=true&amp;title=Commodore%20Intl&amp;user=%7B</w:t>
+      </w:r>
+      <w:r>
+        <w:t>cars</w:t>
+      </w:r>
+      <w:r>
+        <w:t>%3D%</w:t>
+      </w:r>
+      <w:r>
+        <w:t>5B%5D</w:t>
+      </w:r>
+      <w:r>
+        <w:t>%7D</w:t>
       </w:r>
     </w:p>
     <w:p>
       <w:pPr>
         <w:pStyle w:val="Heading2"/>
       </w:pPr>
-      <w:bookmarkStart w:id="20" w:name="_Toc223894191"/>
-      <w:r>
-        <w:t>HTTP_CMD_JSON_</w:t>
+      <w:bookmarkStart w:id="20" w:name="_Toc224300919"/>
+      <w:r>
+        <w:t>HTTP_CMD_BODY</w:t>
+      </w:r>
+      <w:r>
+        <w:t>_</w:t>
       </w:r>
       <w:r>
         <w:t>UP</w:t>
@@ -5356,7 +5305,79 @@
         <w:rPr>
           <w:rStyle w:val="CodeChar"/>
         </w:rPr>
-        <w:t>2</w:t>
+        <w:t>28</w:t>
+      </w:r>
+      <w:r>
+        <w:rPr>
+          <w:rStyle w:val="CodeChar"/>
+        </w:rPr>
+        <w:t xml:space="preserve"> &lt;HANDLE&gt;</w:t>
+      </w:r>
+    </w:p>
+    <w:p>
+      <w:r>
+        <w:t>The “</w:t>
+      </w:r>
+      <w:r>
+        <w:t>Up</w:t>
+      </w:r>
+      <w:r>
+        <w:t>” command is used to step one level up the hierarchy</w:t>
+      </w:r>
+      <w:r>
+        <w:t xml:space="preserve">, or in other words </w:t>
+      </w:r>
+      <w:r>
+        <w:t xml:space="preserve">it </w:t>
+      </w:r>
+      <w:r>
+        <w:t>end</w:t>
+      </w:r>
+      <w:r>
+        <w:t>s</w:t>
+      </w:r>
+      <w:r>
+        <w:t xml:space="preserve"> the addition of items in the current level. The command does not take any arguments. Note that it is not required to step all the way up to the root for the </w:t>
+      </w:r>
+      <w:r>
+        <w:t>data</w:t>
+      </w:r>
+      <w:r>
+        <w:t xml:space="preserve"> object to be valid</w:t>
+      </w:r>
+      <w:r>
+        <w:t xml:space="preserve"> for use</w:t>
+      </w:r>
+      <w:r>
+        <w:t>.</w:t>
+      </w:r>
+      <w:r>
+        <w:t xml:space="preserve"> Repeated calls to the “</w:t>
+      </w:r>
+      <w:r>
+        <w:t>Up</w:t>
+      </w:r>
+      <w:r>
+        <w:t xml:space="preserve">” </w:t>
+      </w:r>
+      <w:r>
+        <w:t xml:space="preserve">command </w:t>
+      </w:r>
+      <w:r>
+        <w:t>can be used to walk to the root. No error is generated when the pointer is already in the root of the hierarchy.</w:t>
+      </w:r>
+    </w:p>
+    <w:p>
+      <w:r>
+        <w:t xml:space="preserve">Example: </w:t>
+      </w:r>
+    </w:p>
+    <w:p>
+      <w:r>
+        <w:rPr>
+          <w:rStyle w:val="CodeChar"/>
+        </w:rPr>
+        <w:t>$06 $2</w:t>
       </w:r>
       <w:r>
         <w:rPr>
@@ -5368,78 +5389,6 @@
         <w:rPr>
           <w:rStyle w:val="CodeChar"/>
         </w:rPr>
-        <w:t xml:space="preserve"> </w:t>
-      </w:r>
-      <w:r>
-        <w:rPr>
-          <w:rStyle w:val="CodeChar"/>
-        </w:rPr>
-        <w:t>&lt;HANDLE&gt;</w:t>
-      </w:r>
-    </w:p>
-    <w:p>
-      <w:r>
-        <w:t xml:space="preserve">The “JSON </w:t>
-      </w:r>
-      <w:r>
-        <w:t>Up</w:t>
-      </w:r>
-      <w:r>
-        <w:t>” command is used to step one level up the hierarchy</w:t>
-      </w:r>
-      <w:r>
-        <w:t xml:space="preserve">, or in other words </w:t>
-      </w:r>
-      <w:r>
-        <w:t xml:space="preserve">it </w:t>
-      </w:r>
-      <w:r>
-        <w:t>end</w:t>
-      </w:r>
-      <w:r>
-        <w:t>s</w:t>
-      </w:r>
-      <w:r>
-        <w:t xml:space="preserve"> the addition of items in the current level. The command does not take any arguments. Note that it is not required to step all the way up to the root for the JSON object to be valid</w:t>
-      </w:r>
-      <w:r>
-        <w:t xml:space="preserve"> for use</w:t>
-      </w:r>
-      <w:r>
-        <w:t>.</w:t>
-      </w:r>
-      <w:r>
-        <w:t xml:space="preserve"> Repeated calls to the “JSON </w:t>
-      </w:r>
-      <w:r>
-        <w:t>Up</w:t>
-      </w:r>
-      <w:r>
-        <w:t>” can be used to walk to the root. No error is generated when the pointer is already in the root of the hierarchy.</w:t>
-      </w:r>
-    </w:p>
-    <w:p>
-      <w:r>
-        <w:t xml:space="preserve">Example: </w:t>
-      </w:r>
-    </w:p>
-    <w:p>
-      <w:r>
-        <w:rPr>
-          <w:rStyle w:val="CodeChar"/>
-        </w:rPr>
-        <w:t>$06 $2</w:t>
-      </w:r>
-      <w:r>
-        <w:rPr>
-          <w:rStyle w:val="CodeChar"/>
-        </w:rPr>
-        <w:t>8</w:t>
-      </w:r>
-      <w:r>
-        <w:rPr>
-          <w:rStyle w:val="CodeChar"/>
-        </w:rPr>
         <w:t xml:space="preserve"> $XX</w:t>
       </w:r>
       <w:r>
@@ -5451,6 +5400,7 @@
         <w:pStyle w:val="Code"/>
       </w:pPr>
       <w:r>
+        <w:lastRenderedPageBreak/>
         <w:t>{</w:t>
       </w:r>
     </w:p>
@@ -5487,13 +5437,7 @@
         <w:pStyle w:val="Code"/>
       </w:pPr>
       <w:r>
-        <w:t xml:space="preserve">        “cars” : [</w:t>
-      </w:r>
-      <w:r>
-        <w:t xml:space="preserve"> </w:t>
-      </w:r>
-      <w:r>
-        <w:t>]</w:t>
+        <w:t xml:space="preserve">        “cars” : [ ]</w:t>
       </w:r>
     </w:p>
     <w:p>
@@ -5501,10 +5445,7 @@
         <w:pStyle w:val="Code"/>
       </w:pPr>
       <w:r>
-        <w:t xml:space="preserve">        </w:t>
-      </w:r>
-      <w:r>
-        <w:t>▪️</w:t>
+        <w:t xml:space="preserve">        ▪️</w:t>
       </w:r>
     </w:p>
     <w:p>
@@ -5532,17 +5473,241 @@
       <w:pPr>
         <w:pStyle w:val="Heading2"/>
       </w:pPr>
-      <w:bookmarkStart w:id="21" w:name="_Toc223894192"/>
-      <w:r>
-        <w:t>HTTP_CMD_JSON_REMOVE (0x2</w:t>
-      </w:r>
-      <w:r>
+      <w:bookmarkStart w:id="21" w:name="_Toc224300920"/>
+      <w:r>
+        <w:t>HTTP_CMD_BODY</w:t>
+      </w:r>
+      <w:r>
+        <w:t>_REMOVE (0x29)</w:t>
+      </w:r>
+      <w:bookmarkEnd w:id="21"/>
+    </w:p>
+    <w:p>
+      <w:r>
+        <w:t xml:space="preserve">Command format: </w:t>
+      </w:r>
+      <w:r>
+        <w:rPr>
+          <w:rStyle w:val="CodeChar"/>
+        </w:rPr>
+        <w:t>$06 $2</w:t>
+      </w:r>
+      <w:r>
+        <w:rPr>
+          <w:rStyle w:val="CodeChar"/>
+        </w:rPr>
         <w:t>9</w:t>
       </w:r>
       <w:r>
+        <w:rPr>
+          <w:rStyle w:val="CodeChar"/>
+        </w:rPr>
+        <w:t xml:space="preserve"> &lt;HANDLE&gt; &lt;PATH&gt;</w:t>
+      </w:r>
+    </w:p>
+    <w:p>
+      <w:r>
+        <w:t>Use the</w:t>
+      </w:r>
+      <w:r>
+        <w:t xml:space="preserve"> “</w:t>
+      </w:r>
+      <w:r>
+        <w:t>Remove</w:t>
+      </w:r>
+      <w:r>
+        <w:t xml:space="preserve">” </w:t>
+      </w:r>
+      <w:r>
+        <w:t xml:space="preserve">command to delete one particular entry from the object.  The </w:t>
+      </w:r>
+      <w:r>
+        <w:t>p</w:t>
+      </w:r>
+      <w:r>
+        <w:t xml:space="preserve">ath is a string that leads to the entry of interest. Let’s say the </w:t>
+      </w:r>
+      <w:r>
+        <w:t xml:space="preserve">data </w:t>
+      </w:r>
+      <w:r>
+        <w:t>object</w:t>
+      </w:r>
+      <w:r>
+        <w:t xml:space="preserve"> in memory</w:t>
+      </w:r>
+      <w:r>
+        <w:t xml:space="preserve"> looks like this:</w:t>
+      </w:r>
+    </w:p>
+    <w:p>
+      <w:pPr>
+        <w:pStyle w:val="Code"/>
+      </w:pPr>
+      <w:r>
+        <w:t>{</w:t>
+      </w:r>
+    </w:p>
+    <w:p>
+      <w:pPr>
+        <w:pStyle w:val="Code"/>
+      </w:pPr>
+      <w:r>
+        <w:t xml:space="preserve">    “width” : 500,</w:t>
+      </w:r>
+    </w:p>
+    <w:p>
+      <w:pPr>
+        <w:pStyle w:val="Code"/>
+      </w:pPr>
+      <w:r>
+        <w:t xml:space="preserve">    “visible” : true,</w:t>
+      </w:r>
+      <w:r>
+        <w:br/>
+        <w:t xml:space="preserve">    “title” : “Commodore”,</w:t>
+      </w:r>
+    </w:p>
+    <w:p>
+      <w:pPr>
+        <w:pStyle w:val="Code"/>
+      </w:pPr>
+      <w:r>
+        <w:t xml:space="preserve">    “user” : { </w:t>
+      </w:r>
+    </w:p>
+    <w:p>
+      <w:pPr>
+        <w:pStyle w:val="Code"/>
+      </w:pPr>
+      <w:r>
+        <w:t xml:space="preserve">        “name” : “Peri”</w:t>
+      </w:r>
+    </w:p>
+    <w:p>
+      <w:pPr>
+        <w:pStyle w:val="Code"/>
+      </w:pPr>
+      <w:r>
+        <w:t xml:space="preserve">    }</w:t>
+      </w:r>
+    </w:p>
+    <w:p>
+      <w:pPr>
+        <w:pStyle w:val="Code"/>
+      </w:pPr>
+      <w:r>
+        <w:t>}</w:t>
+      </w:r>
+    </w:p>
+    <w:p>
+      <w:r>
+        <w:t xml:space="preserve">Example: </w:t>
+      </w:r>
+      <w:r>
+        <w:rPr>
+          <w:rStyle w:val="CodeChar"/>
+        </w:rPr>
+        <w:t>$06 $2</w:t>
+      </w:r>
+      <w:r>
+        <w:rPr>
+          <w:rStyle w:val="CodeChar"/>
+        </w:rPr>
+        <w:t>9</w:t>
+      </w:r>
+      <w:r>
+        <w:rPr>
+          <w:rStyle w:val="CodeChar"/>
+        </w:rPr>
+        <w:t xml:space="preserve"> $XX “user/name”</w:t>
+      </w:r>
+      <w:r>
+        <w:t xml:space="preserve"> will result the key/value paid “name: Peri” to be removed from the object. </w:t>
+      </w:r>
+      <w:r>
+        <w:rPr>
+          <w:rStyle w:val="CodeChar"/>
+        </w:rPr>
+        <w:t>$06 $2</w:t>
+      </w:r>
+      <w:r>
+        <w:rPr>
+          <w:rStyle w:val="CodeChar"/>
+        </w:rPr>
+        <w:t>9</w:t>
+      </w:r>
+      <w:r>
+        <w:rPr>
+          <w:rStyle w:val="CodeChar"/>
+        </w:rPr>
+        <w:t xml:space="preserve"> $XX “user”</w:t>
+      </w:r>
+      <w:r>
+        <w:t xml:space="preserve"> will</w:t>
+      </w:r>
+      <w:r>
+        <w:t xml:space="preserve"> remove the entire object “user”, including all child objects.</w:t>
+      </w:r>
+    </w:p>
+    <w:p>
+      <w:r>
+        <w:t xml:space="preserve">The status channel will read </w:t>
+      </w:r>
+      <w:r>
+        <w:rPr>
+          <w:rStyle w:val="CodeChar"/>
+        </w:rPr>
+        <w:t>000 OK</w:t>
+      </w:r>
+      <w:r>
+        <w:t xml:space="preserve"> when the path is valid. When the handle is valid, but the path does not lead to a known value, the status will be set to </w:t>
+      </w:r>
+      <w:r>
+        <w:rPr>
+          <w:rStyle w:val="CodeChar"/>
+        </w:rPr>
+        <w:t>404 ENTRY NOT FOUND</w:t>
+      </w:r>
+      <w:r>
+        <w:t xml:space="preserve">. In case the handle is invalid, the status will be set to </w:t>
+      </w:r>
+      <w:r>
+        <w:rPr>
+          <w:rStyle w:val="CodeChar"/>
+        </w:rPr>
+        <w:t>400 BAD REQUEST</w:t>
+      </w:r>
+      <w:r>
+        <w:t>.</w:t>
+      </w:r>
+    </w:p>
+    <w:p>
+      <w:r>
+        <w:t>The command does not return data.</w:t>
+      </w:r>
+    </w:p>
+    <w:p>
+      <w:pPr>
+        <w:pStyle w:val="Heading2"/>
+      </w:pPr>
+      <w:bookmarkStart w:id="22" w:name="_Toc224300921"/>
+      <w:r>
+        <w:t>HTTP_CMD_BODY</w:t>
+      </w:r>
+      <w:r>
+        <w:t>_QUERY</w:t>
+      </w:r>
+      <w:r>
+        <w:t xml:space="preserve"> (0x2</w:t>
+      </w:r>
+      <w:r>
+        <w:t>A</w:t>
+      </w:r>
+      <w:r>
         <w:t>)</w:t>
       </w:r>
-      <w:bookmarkEnd w:id="21"/>
+      <w:bookmarkEnd w:id="22"/>
     </w:p>
     <w:p>
       <w:r>
@@ -5552,27 +5717,249 @@
         <w:rPr>
           <w:rStyle w:val="CodeChar"/>
         </w:rPr>
-        <w:t>$06 $2</w:t>
-      </w:r>
-      <w:r>
-        <w:rPr>
-          <w:rStyle w:val="CodeChar"/>
-        </w:rPr>
-        <w:t>9</w:t>
-      </w:r>
-      <w:r>
-        <w:rPr>
-          <w:rStyle w:val="CodeChar"/>
-        </w:rPr>
-        <w:t xml:space="preserve"> &lt;HANDLE&gt; &lt;JSON PATH&gt;</w:t>
-      </w:r>
-    </w:p>
-    <w:p>
-      <w:r>
-        <w:t xml:space="preserve">Use the JSON Remove command to delete one particular entry from the object.  </w:t>
-      </w:r>
-      <w:r>
-        <w:t>The JSON Path is a string that leads to the entry of interest. Let’s say the object looks like this:</w:t>
+        <w:t>$06 $2A &lt;HANDLE&gt; &lt;PATH&gt;</w:t>
+      </w:r>
+    </w:p>
+    <w:p>
+      <w:r>
+        <w:t xml:space="preserve">Use the Query command to read the value of an entry in the </w:t>
+      </w:r>
+      <w:r>
+        <w:t xml:space="preserve">data </w:t>
+      </w:r>
+      <w:r>
+        <w:t xml:space="preserve">body. The </w:t>
+      </w:r>
+      <w:r>
+        <w:t>p</w:t>
+      </w:r>
+      <w:r>
+        <w:t xml:space="preserve">ath is a string that leads to the entry of interest. </w:t>
+      </w:r>
+      <w:r>
+        <w:t>The return value starts with a one-byte type identifier:</w:t>
+      </w:r>
+    </w:p>
+    <w:tbl>
+      <w:tblPr>
+        <w:tblStyle w:val="LightGrid-Accent3"/>
+        <w:tblW w:w="0" w:type="auto"/>
+        <w:tblInd w:w="108" w:type="dxa"/>
+        <w:tblLook w:val="04A0" w:firstRow="1" w:lastRow="0" w:firstColumn="1" w:lastColumn="0" w:noHBand="0" w:noVBand="1"/>
+      </w:tblPr>
+      <w:tblGrid>
+        <w:gridCol w:w="2137"/>
+        <w:gridCol w:w="738"/>
+      </w:tblGrid>
+      <w:tr>
+        <w:trPr>
+          <w:cnfStyle w:val="100000000000" w:firstRow="1" w:lastRow="0" w:firstColumn="0" w:lastColumn="0" w:oddVBand="0" w:evenVBand="0" w:oddHBand="0" w:evenHBand="0" w:firstRowFirstColumn="0" w:firstRowLastColumn="0" w:lastRowFirstColumn="0" w:lastRowLastColumn="0"/>
+        </w:trPr>
+        <w:tc>
+          <w:tcPr>
+            <w:cnfStyle w:val="001000000000" w:firstRow="0" w:lastRow="0" w:firstColumn="1" w:lastColumn="0" w:oddVBand="0" w:evenVBand="0" w:oddHBand="0" w:evenHBand="0" w:firstRowFirstColumn="0" w:firstRowLastColumn="0" w:lastRowFirstColumn="0" w:lastRowLastColumn="0"/>
+            <w:tcW w:w="2137" w:type="dxa"/>
+          </w:tcPr>
+          <w:p>
+            <w:pPr>
+              <w:keepNext/>
+            </w:pPr>
+            <w:r>
+              <w:t>Type</w:t>
+            </w:r>
+          </w:p>
+        </w:tc>
+        <w:tc>
+          <w:tcPr>
+            <w:tcW w:w="0" w:type="auto"/>
+          </w:tcPr>
+          <w:p>
+            <w:pPr>
+              <w:keepNext/>
+              <w:cnfStyle w:val="100000000000" w:firstRow="1" w:lastRow="0" w:firstColumn="0" w:lastColumn="0" w:oddVBand="0" w:evenVBand="0" w:oddHBand="0" w:evenHBand="0" w:firstRowFirstColumn="0" w:firstRowLastColumn="0" w:lastRowFirstColumn="0" w:lastRowLastColumn="0"/>
+            </w:pPr>
+            <w:r>
+              <w:t>Value</w:t>
+            </w:r>
+          </w:p>
+        </w:tc>
+      </w:tr>
+      <w:tr>
+        <w:trPr>
+          <w:cnfStyle w:val="000000100000" w:firstRow="0" w:lastRow="0" w:firstColumn="0" w:lastColumn="0" w:oddVBand="0" w:evenVBand="0" w:oddHBand="1" w:evenHBand="0" w:firstRowFirstColumn="0" w:firstRowLastColumn="0" w:lastRowFirstColumn="0" w:lastRowLastColumn="0"/>
+        </w:trPr>
+        <w:tc>
+          <w:tcPr>
+            <w:cnfStyle w:val="001000000000" w:firstRow="0" w:lastRow="0" w:firstColumn="1" w:lastColumn="0" w:oddVBand="0" w:evenVBand="0" w:oddHBand="0" w:evenHBand="0" w:firstRowFirstColumn="0" w:firstRowLastColumn="0" w:lastRowFirstColumn="0" w:lastRowLastColumn="0"/>
+            <w:tcW w:w="2137" w:type="dxa"/>
+          </w:tcPr>
+          <w:p>
+            <w:pPr>
+              <w:keepNext/>
+            </w:pPr>
+            <w:r>
+              <w:t>Integer</w:t>
+            </w:r>
+          </w:p>
+        </w:tc>
+        <w:tc>
+          <w:tcPr>
+            <w:tcW w:w="0" w:type="auto"/>
+          </w:tcPr>
+          <w:p>
+            <w:pPr>
+              <w:keepNext/>
+              <w:cnfStyle w:val="000000100000" w:firstRow="0" w:lastRow="0" w:firstColumn="0" w:lastColumn="0" w:oddVBand="0" w:evenVBand="0" w:oddHBand="1" w:evenHBand="0" w:firstRowFirstColumn="0" w:firstRowLastColumn="0" w:lastRowFirstColumn="0" w:lastRowLastColumn="0"/>
+            </w:pPr>
+            <w:r>
+              <w:t>$</w:t>
+            </w:r>
+            <w:r>
+              <w:t>01</w:t>
+            </w:r>
+          </w:p>
+        </w:tc>
+      </w:tr>
+      <w:tr>
+        <w:trPr>
+          <w:cnfStyle w:val="000000010000" w:firstRow="0" w:lastRow="0" w:firstColumn="0" w:lastColumn="0" w:oddVBand="0" w:evenVBand="0" w:oddHBand="0" w:evenHBand="1" w:firstRowFirstColumn="0" w:firstRowLastColumn="0" w:lastRowFirstColumn="0" w:lastRowLastColumn="0"/>
+        </w:trPr>
+        <w:tc>
+          <w:tcPr>
+            <w:cnfStyle w:val="001000000000" w:firstRow="0" w:lastRow="0" w:firstColumn="1" w:lastColumn="0" w:oddVBand="0" w:evenVBand="0" w:oddHBand="0" w:evenHBand="0" w:firstRowFirstColumn="0" w:firstRowLastColumn="0" w:lastRowFirstColumn="0" w:lastRowLastColumn="0"/>
+            <w:tcW w:w="2137" w:type="dxa"/>
+          </w:tcPr>
+          <w:p>
+            <w:pPr>
+              <w:keepNext/>
+            </w:pPr>
+            <w:r>
+              <w:t>Boolean</w:t>
+            </w:r>
+          </w:p>
+        </w:tc>
+        <w:tc>
+          <w:tcPr>
+            <w:tcW w:w="0" w:type="auto"/>
+          </w:tcPr>
+          <w:p>
+            <w:pPr>
+              <w:keepNext/>
+              <w:cnfStyle w:val="000000010000" w:firstRow="0" w:lastRow="0" w:firstColumn="0" w:lastColumn="0" w:oddVBand="0" w:evenVBand="0" w:oddHBand="0" w:evenHBand="1" w:firstRowFirstColumn="0" w:firstRowLastColumn="0" w:lastRowFirstColumn="0" w:lastRowLastColumn="0"/>
+            </w:pPr>
+            <w:r>
+              <w:t>$</w:t>
+            </w:r>
+            <w:r>
+              <w:t>02</w:t>
+            </w:r>
+          </w:p>
+        </w:tc>
+      </w:tr>
+      <w:tr>
+        <w:trPr>
+          <w:cnfStyle w:val="000000100000" w:firstRow="0" w:lastRow="0" w:firstColumn="0" w:lastColumn="0" w:oddVBand="0" w:evenVBand="0" w:oddHBand="1" w:evenHBand="0" w:firstRowFirstColumn="0" w:firstRowLastColumn="0" w:lastRowFirstColumn="0" w:lastRowLastColumn="0"/>
+        </w:trPr>
+        <w:tc>
+          <w:tcPr>
+            <w:cnfStyle w:val="001000000000" w:firstRow="0" w:lastRow="0" w:firstColumn="1" w:lastColumn="0" w:oddVBand="0" w:evenVBand="0" w:oddHBand="0" w:evenHBand="0" w:firstRowFirstColumn="0" w:firstRowLastColumn="0" w:lastRowFirstColumn="0" w:lastRowLastColumn="0"/>
+            <w:tcW w:w="2137" w:type="dxa"/>
+          </w:tcPr>
+          <w:p>
+            <w:pPr>
+              <w:keepNext/>
+            </w:pPr>
+            <w:r>
+              <w:t>String</w:t>
+            </w:r>
+          </w:p>
+        </w:tc>
+        <w:tc>
+          <w:tcPr>
+            <w:tcW w:w="0" w:type="auto"/>
+          </w:tcPr>
+          <w:p>
+            <w:pPr>
+              <w:keepNext/>
+              <w:cnfStyle w:val="000000100000" w:firstRow="0" w:lastRow="0" w:firstColumn="0" w:lastColumn="0" w:oddVBand="0" w:evenVBand="0" w:oddHBand="1" w:evenHBand="0" w:firstRowFirstColumn="0" w:firstRowLastColumn="0" w:lastRowFirstColumn="0" w:lastRowLastColumn="0"/>
+            </w:pPr>
+            <w:r>
+              <w:t>$03</w:t>
+            </w:r>
+          </w:p>
+        </w:tc>
+      </w:tr>
+      <w:tr>
+        <w:trPr>
+          <w:cnfStyle w:val="000000010000" w:firstRow="0" w:lastRow="0" w:firstColumn="0" w:lastColumn="0" w:oddVBand="0" w:evenVBand="0" w:oddHBand="0" w:evenHBand="1" w:firstRowFirstColumn="0" w:firstRowLastColumn="0" w:lastRowFirstColumn="0" w:lastRowLastColumn="0"/>
+        </w:trPr>
+        <w:tc>
+          <w:tcPr>
+            <w:cnfStyle w:val="001000000000" w:firstRow="0" w:lastRow="0" w:firstColumn="1" w:lastColumn="0" w:oddVBand="0" w:evenVBand="0" w:oddHBand="0" w:evenHBand="0" w:firstRowFirstColumn="0" w:firstRowLastColumn="0" w:lastRowFirstColumn="0" w:lastRowLastColumn="0"/>
+            <w:tcW w:w="2137" w:type="dxa"/>
+          </w:tcPr>
+          <w:p>
+            <w:pPr>
+              <w:keepNext/>
+            </w:pPr>
+            <w:r>
+              <w:t>Object</w:t>
+            </w:r>
+          </w:p>
+        </w:tc>
+        <w:tc>
+          <w:tcPr>
+            <w:tcW w:w="0" w:type="auto"/>
+          </w:tcPr>
+          <w:p>
+            <w:pPr>
+              <w:keepNext/>
+              <w:cnfStyle w:val="000000010000" w:firstRow="0" w:lastRow="0" w:firstColumn="0" w:lastColumn="0" w:oddVBand="0" w:evenVBand="0" w:oddHBand="0" w:evenHBand="1" w:firstRowFirstColumn="0" w:firstRowLastColumn="0" w:lastRowFirstColumn="0" w:lastRowLastColumn="0"/>
+            </w:pPr>
+            <w:r>
+              <w:t>$04</w:t>
+            </w:r>
+          </w:p>
+        </w:tc>
+      </w:tr>
+      <w:tr>
+        <w:trPr>
+          <w:cnfStyle w:val="000000100000" w:firstRow="0" w:lastRow="0" w:firstColumn="0" w:lastColumn="0" w:oddVBand="0" w:evenVBand="0" w:oddHBand="1" w:evenHBand="0" w:firstRowFirstColumn="0" w:firstRowLastColumn="0" w:lastRowFirstColumn="0" w:lastRowLastColumn="0"/>
+        </w:trPr>
+        <w:tc>
+          <w:tcPr>
+            <w:cnfStyle w:val="001000000000" w:firstRow="0" w:lastRow="0" w:firstColumn="1" w:lastColumn="0" w:oddVBand="0" w:evenVBand="0" w:oddHBand="0" w:evenHBand="0" w:firstRowFirstColumn="0" w:firstRowLastColumn="0" w:lastRowFirstColumn="0" w:lastRowLastColumn="0"/>
+            <w:tcW w:w="2137" w:type="dxa"/>
+          </w:tcPr>
+          <w:p>
+            <w:pPr>
+              <w:keepNext/>
+            </w:pPr>
+            <w:r>
+              <w:t>Array</w:t>
+            </w:r>
+          </w:p>
+        </w:tc>
+        <w:tc>
+          <w:tcPr>
+            <w:tcW w:w="0" w:type="auto"/>
+          </w:tcPr>
+          <w:p>
+            <w:pPr>
+              <w:keepNext/>
+              <w:cnfStyle w:val="000000100000" w:firstRow="0" w:lastRow="0" w:firstColumn="0" w:lastColumn="0" w:oddVBand="0" w:evenVBand="0" w:oddHBand="1" w:evenHBand="0" w:firstRowFirstColumn="0" w:firstRowLastColumn="0" w:lastRowFirstColumn="0" w:lastRowLastColumn="0"/>
+            </w:pPr>
+            <w:r>
+              <w:t>$05</w:t>
+            </w:r>
+          </w:p>
+        </w:tc>
+      </w:tr>
+    </w:tbl>
+    <w:p/>
+    <w:p>
+      <w:r>
+        <w:t>Let’s say the object looks like this:</w:t>
       </w:r>
     </w:p>
     <w:p>
@@ -5644,118 +6031,119 @@
         <w:rPr>
           <w:rStyle w:val="CodeChar"/>
         </w:rPr>
+        <w:t>$06 $2A $XX “user/name”</w:t>
+      </w:r>
+      <w:r>
+        <w:t xml:space="preserve"> will result in a data message </w:t>
+      </w:r>
+      <w:r>
+        <w:rPr>
+          <w:rStyle w:val="CodeChar"/>
+        </w:rPr>
+        <w:t>$03 “</w:t>
+      </w:r>
+      <w:r>
+        <w:rPr>
+          <w:rStyle w:val="CodeChar"/>
+        </w:rPr>
+        <w:t>Peri</w:t>
+      </w:r>
+      <w:r>
+        <w:rPr>
+          <w:rStyle w:val="CodeChar"/>
+        </w:rPr>
+        <w:t>”</w:t>
+      </w:r>
+      <w:r>
+        <w:t>, without the quotes</w:t>
+      </w:r>
+      <w:r>
+        <w:t>.</w:t>
+      </w:r>
+    </w:p>
+    <w:p>
+      <w:r>
+        <w:t xml:space="preserve">The status channel will read </w:t>
+      </w:r>
+      <w:r>
+        <w:rPr>
+          <w:rStyle w:val="CodeChar"/>
+        </w:rPr>
+        <w:t>000 OK</w:t>
+      </w:r>
+      <w:r>
+        <w:t xml:space="preserve"> when the path is valid and the value is returned. When the handle is valid, but the path does not lead to a known value, the status will be set to </w:t>
+      </w:r>
+      <w:r>
+        <w:rPr>
+          <w:rStyle w:val="CodeChar"/>
+        </w:rPr>
+        <w:t>404 ENTRY NOT FOUND</w:t>
+      </w:r>
+      <w:r>
+        <w:t xml:space="preserve">. In case the handle is invalid, the status will be set to </w:t>
+      </w:r>
+      <w:r>
+        <w:rPr>
+          <w:rStyle w:val="CodeChar"/>
+        </w:rPr>
+        <w:t>400 BAD REQUEST</w:t>
+      </w:r>
+      <w:r>
+        <w:t>.</w:t>
+      </w:r>
+    </w:p>
+    <w:p>
+      <w:pPr>
+        <w:pStyle w:val="Heading2"/>
+      </w:pPr>
+      <w:bookmarkStart w:id="23" w:name="_Toc224300922"/>
+      <w:r>
+        <w:t>HTTP_CMD_BODY</w:t>
+      </w:r>
+      <w:r>
+        <w:t>_MOVE (0x2B)</w:t>
+      </w:r>
+      <w:bookmarkEnd w:id="23"/>
+    </w:p>
+    <w:p>
+      <w:r>
+        <w:t xml:space="preserve">Command format: </w:t>
+      </w:r>
+      <w:r>
+        <w:rPr>
+          <w:rStyle w:val="CodeChar"/>
+        </w:rPr>
         <w:t>$06 $2</w:t>
       </w:r>
       <w:r>
         <w:rPr>
           <w:rStyle w:val="CodeChar"/>
         </w:rPr>
-        <w:t>9</w:t>
-      </w:r>
-      <w:r>
-        <w:rPr>
-          <w:rStyle w:val="CodeChar"/>
-        </w:rPr>
-        <w:t xml:space="preserve"> $XX “user/name”</w:t>
-      </w:r>
-      <w:r>
-        <w:t xml:space="preserve"> will result </w:t>
-      </w:r>
-      <w:r>
-        <w:t>the key/value paid</w:t>
-      </w:r>
-      <w:r>
-        <w:t xml:space="preserve"> </w:t>
-      </w:r>
-      <w:r>
-        <w:t xml:space="preserve">“name: Peri” to be removed from the object. </w:t>
-      </w:r>
-      <w:r>
-        <w:rPr>
-          <w:rStyle w:val="CodeChar"/>
-        </w:rPr>
-        <w:t>$06 $2</w:t>
-      </w:r>
-      <w:r>
-        <w:rPr>
-          <w:rStyle w:val="CodeChar"/>
-        </w:rPr>
-        <w:t>9</w:t>
-      </w:r>
-      <w:r>
-        <w:rPr>
-          <w:rStyle w:val="CodeChar"/>
-        </w:rPr>
-        <w:t xml:space="preserve"> $XX “user”</w:t>
-      </w:r>
-      <w:r>
-        <w:t xml:space="preserve"> will</w:t>
-      </w:r>
-      <w:r>
-        <w:t xml:space="preserve"> remove the entire object “user”, including all child objects.</w:t>
-      </w:r>
-    </w:p>
-    <w:p>
-      <w:r>
-        <w:t xml:space="preserve">The status channel will read 000 OK when the path is valid. When the handle is valid, but the path does not lead to a known value, the status will be set to </w:t>
-      </w:r>
-      <w:r>
-        <w:rPr>
-          <w:rStyle w:val="CodeChar"/>
-        </w:rPr>
-        <w:t>404 ENTRY NOT FOUND</w:t>
-      </w:r>
-      <w:r>
-        <w:t xml:space="preserve">. In case the handle is invalid, the status will be set to </w:t>
-      </w:r>
-      <w:r>
-        <w:rPr>
-          <w:rStyle w:val="CodeChar"/>
-        </w:rPr>
-        <w:t>400 BAD REQUEST</w:t>
-      </w:r>
-      <w:r>
-        <w:t>.</w:t>
-      </w:r>
-    </w:p>
-    <w:p>
-      <w:r>
-        <w:t>The command does not return data.</w:t>
-      </w:r>
-    </w:p>
-    <w:p>
-      <w:pPr>
-        <w:pStyle w:val="Heading2"/>
-      </w:pPr>
-      <w:bookmarkStart w:id="22" w:name="_Toc223894193"/>
-      <w:r>
-        <w:t>HTTP_CMD_JSON_QUERY</w:t>
-      </w:r>
-      <w:r>
-        <w:t xml:space="preserve"> (0x2</w:t>
-      </w:r>
-      <w:r>
-        <w:t>A</w:t>
-      </w:r>
-      <w:r>
-        <w:t>)</w:t>
-      </w:r>
-      <w:bookmarkEnd w:id="22"/>
-    </w:p>
-    <w:p>
-      <w:r>
-        <w:t xml:space="preserve">Command format: </w:t>
-      </w:r>
-      <w:r>
-        <w:rPr>
-          <w:rStyle w:val="CodeChar"/>
-        </w:rPr>
-        <w:t>$06 $2A &lt;HANDLE&gt; &lt;JSON PATH&gt;</w:t>
-      </w:r>
-    </w:p>
-    <w:p>
-      <w:r>
-        <w:t>Use the JSON Query command to read the value of an entry in the JSON body. The JSON Path is a string that leads to the entry of interest. Let’s say the object looks like this:</w:t>
+        <w:t>B</w:t>
+      </w:r>
+      <w:r>
+        <w:rPr>
+          <w:rStyle w:val="CodeChar"/>
+        </w:rPr>
+        <w:t xml:space="preserve"> &lt;HANDLE&gt; &lt;PATH&gt;</w:t>
+      </w:r>
+    </w:p>
+    <w:p>
+      <w:r>
+        <w:t xml:space="preserve">Use the Move command to position the cursor somewhere in the </w:t>
+      </w:r>
+      <w:r>
+        <w:t>data object</w:t>
+      </w:r>
+      <w:r>
+        <w:t xml:space="preserve"> hierarchy, in order to add (or set) values. The </w:t>
+      </w:r>
+      <w:r>
+        <w:t>p</w:t>
+      </w:r>
+      <w:r>
+        <w:t>ath is a string that leads to the entry of interest. Let’s say the object looks like this:</w:t>
       </w:r>
     </w:p>
     <w:p>
@@ -5826,33 +6214,113 @@
         <w:rPr>
           <w:rStyle w:val="CodeChar"/>
         </w:rPr>
-        <w:t>$06 $2A $XX “user/name”</w:t>
-      </w:r>
-      <w:r>
-        <w:t xml:space="preserve"> will result in a data message </w:t>
-      </w:r>
-      <w:r>
-        <w:rPr>
-          <w:rStyle w:val="CodeChar"/>
-        </w:rPr>
-        <w:t>Peri</w:t>
+        <w:t>$06 $2</w:t>
+      </w:r>
+      <w:r>
+        <w:rPr>
+          <w:rStyle w:val="CodeChar"/>
+        </w:rPr>
+        <w:t>B</w:t>
+      </w:r>
+      <w:r>
+        <w:rPr>
+          <w:rStyle w:val="CodeChar"/>
+        </w:rPr>
+        <w:t xml:space="preserve"> $XX “user”</w:t>
+      </w:r>
+      <w:r>
+        <w:t xml:space="preserve"> will make the cursor move into the object “user”, alongside the key “name”.</w:t>
+      </w:r>
+    </w:p>
+    <w:p>
+      <w:r>
+        <w:t xml:space="preserve">The status channel will read </w:t>
+      </w:r>
+      <w:r>
+        <w:rPr>
+          <w:rStyle w:val="CodeChar"/>
+        </w:rPr>
+        <w:t>000 OK</w:t>
+      </w:r>
+      <w:r>
+        <w:t xml:space="preserve"> when the path is valid and points to an object or to an array. When the handle is valid, but the path does not lead to an object or an array, the status will be set to </w:t>
+      </w:r>
+      <w:r>
+        <w:rPr>
+          <w:rStyle w:val="CodeChar"/>
+        </w:rPr>
+        <w:t>404 ENTRY NOT FOUND</w:t>
+      </w:r>
+      <w:r>
+        <w:t xml:space="preserve">. In case the handle is invalid, the status will be set to </w:t>
+      </w:r>
+      <w:r>
+        <w:rPr>
+          <w:rStyle w:val="CodeChar"/>
+        </w:rPr>
+        <w:t>400 BAD REQUEST</w:t>
       </w:r>
       <w:r>
         <w:t>.</w:t>
       </w:r>
     </w:p>
     <w:p>
-      <w:r>
-        <w:t xml:space="preserve">The status channel will read 000 OK when the path is valid and the value is returned. When the handle is valid, but the path does not lead to a known value, the status will be set to </w:t>
-      </w:r>
-      <w:r>
-        <w:rPr>
-          <w:rStyle w:val="CodeChar"/>
-        </w:rPr>
-        <w:t>404 ENTRY NOT FOUND</w:t>
-      </w:r>
-      <w:r>
-        <w:t xml:space="preserve">. In case the handle is invalid, the status will be set to </w:t>
+      <w:pPr>
+        <w:pStyle w:val="Heading2"/>
+      </w:pPr>
+      <w:bookmarkStart w:id="24" w:name="_Toc224300923"/>
+      <w:r>
+        <w:t>HTTP_CMD_</w:t>
+      </w:r>
+      <w:r>
+        <w:t>BODY_</w:t>
+      </w:r>
+      <w:r>
+        <w:t>ADD_BINARY (0x2C)</w:t>
+      </w:r>
+      <w:bookmarkEnd w:id="24"/>
+    </w:p>
+    <w:p>
+      <w:r>
+        <w:t xml:space="preserve">Command format: </w:t>
+      </w:r>
+      <w:r>
+        <w:rPr>
+          <w:rStyle w:val="CodeChar"/>
+        </w:rPr>
+        <w:t>$06 $2</w:t>
+      </w:r>
+      <w:r>
+        <w:rPr>
+          <w:rStyle w:val="CodeChar"/>
+        </w:rPr>
+        <w:t>C</w:t>
+      </w:r>
+      <w:r>
+        <w:rPr>
+          <w:rStyle w:val="CodeChar"/>
+        </w:rPr>
+        <w:t xml:space="preserve"> &lt;HANDLE&gt; &lt;</w:t>
+      </w:r>
+      <w:r>
+        <w:rPr>
+          <w:rStyle w:val="CodeChar"/>
+        </w:rPr>
+        <w:t>Binary Data</w:t>
+      </w:r>
+      <w:r>
+        <w:rPr>
+          <w:rStyle w:val="CodeChar"/>
+        </w:rPr>
+        <w:t>&gt;</w:t>
+      </w:r>
+    </w:p>
+    <w:p>
+      <w:r>
+        <w:t xml:space="preserve">The command can be used to add binary data to body handle that is of the binary type. When the handle points to another type, </w:t>
+      </w:r>
+      <w:r>
+        <w:t xml:space="preserve">the status channel returns </w:t>
       </w:r>
       <w:r>
         <w:rPr>
@@ -5861,30 +6329,79 @@
         <w:t>400 BAD REQUEST</w:t>
       </w:r>
       <w:r>
+        <w:t>. Multiple additions of binary data can be done when the size of the data exceeds what can be sent in one command. The maximum command size to the UCI is 896 bytes.</w:t>
+      </w:r>
+    </w:p>
+    <w:p>
+      <w:pPr>
+        <w:pStyle w:val="Heading2"/>
+      </w:pPr>
+      <w:bookmarkStart w:id="25" w:name="_Toc224300924"/>
+      <w:r>
+        <w:t>HTTP_</w:t>
+      </w:r>
+      <w:r>
+        <w:t>CMD_DO_EXCHANGE_OBJ (0x31)</w:t>
+      </w:r>
+      <w:bookmarkEnd w:id="25"/>
+    </w:p>
+    <w:p>
+      <w:r>
+        <w:t xml:space="preserve">Command format: </w:t>
+      </w:r>
+      <w:r>
+        <w:rPr>
+          <w:rStyle w:val="CodeChar"/>
+        </w:rPr>
+        <w:t>$06 $31 &lt;HEADER&gt; &lt;BODY&gt;</w:t>
+      </w:r>
+    </w:p>
+    <w:p>
+      <w:r>
+        <w:lastRenderedPageBreak/>
+        <w:t xml:space="preserve">This command performs the HTTP exchange on the network. It references the URL and header with the first byte, and the optional data body with the second byte. When no body is to be sent, </w:t>
+      </w:r>
+      <w:r>
+        <w:t xml:space="preserve">the value </w:t>
+      </w:r>
+      <w:r>
+        <w:rPr>
+          <w:rStyle w:val="CodeChar"/>
+        </w:rPr>
+        <w:t>$00</w:t>
+      </w:r>
+      <w:r>
+        <w:t xml:space="preserve"> can be used.</w:t>
+      </w:r>
+    </w:p>
+    <w:p>
+      <w:r>
+        <w:t xml:space="preserve">The status channel will represent the information given in the header of the response, including the response code. If no connection can be made, the status channel reads </w:t>
+      </w:r>
+      <w:r>
+        <w:rPr>
+          <w:rStyle w:val="CodeChar"/>
+        </w:rPr>
+        <w:t>503 SERVICE UNAVAILABLE</w:t>
+      </w:r>
+      <w:r>
         <w:t>.</w:t>
       </w:r>
     </w:p>
     <w:p>
+      <w:r>
+        <w:t>When the exchange succeeds, it creates to new objects; a header object and a body object. The handles of these objects are returned in the data channel (2 bytes).</w:t>
+      </w:r>
+    </w:p>
+    <w:p>
       <w:pPr>
         <w:pStyle w:val="Heading2"/>
       </w:pPr>
-      <w:bookmarkStart w:id="23" w:name="_Toc223894194"/>
-      <w:r>
-        <w:t>HTTP_CMD_JSON_</w:t>
-      </w:r>
-      <w:r>
-        <w:t>MOVE</w:t>
-      </w:r>
-      <w:r>
-        <w:t xml:space="preserve"> (0x2</w:t>
-      </w:r>
-      <w:r>
-        <w:t>B</w:t>
-      </w:r>
-      <w:r>
-        <w:t>)</w:t>
-      </w:r>
-      <w:bookmarkEnd w:id="23"/>
+      <w:bookmarkStart w:id="26" w:name="_Toc224300925"/>
+      <w:r>
+        <w:t>HTTP_CMD_DO_EXCHANGE_RAW (0x32)</w:t>
+      </w:r>
+      <w:bookmarkEnd w:id="26"/>
     </w:p>
     <w:p>
       <w:r>
@@ -5894,378 +6411,52 @@
         <w:rPr>
           <w:rStyle w:val="CodeChar"/>
         </w:rPr>
-        <w:t>$06 $2</w:t>
-      </w:r>
-      <w:r>
-        <w:rPr>
-          <w:rStyle w:val="CodeChar"/>
-        </w:rPr>
-        <w:t>B</w:t>
-      </w:r>
-      <w:r>
-        <w:rPr>
-          <w:rStyle w:val="CodeChar"/>
-        </w:rPr>
-        <w:t xml:space="preserve"> &lt;HANDLE&gt; &lt;JSON PATH&gt;</w:t>
-      </w:r>
-    </w:p>
-    <w:p>
-      <w:r>
-        <w:t xml:space="preserve">Use the JSON </w:t>
-      </w:r>
-      <w:r>
-        <w:t>Move</w:t>
-      </w:r>
-      <w:r>
-        <w:t xml:space="preserve"> command to </w:t>
-      </w:r>
-      <w:r>
-        <w:t>position the cursor somewhere in the JSON hierarchy, in order to add (or set) values.</w:t>
-      </w:r>
-      <w:r>
-        <w:t xml:space="preserve"> The JSON Path is a string that leads to the entry of interest. Let’s say the object looks like this:</w:t>
-      </w:r>
-    </w:p>
-    <w:p>
-      <w:pPr>
-        <w:pStyle w:val="Code"/>
-      </w:pPr>
-      <w:r>
-        <w:lastRenderedPageBreak/>
-        <w:t>{</w:t>
-      </w:r>
-    </w:p>
-    <w:p>
-      <w:pPr>
-        <w:pStyle w:val="Code"/>
-      </w:pPr>
-      <w:r>
-        <w:t xml:space="preserve">    “width” : 500,</w:t>
-      </w:r>
-    </w:p>
-    <w:p>
-      <w:pPr>
-        <w:pStyle w:val="Code"/>
-      </w:pPr>
-      <w:r>
-        <w:t xml:space="preserve">    “visible” : true,</w:t>
-      </w:r>
-      <w:r>
-        <w:br/>
-        <w:t xml:space="preserve">    “title” : “Commodore”,</w:t>
-      </w:r>
-    </w:p>
-    <w:p>
-      <w:pPr>
-        <w:pStyle w:val="Code"/>
-      </w:pPr>
-      <w:r>
-        <w:t xml:space="preserve">    “user” : { </w:t>
-      </w:r>
-    </w:p>
-    <w:p>
-      <w:pPr>
-        <w:pStyle w:val="Code"/>
-      </w:pPr>
-      <w:r>
-        <w:t xml:space="preserve">        “name” : “Peri”</w:t>
-      </w:r>
-    </w:p>
-    <w:p>
-      <w:pPr>
-        <w:pStyle w:val="Code"/>
-      </w:pPr>
-      <w:r>
-        <w:t xml:space="preserve">    }</w:t>
-      </w:r>
-    </w:p>
-    <w:p>
-      <w:pPr>
-        <w:pStyle w:val="Code"/>
-      </w:pPr>
-      <w:r>
-        <w:t>}</w:t>
-      </w:r>
-    </w:p>
-    <w:p>
-      <w:r>
-        <w:t xml:space="preserve">Example: </w:t>
-      </w:r>
-      <w:r>
-        <w:rPr>
-          <w:rStyle w:val="CodeChar"/>
-        </w:rPr>
-        <w:t>$06 $2</w:t>
-      </w:r>
-      <w:r>
-        <w:rPr>
-          <w:rStyle w:val="CodeChar"/>
-        </w:rPr>
-        <w:t>B</w:t>
-      </w:r>
-      <w:r>
-        <w:rPr>
-          <w:rStyle w:val="CodeChar"/>
-        </w:rPr>
-        <w:t xml:space="preserve"> $XX “user”</w:t>
-      </w:r>
-      <w:r>
-        <w:t xml:space="preserve"> will </w:t>
-      </w:r>
-      <w:r>
-        <w:t>make the cursor move into the object “user”, alongside the key “name”.</w:t>
-      </w:r>
-    </w:p>
-    <w:p>
-      <w:r>
-        <w:t xml:space="preserve">The status channel will read </w:t>
-      </w:r>
-      <w:r>
-        <w:rPr>
-          <w:rStyle w:val="CodeChar"/>
-        </w:rPr>
-        <w:t>000 OK</w:t>
-      </w:r>
-      <w:r>
-        <w:t xml:space="preserve"> when the path is valid and </w:t>
-      </w:r>
-      <w:r>
-        <w:t>points to an object or to an array.</w:t>
-      </w:r>
-      <w:r>
-        <w:t xml:space="preserve"> When the handle is valid, but the path does not lead to </w:t>
-      </w:r>
-      <w:r>
-        <w:t>an object or an array</w:t>
-      </w:r>
-      <w:r>
-        <w:t xml:space="preserve">, the status will be set to </w:t>
-      </w:r>
-      <w:r>
-        <w:rPr>
-          <w:rStyle w:val="CodeChar"/>
-        </w:rPr>
-        <w:t>404 ENTRY NOT FOUND</w:t>
-      </w:r>
-      <w:r>
-        <w:t xml:space="preserve">. In case the handle is invalid, the status will be set to </w:t>
-      </w:r>
-      <w:r>
-        <w:rPr>
-          <w:rStyle w:val="CodeChar"/>
-        </w:rPr>
-        <w:t>400 BAD REQUEST</w:t>
+        <w:t>$06 $3</w:t>
+      </w:r>
+      <w:r>
+        <w:rPr>
+          <w:rStyle w:val="CodeChar"/>
+        </w:rPr>
+        <w:t>2</w:t>
+      </w:r>
+      <w:r>
+        <w:rPr>
+          <w:rStyle w:val="CodeChar"/>
+        </w:rPr>
+        <w:t xml:space="preserve"> &lt;HEADER&gt; &lt;BODY&gt;</w:t>
+      </w:r>
+    </w:p>
+    <w:p>
+      <w:r>
+        <w:t xml:space="preserve">This command performs the HTTP exchange on the network. It references the URL and header with the first byte, and the optional data body with the second byte. When no body is to be sent, the value </w:t>
+      </w:r>
+      <w:r>
+        <w:rPr>
+          <w:rStyle w:val="CodeChar"/>
+        </w:rPr>
+        <w:t>$00</w:t>
+      </w:r>
+      <w:r>
+        <w:t xml:space="preserve"> can be used.</w:t>
+      </w:r>
+    </w:p>
+    <w:p>
+      <w:r>
+        <w:t xml:space="preserve">The status channel will contain the entire response header, limited to 256 bytes. If no connection can be made, the status channel reads </w:t>
+      </w:r>
+      <w:r>
+        <w:rPr>
+          <w:rStyle w:val="CodeChar"/>
+        </w:rPr>
+        <w:t>503 SERVICE UNAVAILABLE</w:t>
       </w:r>
       <w:r>
         <w:t>.</w:t>
       </w:r>
     </w:p>
     <w:p>
-      <w:pPr>
-        <w:pStyle w:val="Heading2"/>
-      </w:pPr>
-      <w:bookmarkStart w:id="24" w:name="_Toc223894195"/>
-      <w:r>
-        <w:t>HTTP_CMD_</w:t>
-      </w:r>
-      <w:r>
-        <w:t xml:space="preserve">ADD_BINARY </w:t>
-      </w:r>
-      <w:r>
-        <w:t>(0x2</w:t>
-      </w:r>
-      <w:r>
-        <w:t>C</w:t>
-      </w:r>
-      <w:r>
-        <w:t>)</w:t>
-      </w:r>
-      <w:bookmarkEnd w:id="24"/>
-    </w:p>
-    <w:p>
-      <w:r>
-        <w:t xml:space="preserve">Command format: </w:t>
-      </w:r>
-      <w:r>
-        <w:rPr>
-          <w:rStyle w:val="CodeChar"/>
-        </w:rPr>
-        <w:t>$06 $2</w:t>
-      </w:r>
-      <w:r>
-        <w:rPr>
-          <w:rStyle w:val="CodeChar"/>
-        </w:rPr>
-        <w:t>C</w:t>
-      </w:r>
-      <w:r>
-        <w:rPr>
-          <w:rStyle w:val="CodeChar"/>
-        </w:rPr>
-        <w:t xml:space="preserve"> &lt;HANDLE&gt; &lt;</w:t>
-      </w:r>
-      <w:r>
-        <w:rPr>
-          <w:rStyle w:val="CodeChar"/>
-        </w:rPr>
-        <w:t>Binary Data</w:t>
-      </w:r>
-      <w:r>
-        <w:rPr>
-          <w:rStyle w:val="CodeChar"/>
-        </w:rPr>
-        <w:t>&gt;</w:t>
-      </w:r>
-    </w:p>
-    <w:p>
-      <w:r>
-        <w:t xml:space="preserve">The command can be used to add binary data to body handle that is of the binary type. When the handle points to another type, </w:t>
-      </w:r>
-      <w:r>
-        <w:t xml:space="preserve">the status channel returns </w:t>
-      </w:r>
-      <w:r>
-        <w:rPr>
-          <w:rStyle w:val="CodeChar"/>
-        </w:rPr>
-        <w:t>400 BAD REQUEST</w:t>
-      </w:r>
-      <w:r>
-        <w:t>. Multiple additions of binary data can be done when the size of the data exceeds what can be sent in one command. The maximum command size to the UCI is 896 bytes.</w:t>
-      </w:r>
-    </w:p>
-    <w:p>
-      <w:pPr>
-        <w:pStyle w:val="Heading2"/>
-      </w:pPr>
-      <w:bookmarkStart w:id="25" w:name="_Toc223894196"/>
-      <w:r>
-        <w:t>HTTP_</w:t>
-      </w:r>
-      <w:r>
-        <w:t>CMD_DO_EXCHANGE_OBJ (0x31)</w:t>
-      </w:r>
-      <w:bookmarkEnd w:id="25"/>
-    </w:p>
-    <w:p>
-      <w:r>
-        <w:t xml:space="preserve">Command format: </w:t>
-      </w:r>
-      <w:r>
-        <w:rPr>
-          <w:rStyle w:val="CodeChar"/>
-        </w:rPr>
-        <w:t>$06 $31 &lt;HEADER&gt; &lt;BODY&gt;</w:t>
-      </w:r>
-    </w:p>
-    <w:p>
-      <w:r>
-        <w:t xml:space="preserve">This command performs the HTTP exchange on the network. It references the URL and header with the first byte, and the optional data body with the second byte. When no body is to be sent, </w:t>
-      </w:r>
-      <w:r>
-        <w:t>the value $00 can be used.</w:t>
-      </w:r>
-    </w:p>
-    <w:p>
-      <w:r>
-        <w:t xml:space="preserve">The status channel will represent the information given in the header of the response, including the response code. If no connection can be made, the status channel reads </w:t>
-      </w:r>
-      <w:r>
-        <w:rPr>
-          <w:rStyle w:val="CodeChar"/>
-        </w:rPr>
-        <w:t>503 SERVICE UNAVAILABLE</w:t>
-      </w:r>
-      <w:r>
-        <w:t>.</w:t>
-      </w:r>
-    </w:p>
-    <w:p>
-      <w:r>
-        <w:t>When the exchange succeeds, it creates to new objects; a header object and a body object. The handles of these objects are returned in the data channel (2 bytes).</w:t>
-      </w:r>
-    </w:p>
-    <w:p>
-      <w:pPr>
-        <w:pStyle w:val="Heading2"/>
-      </w:pPr>
-      <w:bookmarkStart w:id="26" w:name="_Toc223894197"/>
-      <w:r>
-        <w:t>HTTP_CMD_DO_EXCHANGE_RAW (0x32)</w:t>
-      </w:r>
-      <w:bookmarkEnd w:id="26"/>
-    </w:p>
-    <w:p>
-      <w:r>
-        <w:t xml:space="preserve">Command format: </w:t>
-      </w:r>
-      <w:r>
-        <w:rPr>
-          <w:rStyle w:val="CodeChar"/>
-        </w:rPr>
-        <w:t>$06 $3</w:t>
-      </w:r>
-      <w:r>
-        <w:rPr>
-          <w:rStyle w:val="CodeChar"/>
-        </w:rPr>
-        <w:t>2</w:t>
-      </w:r>
-      <w:r>
-        <w:rPr>
-          <w:rStyle w:val="CodeChar"/>
-        </w:rPr>
-        <w:t xml:space="preserve"> &lt;HEADER&gt; &lt;BODY&gt;</w:t>
-      </w:r>
-    </w:p>
-    <w:p>
-      <w:r>
-        <w:t xml:space="preserve">This command performs the HTTP exchange on the network. It references the URL and header with the first byte, and the optional data body with the second byte. When </w:t>
-      </w:r>
-      <w:proofErr w:type="spellStart"/>
-      <w:r>
-        <w:t>no body</w:t>
-      </w:r>
-      <w:proofErr w:type="spellEnd"/>
-      <w:r>
-        <w:t xml:space="preserve"> is to be sent, the value </w:t>
-      </w:r>
-      <w:r>
-        <w:rPr>
-          <w:rStyle w:val="CodeChar"/>
-        </w:rPr>
-        <w:t>$00</w:t>
-      </w:r>
-      <w:r>
-        <w:t xml:space="preserve"> can be used.</w:t>
-      </w:r>
-    </w:p>
-    <w:p>
-      <w:r>
-        <w:t xml:space="preserve">The status channel </w:t>
-      </w:r>
-      <w:r>
-        <w:t>will contain the entire response header, limited to 256 bytes.</w:t>
-      </w:r>
-      <w:r>
-        <w:t xml:space="preserve"> If no connection can be made, the status channel reads </w:t>
-      </w:r>
-      <w:r>
-        <w:rPr>
-          <w:rStyle w:val="CodeChar"/>
-        </w:rPr>
-        <w:t>503 SERVICE UNAVAILABLE</w:t>
-      </w:r>
-      <w:r>
-        <w:t>.</w:t>
-      </w:r>
-    </w:p>
-    <w:p>
-      <w:r>
-        <w:t xml:space="preserve">When the exchange succeeds, </w:t>
-      </w:r>
-      <w:r>
-        <w:t>the data channel will produce the body data “as is”. This might need to be read in multiple chunks when the UCI indicates the “more data” flag. No processing on the data is done.</w:t>
+      <w:r>
+        <w:t>When the exchange succeeds, the data channel will produce the body data “as is”. This might need to be read in multiple chunks when the UCI indicates the “more data” flag. No processing on the data is done.</w:t>
       </w:r>
     </w:p>
     <w:sectPr>
@@ -6350,12 +6541,15 @@
           </w:r>
           <w:fldSimple w:instr=" DOCPROPERTY &quot;Version&quot; \* MERGEFORMAT ">
             <w:r>
-              <w:rPr>
-                <w:bCs/>
-              </w:rPr>
               <w:t>1.1</w:t>
             </w:r>
           </w:fldSimple>
+          <w:r>
+            <w:rPr>
+              <w:bCs/>
+            </w:rPr>
+            <w:t>2</w:t>
+          </w:r>
           <w:r>
             <w:rPr>
               <w:bCs/>
@@ -6366,7 +6560,10 @@
             <w:t xml:space="preserve"> </w:t>
           </w:r>
           <w:r>
-            <w:t>March 8</w:t>
+            <w:t xml:space="preserve">March </w:t>
+          </w:r>
+          <w:r>
+            <w:t>13</w:t>
           </w:r>
           <w:r>
             <w:t>,</w:t>
@@ -9612,6 +9809,7 @@
     <w:rsid w:val="000E5C16"/>
     <w:rsid w:val="00114319"/>
     <w:rsid w:val="00227DF1"/>
+    <w:rsid w:val="00386242"/>
     <w:rsid w:val="003D7F14"/>
     <w:rsid w:val="00427F76"/>
     <w:rsid w:val="00563128"/>
@@ -9619,11 +9817,13 @@
     <w:rsid w:val="00723BFE"/>
     <w:rsid w:val="007334C3"/>
     <w:rsid w:val="007B1F98"/>
+    <w:rsid w:val="00977187"/>
     <w:rsid w:val="00AA199C"/>
     <w:rsid w:val="00AE1B17"/>
     <w:rsid w:val="00AE7445"/>
     <w:rsid w:val="00B8324E"/>
     <w:rsid w:val="00C76122"/>
+    <w:rsid w:val="00D37488"/>
     <w:rsid w:val="00D53DC1"/>
     <w:rsid w:val="00F23CD4"/>
   </w:rsids>

--- a/doc/uci_http_target.docx
+++ b/doc/uci_http_target.docx
@@ -3954,7 +3954,7 @@
               <w:keepNext/>
             </w:pPr>
             <w:r>
-              <w:t>JSON</w:t>
+              <w:t>BINARY</w:t>
             </w:r>
           </w:p>
         </w:tc>
@@ -3990,7 +3990,7 @@
               <w:keepNext/>
             </w:pPr>
             <w:r>
-              <w:t>BINARY</w:t>
+              <w:t>JSON OBJECT</w:t>
             </w:r>
           </w:p>
         </w:tc>
@@ -4026,7 +4026,7 @@
               <w:keepNext/>
             </w:pPr>
             <w:r>
-              <w:t>URL ENCODED</w:t>
+              <w:t>JSON ARRAY</w:t>
             </w:r>
           </w:p>
         </w:tc>
@@ -4045,6 +4045,42 @@
           </w:p>
         </w:tc>
       </w:tr>
+      <w:tr>
+        <w:trPr>
+          <w:cnfStyle w:val="000000010000" w:firstRow="0" w:lastRow="0" w:firstColumn="0" w:lastColumn="0" w:oddVBand="0" w:evenVBand="0" w:oddHBand="0" w:evenHBand="1" w:firstRowFirstColumn="0" w:firstRowLastColumn="0" w:lastRowFirstColumn="0" w:lastRowLastColumn="0"/>
+        </w:trPr>
+        <w:tc>
+          <w:tcPr>
+            <w:cnfStyle w:val="001000000000" w:firstRow="0" w:lastRow="0" w:firstColumn="1" w:lastColumn="0" w:oddVBand="0" w:evenVBand="0" w:oddHBand="0" w:evenHBand="0" w:firstRowFirstColumn="0" w:firstRowLastColumn="0" w:lastRowFirstColumn="0" w:lastRowLastColumn="0"/>
+            <w:tcW w:w="2137" w:type="dxa"/>
+          </w:tcPr>
+          <w:p>
+            <w:pPr>
+              <w:keepNext/>
+            </w:pPr>
+            <w:r>
+              <w:t>URL ENCODED</w:t>
+            </w:r>
+          </w:p>
+        </w:tc>
+        <w:tc>
+          <w:tcPr>
+            <w:tcW w:w="0" w:type="auto"/>
+          </w:tcPr>
+          <w:p>
+            <w:pPr>
+              <w:keepNext/>
+              <w:cnfStyle w:val="000000010000" w:firstRow="0" w:lastRow="0" w:firstColumn="0" w:lastColumn="0" w:oddVBand="0" w:evenVBand="0" w:oddHBand="0" w:evenHBand="1" w:firstRowFirstColumn="0" w:firstRowLastColumn="0" w:lastRowFirstColumn="0" w:lastRowLastColumn="0"/>
+            </w:pPr>
+            <w:r>
+              <w:t>$0</w:t>
+            </w:r>
+            <w:r>
+              <w:t>4</w:t>
+            </w:r>
+          </w:p>
+        </w:tc>
+      </w:tr>
     </w:tbl>
     <w:p/>
     <w:p>
@@ -4089,13 +4125,13 @@
     </w:p>
     <w:p>
       <w:r>
-        <w:t>In case the data object is of the ‘JSON’</w:t>
-      </w:r>
-      <w:r>
-        <w:t xml:space="preserve"> or ‘URL ENCODED’</w:t>
-      </w:r>
-      <w:r>
-        <w:t xml:space="preserve"> type, it automatically opens the top level object, which could be represented as </w:t>
+        <w:t>In case the data object is of the ‘JSON</w:t>
+      </w:r>
+      <w:r>
+        <w:t xml:space="preserve"> OBJECT</w:t>
+      </w:r>
+      <w:r>
+        <w:t xml:space="preserve">’, it automatically opens the top level object, which could be represented as </w:t>
       </w:r>
       <w:r>
         <w:rPr>
@@ -4109,8 +4145,33 @@
       <w:r>
         <w:t xml:space="preserve"> This JSON body has a pointer associated to it, which can be moved to add items at the correct level of the hierarchy.</w:t>
       </w:r>
-      <w:r>
-        <w:t xml:space="preserve"> When the body type is ‘URL ENCODED’, the formatting of the body will be different, but the internal data structure is the same.</w:t>
+    </w:p>
+    <w:p>
+      <w:r>
+        <w:t>The body type that is initialized as a ‘JSON ARRAY’, starts with an object that could be represented as</w:t>
+      </w:r>
+      <w:r>
+        <w:br/>
+      </w:r>
+      <w:r>
+        <w:rPr>
+          <w:rStyle w:val="CodeChar"/>
+        </w:rPr>
+        <w:t>[ ]</w:t>
+      </w:r>
+      <w:r>
+        <w:t xml:space="preserve">. </w:t>
+      </w:r>
+      <w:r>
+        <w:t>Just like the JSON OBJECT, this body has a pointer associated to it.</w:t>
+      </w:r>
+    </w:p>
+    <w:p>
+      <w:r>
+        <w:t>When the body type is ‘URL ENCODED’, the formatting of the body will be different, but the internal data structure is the same</w:t>
+      </w:r>
+      <w:r>
+        <w:t xml:space="preserve"> as JSON OBJECT. The output generator will simply output an URL-encoded string. </w:t>
       </w:r>
     </w:p>
     <w:p>
@@ -4307,8 +4368,13 @@
         <w:t>}</w:t>
       </w:r>
     </w:p>
-    <w:p>
-      <w:r>
+    <w:p/>
+    <w:p>
+      <w:pPr>
+        <w:keepNext/>
+      </w:pPr>
+      <w:r>
+        <w:lastRenderedPageBreak/>
         <w:t>In URL encoded form, the body would look like this:</w:t>
       </w:r>
     </w:p>
@@ -4379,11 +4445,7 @@
         <w:t>data</w:t>
       </w:r>
       <w:r>
-        <w:t xml:space="preserve"> object, in the current object hierarchy. Since key names are variable in length, the command starts with a one-byte length indicator of the </w:t>
-      </w:r>
-      <w:r>
-        <w:lastRenderedPageBreak/>
-        <w:t>string. Then the string itself follows, exactly the number of bytes indicated. Then the value of the Boolean follows, always 1 byte in length.</w:t>
+        <w:t xml:space="preserve"> object, in the current object hierarchy. Since key names are variable in length, the command starts with a one-byte length indicator of the string. Then the string itself follows, exactly the number of bytes indicated. Then the value of the Boolean follows, always 1 byte in length.</w:t>
       </w:r>
     </w:p>
     <w:p>
@@ -4526,10 +4588,7 @@
         <w:pStyle w:val="Code"/>
       </w:pPr>
       <w:r>
-        <w:t>width=500</w:t>
-      </w:r>
-      <w:r>
-        <w:t>&amp;visible=true</w:t>
+        <w:t>width=500&amp;visible=true</w:t>
       </w:r>
     </w:p>
     <w:p>
@@ -4800,10 +4859,7 @@
         <w:pStyle w:val="Code"/>
       </w:pPr>
       <w:r>
-        <w:t>width=500</w:t>
-      </w:r>
-      <w:r>
-        <w:t>&amp;visible=</w:t>
+        <w:t>width=500&amp;visible=</w:t>
       </w:r>
       <w:proofErr w:type="spellStart"/>
       <w:r>
@@ -4891,7 +4947,11 @@
         <w:t>data</w:t>
       </w:r>
       <w:r>
-        <w:t xml:space="preserve"> object, in the current object hierarchy. Since key names are variable in length, the command starts with a one-byte length indicator of the string. Then the string itself follows, exactly the number of bytes indicated. This command does not take any</w:t>
+        <w:t xml:space="preserve"> object, in the current object hierarchy. Since key names are variable in length, the command starts with a one-byte length indicator of the </w:t>
+      </w:r>
+      <w:r>
+        <w:lastRenderedPageBreak/>
+        <w:t>string. Then the string itself follows, exactly the number of bytes indicated. This command does not take any</w:t>
       </w:r>
       <w:r>
         <w:t xml:space="preserve"> value.</w:t>
@@ -4978,7 +5038,6 @@
         <w:pStyle w:val="Code"/>
       </w:pPr>
       <w:r>
-        <w:lastRenderedPageBreak/>
         <w:t>{</w:t>
       </w:r>
     </w:p>
@@ -5044,10 +5103,7 @@
       </w:r>
       <w:proofErr w:type="spellEnd"/>
       <w:r>
-        <w:t>=Commodore%20Intl</w:t>
-      </w:r>
-      <w:r>
-        <w:t>&amp;user=%7B%7D</w:t>
+        <w:t>=Commodore%20Intl&amp;user=%7B%7D</w:t>
       </w:r>
     </w:p>
     <w:p>
@@ -5337,7 +5393,11 @@
         <w:t>s</w:t>
       </w:r>
       <w:r>
-        <w:t xml:space="preserve"> the addition of items in the current level. The command does not take any arguments. Note that it is not required to step all the way up to the root for the </w:t>
+        <w:t xml:space="preserve"> the addition of items in the current level. The command does not take any arguments. Note that it is not required to </w:t>
+      </w:r>
+      <w:r>
+        <w:lastRenderedPageBreak/>
+        <w:t xml:space="preserve">step all the way up to the root for the </w:t>
       </w:r>
       <w:r>
         <w:t>data</w:t>
@@ -5400,7 +5460,6 @@
         <w:pStyle w:val="Code"/>
       </w:pPr>
       <w:r>
-        <w:lastRenderedPageBreak/>
         <w:t>{</w:t>
       </w:r>
     </w:p>
@@ -5765,6 +5824,7 @@
               <w:keepNext/>
             </w:pPr>
             <w:r>
+              <w:lastRenderedPageBreak/>
               <w:t>Type</w:t>
             </w:r>
           </w:p>
@@ -5967,6 +6027,332 @@
         <w:pStyle w:val="Code"/>
       </w:pPr>
       <w:r>
+        <w:t>{</w:t>
+      </w:r>
+    </w:p>
+    <w:p>
+      <w:pPr>
+        <w:pStyle w:val="Code"/>
+      </w:pPr>
+      <w:r>
+        <w:t xml:space="preserve">    “width” : 500,</w:t>
+      </w:r>
+    </w:p>
+    <w:p>
+      <w:pPr>
+        <w:pStyle w:val="Code"/>
+      </w:pPr>
+      <w:r>
+        <w:t xml:space="preserve">    “visible” : true,</w:t>
+      </w:r>
+      <w:r>
+        <w:br/>
+        <w:t xml:space="preserve">    “title” : “Commodore”,</w:t>
+      </w:r>
+    </w:p>
+    <w:p>
+      <w:pPr>
+        <w:pStyle w:val="Code"/>
+      </w:pPr>
+      <w:r>
+        <w:t xml:space="preserve">    “user” : { </w:t>
+      </w:r>
+    </w:p>
+    <w:p>
+      <w:pPr>
+        <w:pStyle w:val="Code"/>
+      </w:pPr>
+      <w:r>
+        <w:t xml:space="preserve">        “name” : “Peri”</w:t>
+      </w:r>
+    </w:p>
+    <w:p>
+      <w:pPr>
+        <w:pStyle w:val="Code"/>
+      </w:pPr>
+      <w:r>
+        <w:t xml:space="preserve">    }</w:t>
+      </w:r>
+    </w:p>
+    <w:p>
+      <w:pPr>
+        <w:pStyle w:val="Code"/>
+      </w:pPr>
+      <w:r>
+        <w:t>}</w:t>
+      </w:r>
+    </w:p>
+    <w:p>
+      <w:r>
+        <w:t xml:space="preserve">Example: </w:t>
+      </w:r>
+      <w:r>
+        <w:rPr>
+          <w:rStyle w:val="CodeChar"/>
+        </w:rPr>
+        <w:t>$06 $2A $XX “user/name”</w:t>
+      </w:r>
+      <w:r>
+        <w:t xml:space="preserve"> will result in a data message </w:t>
+      </w:r>
+      <w:r>
+        <w:rPr>
+          <w:rStyle w:val="CodeChar"/>
+        </w:rPr>
+        <w:t>$03 “</w:t>
+      </w:r>
+      <w:r>
+        <w:rPr>
+          <w:rStyle w:val="CodeChar"/>
+        </w:rPr>
+        <w:t>Peri</w:t>
+      </w:r>
+      <w:r>
+        <w:rPr>
+          <w:rStyle w:val="CodeChar"/>
+        </w:rPr>
+        <w:t>”</w:t>
+      </w:r>
+      <w:r>
+        <w:t>, without the quotes</w:t>
+      </w:r>
+      <w:r>
+        <w:t>.</w:t>
+      </w:r>
+    </w:p>
+    <w:p>
+      <w:r>
+        <w:t xml:space="preserve">The status channel will read </w:t>
+      </w:r>
+      <w:r>
+        <w:rPr>
+          <w:rStyle w:val="CodeChar"/>
+        </w:rPr>
+        <w:t>000 OK</w:t>
+      </w:r>
+      <w:r>
+        <w:t xml:space="preserve"> when the path is valid and the value is returned. When the handle is valid, but the path does not lead to a known value, the status will be set to </w:t>
+      </w:r>
+      <w:r>
+        <w:rPr>
+          <w:rStyle w:val="CodeChar"/>
+        </w:rPr>
+        <w:t>404 ENTRY NOT FOUND</w:t>
+      </w:r>
+      <w:r>
+        <w:t xml:space="preserve">. In case the handle is invalid, the status will be set to </w:t>
+      </w:r>
+      <w:r>
+        <w:rPr>
+          <w:rStyle w:val="CodeChar"/>
+        </w:rPr>
+        <w:t>400 BAD REQUEST</w:t>
+      </w:r>
+      <w:r>
+        <w:t>.</w:t>
+      </w:r>
+    </w:p>
+    <w:p>
+      <w:r>
+        <w:t xml:space="preserve">Indexing arrays is possible by using the % prefix. In case the object looks like this, the path </w:t>
+      </w:r>
+      <w:r>
+        <w:rPr>
+          <w:rStyle w:val="CodeChar"/>
+        </w:rPr>
+        <w:t>user/cars%2</w:t>
+      </w:r>
+      <w:r>
+        <w:t xml:space="preserve"> would return </w:t>
+      </w:r>
+      <w:r>
+        <w:rPr>
+          <w:rStyle w:val="CodeChar"/>
+        </w:rPr>
+        <w:t>$03 “Toyota”</w:t>
+      </w:r>
+      <w:r>
+        <w:t>.</w:t>
+      </w:r>
+    </w:p>
+    <w:p>
+      <w:pPr>
+        <w:pStyle w:val="Code"/>
+      </w:pPr>
+      <w:r>
+        <w:t>{</w:t>
+      </w:r>
+    </w:p>
+    <w:p>
+      <w:pPr>
+        <w:pStyle w:val="Code"/>
+      </w:pPr>
+      <w:r>
+        <w:t>    “width” : 500,</w:t>
+      </w:r>
+    </w:p>
+    <w:p>
+      <w:pPr>
+        <w:pStyle w:val="Code"/>
+      </w:pPr>
+      <w:r>
+        <w:t>    “visible” : true,</w:t>
+      </w:r>
+      <w:r>
+        <w:br/>
+        <w:t>    “title” : “Commodore”,</w:t>
+      </w:r>
+    </w:p>
+    <w:p>
+      <w:pPr>
+        <w:pStyle w:val="Code"/>
+      </w:pPr>
+      <w:r>
+        <w:t>    “user” : {</w:t>
+      </w:r>
+    </w:p>
+    <w:p>
+      <w:pPr>
+        <w:pStyle w:val="Code"/>
+      </w:pPr>
+      <w:r>
+        <w:t>        “cars” : [ "Opel", "Renault", "Toyota", "Mitsubishi", "Mercedes" ]</w:t>
+      </w:r>
+    </w:p>
+    <w:p>
+      <w:pPr>
+        <w:pStyle w:val="Code"/>
+      </w:pPr>
+      <w:r>
+        <w:t>    }</w:t>
+      </w:r>
+    </w:p>
+    <w:p>
+      <w:pPr>
+        <w:pStyle w:val="Code"/>
+      </w:pPr>
+      <w:r>
+        <w:t>}</w:t>
+      </w:r>
+    </w:p>
+    <w:p>
+      <w:r>
+        <w:t>When the top level object is an array, the path can start with an index:</w:t>
+      </w:r>
+    </w:p>
+    <w:p>
+      <w:pPr>
+        <w:pStyle w:val="Code"/>
+      </w:pPr>
+      <w:r>
+        <w:t>[</w:t>
+      </w:r>
+    </w:p>
+    <w:p>
+      <w:pPr>
+        <w:pStyle w:val="Code"/>
+      </w:pPr>
+      <w:r>
+        <w:t xml:space="preserve">    { “user” : “1541u”, “name”: “Gideon” },</w:t>
+      </w:r>
+    </w:p>
+    <w:p>
+      <w:pPr>
+        <w:pStyle w:val="Code"/>
+      </w:pPr>
+      <w:r>
+        <w:t xml:space="preserve">    { “user” : “bvl1999”, “name”: “Bart” }</w:t>
+      </w:r>
+    </w:p>
+    <w:p>
+      <w:pPr>
+        <w:pStyle w:val="Code"/>
+      </w:pPr>
+      <w:r>
+        <w:t>]</w:t>
+      </w:r>
+    </w:p>
+    <w:p>
+      <w:r>
+        <w:t xml:space="preserve">In this case the path </w:t>
+      </w:r>
+      <w:r>
+        <w:rPr>
+          <w:rStyle w:val="CodeChar"/>
+        </w:rPr>
+        <w:t>%1/name</w:t>
+      </w:r>
+      <w:r>
+        <w:t xml:space="preserve"> would return </w:t>
+      </w:r>
+      <w:r>
+        <w:rPr>
+          <w:rStyle w:val="CodeChar"/>
+        </w:rPr>
+        <w:t>$03 “Bart”</w:t>
+      </w:r>
+      <w:r>
+        <w:t>.</w:t>
+      </w:r>
+    </w:p>
+    <w:p>
+      <w:pPr>
+        <w:pStyle w:val="Heading2"/>
+      </w:pPr>
+      <w:bookmarkStart w:id="23" w:name="_Toc224300922"/>
+      <w:r>
+        <w:t>HTTP_CMD_BODY</w:t>
+      </w:r>
+      <w:r>
+        <w:t>_MOVE (0x2B)</w:t>
+      </w:r>
+      <w:bookmarkEnd w:id="23"/>
+    </w:p>
+    <w:p>
+      <w:r>
+        <w:t xml:space="preserve">Command format: </w:t>
+      </w:r>
+      <w:r>
+        <w:rPr>
+          <w:rStyle w:val="CodeChar"/>
+        </w:rPr>
+        <w:t>$06 $2</w:t>
+      </w:r>
+      <w:r>
+        <w:rPr>
+          <w:rStyle w:val="CodeChar"/>
+        </w:rPr>
+        <w:t>B</w:t>
+      </w:r>
+      <w:r>
+        <w:rPr>
+          <w:rStyle w:val="CodeChar"/>
+        </w:rPr>
+        <w:t xml:space="preserve"> &lt;HANDLE&gt; &lt;PATH&gt;</w:t>
+      </w:r>
+    </w:p>
+    <w:p>
+      <w:r>
+        <w:t xml:space="preserve">Use the Move command to position the cursor somewhere in the </w:t>
+      </w:r>
+      <w:r>
+        <w:t>data object</w:t>
+      </w:r>
+      <w:r>
+        <w:t xml:space="preserve"> hierarchy, in order to add (or set) values. The </w:t>
+      </w:r>
+      <w:r>
+        <w:t>p</w:t>
+      </w:r>
+      <w:r>
+        <w:t>ath is a string that leads to the entry of interest. Let’s say the object looks like this:</w:t>
+      </w:r>
+    </w:p>
+    <w:p>
+      <w:pPr>
+        <w:pStyle w:val="Code"/>
+      </w:pPr>
+      <w:r>
         <w:lastRenderedPageBreak/>
         <w:t>{</w:t>
       </w:r>
@@ -6031,57 +6417,113 @@
         <w:rPr>
           <w:rStyle w:val="CodeChar"/>
         </w:rPr>
-        <w:t>$06 $2A $XX “user/name”</w:t>
-      </w:r>
-      <w:r>
-        <w:t xml:space="preserve"> will result in a data message </w:t>
-      </w:r>
-      <w:r>
-        <w:rPr>
-          <w:rStyle w:val="CodeChar"/>
-        </w:rPr>
-        <w:t>$03 “</w:t>
-      </w:r>
-      <w:r>
-        <w:rPr>
-          <w:rStyle w:val="CodeChar"/>
-        </w:rPr>
-        <w:t>Peri</w:t>
-      </w:r>
-      <w:r>
-        <w:rPr>
-          <w:rStyle w:val="CodeChar"/>
-        </w:rPr>
-        <w:t>”</w:t>
-      </w:r>
-      <w:r>
-        <w:t>, without the quotes</w:t>
+        <w:t>$06 $2</w:t>
+      </w:r>
+      <w:r>
+        <w:rPr>
+          <w:rStyle w:val="CodeChar"/>
+        </w:rPr>
+        <w:t>B</w:t>
+      </w:r>
+      <w:r>
+        <w:rPr>
+          <w:rStyle w:val="CodeChar"/>
+        </w:rPr>
+        <w:t xml:space="preserve"> $XX “user”</w:t>
+      </w:r>
+      <w:r>
+        <w:t xml:space="preserve"> will make the cursor move into the object “user”, alongside the key “name”.</w:t>
+      </w:r>
+    </w:p>
+    <w:p>
+      <w:r>
+        <w:t xml:space="preserve">The status channel will read </w:t>
+      </w:r>
+      <w:r>
+        <w:rPr>
+          <w:rStyle w:val="CodeChar"/>
+        </w:rPr>
+        <w:t>000 OK</w:t>
+      </w:r>
+      <w:r>
+        <w:t xml:space="preserve"> when the path is valid and points to an object or to an array. When the handle is valid, but the path does not lead to an object or an array, the status will be set to </w:t>
+      </w:r>
+      <w:r>
+        <w:rPr>
+          <w:rStyle w:val="CodeChar"/>
+        </w:rPr>
+        <w:t>404 ENTRY NOT FOUND</w:t>
+      </w:r>
+      <w:r>
+        <w:t xml:space="preserve">. In case the handle is invalid, the status will be set to </w:t>
+      </w:r>
+      <w:r>
+        <w:rPr>
+          <w:rStyle w:val="CodeChar"/>
+        </w:rPr>
+        <w:t>400 BAD REQUEST</w:t>
       </w:r>
       <w:r>
         <w:t>.</w:t>
       </w:r>
     </w:p>
     <w:p>
-      <w:r>
-        <w:t xml:space="preserve">The status channel will read </w:t>
-      </w:r>
-      <w:r>
-        <w:rPr>
-          <w:rStyle w:val="CodeChar"/>
-        </w:rPr>
-        <w:t>000 OK</w:t>
-      </w:r>
-      <w:r>
-        <w:t xml:space="preserve"> when the path is valid and the value is returned. When the handle is valid, but the path does not lead to a known value, the status will be set to </w:t>
-      </w:r>
-      <w:r>
-        <w:rPr>
-          <w:rStyle w:val="CodeChar"/>
-        </w:rPr>
-        <w:t>404 ENTRY NOT FOUND</w:t>
-      </w:r>
-      <w:r>
-        <w:t xml:space="preserve">. In case the handle is invalid, the status will be set to </w:t>
+      <w:pPr>
+        <w:pStyle w:val="Heading2"/>
+      </w:pPr>
+      <w:bookmarkStart w:id="24" w:name="_Toc224300923"/>
+      <w:r>
+        <w:t>HTTP_CMD_</w:t>
+      </w:r>
+      <w:r>
+        <w:t>BODY_</w:t>
+      </w:r>
+      <w:r>
+        <w:t>ADD_BINARY (0x2C)</w:t>
+      </w:r>
+      <w:bookmarkEnd w:id="24"/>
+    </w:p>
+    <w:p>
+      <w:r>
+        <w:t xml:space="preserve">Command format: </w:t>
+      </w:r>
+      <w:r>
+        <w:rPr>
+          <w:rStyle w:val="CodeChar"/>
+        </w:rPr>
+        <w:t>$06 $2</w:t>
+      </w:r>
+      <w:r>
+        <w:rPr>
+          <w:rStyle w:val="CodeChar"/>
+        </w:rPr>
+        <w:t>C</w:t>
+      </w:r>
+      <w:r>
+        <w:rPr>
+          <w:rStyle w:val="CodeChar"/>
+        </w:rPr>
+        <w:t xml:space="preserve"> &lt;HANDLE&gt; &lt;</w:t>
+      </w:r>
+      <w:r>
+        <w:rPr>
+          <w:rStyle w:val="CodeChar"/>
+        </w:rPr>
+        <w:t>Binary Data</w:t>
+      </w:r>
+      <w:r>
+        <w:rPr>
+          <w:rStyle w:val="CodeChar"/>
+        </w:rPr>
+        <w:t>&gt;</w:t>
+      </w:r>
+    </w:p>
+    <w:p>
+      <w:r>
+        <w:t xml:space="preserve">The command can be used to add binary data to body handle that is of the binary type. When the handle points to another type, </w:t>
+      </w:r>
+      <w:r>
+        <w:t xml:space="preserve">the status channel returns </w:t>
       </w:r>
       <w:r>
         <w:rPr>
@@ -6090,21 +6532,21 @@
         <w:t>400 BAD REQUEST</w:t>
       </w:r>
       <w:r>
-        <w:t>.</w:t>
+        <w:t>. Multiple additions of binary data can be done when the size of the data exceeds what can be sent in one command. The maximum command size to the UCI is 896 bytes.</w:t>
       </w:r>
     </w:p>
     <w:p>
       <w:pPr>
         <w:pStyle w:val="Heading2"/>
       </w:pPr>
-      <w:bookmarkStart w:id="23" w:name="_Toc224300922"/>
-      <w:r>
-        <w:t>HTTP_CMD_BODY</w:t>
-      </w:r>
-      <w:r>
-        <w:t>_MOVE (0x2B)</w:t>
-      </w:r>
-      <w:bookmarkEnd w:id="23"/>
+      <w:bookmarkStart w:id="25" w:name="_Toc224300924"/>
+      <w:r>
+        <w:t>HTTP_</w:t>
+      </w:r>
+      <w:r>
+        <w:t>CMD_DO_EXCHANGE_OBJ (0x31)</w:t>
+      </w:r>
+      <w:bookmarkEnd w:id="25"/>
     </w:p>
     <w:p>
       <w:r>
@@ -6114,251 +6556,11 @@
         <w:rPr>
           <w:rStyle w:val="CodeChar"/>
         </w:rPr>
-        <w:t>$06 $2</w:t>
-      </w:r>
-      <w:r>
-        <w:rPr>
-          <w:rStyle w:val="CodeChar"/>
-        </w:rPr>
-        <w:t>B</w:t>
-      </w:r>
-      <w:r>
-        <w:rPr>
-          <w:rStyle w:val="CodeChar"/>
-        </w:rPr>
-        <w:t xml:space="preserve"> &lt;HANDLE&gt; &lt;PATH&gt;</w:t>
-      </w:r>
-    </w:p>
-    <w:p>
-      <w:r>
-        <w:t xml:space="preserve">Use the Move command to position the cursor somewhere in the </w:t>
-      </w:r>
-      <w:r>
-        <w:t>data object</w:t>
-      </w:r>
-      <w:r>
-        <w:t xml:space="preserve"> hierarchy, in order to add (or set) values. The </w:t>
-      </w:r>
-      <w:r>
-        <w:t>p</w:t>
-      </w:r>
-      <w:r>
-        <w:t>ath is a string that leads to the entry of interest. Let’s say the object looks like this:</w:t>
-      </w:r>
-    </w:p>
-    <w:p>
-      <w:pPr>
-        <w:pStyle w:val="Code"/>
-      </w:pPr>
-      <w:r>
-        <w:t>{</w:t>
-      </w:r>
-    </w:p>
-    <w:p>
-      <w:pPr>
-        <w:pStyle w:val="Code"/>
-      </w:pPr>
-      <w:r>
-        <w:t xml:space="preserve">    “width” : 500,</w:t>
-      </w:r>
-    </w:p>
-    <w:p>
-      <w:pPr>
-        <w:pStyle w:val="Code"/>
-      </w:pPr>
-      <w:r>
-        <w:t xml:space="preserve">    “visible” : true,</w:t>
-      </w:r>
-      <w:r>
-        <w:br/>
-        <w:t xml:space="preserve">    “title” : “Commodore”,</w:t>
-      </w:r>
-    </w:p>
-    <w:p>
-      <w:pPr>
-        <w:pStyle w:val="Code"/>
-      </w:pPr>
-      <w:r>
-        <w:t xml:space="preserve">    “user” : { </w:t>
-      </w:r>
-    </w:p>
-    <w:p>
-      <w:pPr>
-        <w:pStyle w:val="Code"/>
-      </w:pPr>
-      <w:r>
-        <w:t xml:space="preserve">        “name” : “Peri”</w:t>
-      </w:r>
-    </w:p>
-    <w:p>
-      <w:pPr>
-        <w:pStyle w:val="Code"/>
-      </w:pPr>
-      <w:r>
-        <w:t xml:space="preserve">    }</w:t>
-      </w:r>
-    </w:p>
-    <w:p>
-      <w:pPr>
-        <w:pStyle w:val="Code"/>
-      </w:pPr>
-      <w:r>
-        <w:t>}</w:t>
-      </w:r>
-    </w:p>
-    <w:p>
-      <w:r>
-        <w:t xml:space="preserve">Example: </w:t>
-      </w:r>
-      <w:r>
-        <w:rPr>
-          <w:rStyle w:val="CodeChar"/>
-        </w:rPr>
-        <w:t>$06 $2</w:t>
-      </w:r>
-      <w:r>
-        <w:rPr>
-          <w:rStyle w:val="CodeChar"/>
-        </w:rPr>
-        <w:t>B</w:t>
-      </w:r>
-      <w:r>
-        <w:rPr>
-          <w:rStyle w:val="CodeChar"/>
-        </w:rPr>
-        <w:t xml:space="preserve"> $XX “user”</w:t>
-      </w:r>
-      <w:r>
-        <w:t xml:space="preserve"> will make the cursor move into the object “user”, alongside the key “name”.</w:t>
-      </w:r>
-    </w:p>
-    <w:p>
-      <w:r>
-        <w:t xml:space="preserve">The status channel will read </w:t>
-      </w:r>
-      <w:r>
-        <w:rPr>
-          <w:rStyle w:val="CodeChar"/>
-        </w:rPr>
-        <w:t>000 OK</w:t>
-      </w:r>
-      <w:r>
-        <w:t xml:space="preserve"> when the path is valid and points to an object or to an array. When the handle is valid, but the path does not lead to an object or an array, the status will be set to </w:t>
-      </w:r>
-      <w:r>
-        <w:rPr>
-          <w:rStyle w:val="CodeChar"/>
-        </w:rPr>
-        <w:t>404 ENTRY NOT FOUND</w:t>
-      </w:r>
-      <w:r>
-        <w:t xml:space="preserve">. In case the handle is invalid, the status will be set to </w:t>
-      </w:r>
-      <w:r>
-        <w:rPr>
-          <w:rStyle w:val="CodeChar"/>
-        </w:rPr>
-        <w:t>400 BAD REQUEST</w:t>
-      </w:r>
-      <w:r>
-        <w:t>.</w:t>
-      </w:r>
-    </w:p>
-    <w:p>
-      <w:pPr>
-        <w:pStyle w:val="Heading2"/>
-      </w:pPr>
-      <w:bookmarkStart w:id="24" w:name="_Toc224300923"/>
-      <w:r>
-        <w:t>HTTP_CMD_</w:t>
-      </w:r>
-      <w:r>
-        <w:t>BODY_</w:t>
-      </w:r>
-      <w:r>
-        <w:t>ADD_BINARY (0x2C)</w:t>
-      </w:r>
-      <w:bookmarkEnd w:id="24"/>
-    </w:p>
-    <w:p>
-      <w:r>
-        <w:t xml:space="preserve">Command format: </w:t>
-      </w:r>
-      <w:r>
-        <w:rPr>
-          <w:rStyle w:val="CodeChar"/>
-        </w:rPr>
-        <w:t>$06 $2</w:t>
-      </w:r>
-      <w:r>
-        <w:rPr>
-          <w:rStyle w:val="CodeChar"/>
-        </w:rPr>
-        <w:t>C</w:t>
-      </w:r>
-      <w:r>
-        <w:rPr>
-          <w:rStyle w:val="CodeChar"/>
-        </w:rPr>
-        <w:t xml:space="preserve"> &lt;HANDLE&gt; &lt;</w:t>
-      </w:r>
-      <w:r>
-        <w:rPr>
-          <w:rStyle w:val="CodeChar"/>
-        </w:rPr>
-        <w:t>Binary Data</w:t>
-      </w:r>
-      <w:r>
-        <w:rPr>
-          <w:rStyle w:val="CodeChar"/>
-        </w:rPr>
-        <w:t>&gt;</w:t>
-      </w:r>
-    </w:p>
-    <w:p>
-      <w:r>
-        <w:t xml:space="preserve">The command can be used to add binary data to body handle that is of the binary type. When the handle points to another type, </w:t>
-      </w:r>
-      <w:r>
-        <w:t xml:space="preserve">the status channel returns </w:t>
-      </w:r>
-      <w:r>
-        <w:rPr>
-          <w:rStyle w:val="CodeChar"/>
-        </w:rPr>
-        <w:t>400 BAD REQUEST</w:t>
-      </w:r>
-      <w:r>
-        <w:t>. Multiple additions of binary data can be done when the size of the data exceeds what can be sent in one command. The maximum command size to the UCI is 896 bytes.</w:t>
-      </w:r>
-    </w:p>
-    <w:p>
-      <w:pPr>
-        <w:pStyle w:val="Heading2"/>
-      </w:pPr>
-      <w:bookmarkStart w:id="25" w:name="_Toc224300924"/>
-      <w:r>
-        <w:t>HTTP_</w:t>
-      </w:r>
-      <w:r>
-        <w:t>CMD_DO_EXCHANGE_OBJ (0x31)</w:t>
-      </w:r>
-      <w:bookmarkEnd w:id="25"/>
-    </w:p>
-    <w:p>
-      <w:r>
-        <w:t xml:space="preserve">Command format: </w:t>
-      </w:r>
-      <w:r>
-        <w:rPr>
-          <w:rStyle w:val="CodeChar"/>
-        </w:rPr>
         <w:t>$06 $31 &lt;HEADER&gt; &lt;BODY&gt;</w:t>
       </w:r>
     </w:p>
     <w:p>
       <w:r>
-        <w:lastRenderedPageBreak/>
         <w:t xml:space="preserve">This command performs the HTTP exchange on the network. It references the URL and header with the first byte, and the optional data body with the second byte. When no body is to be sent, </w:t>
       </w:r>
       <w:r>
@@ -9822,6 +10024,7 @@
     <w:rsid w:val="00AE1B17"/>
     <w:rsid w:val="00AE7445"/>
     <w:rsid w:val="00B8324E"/>
+    <w:rsid w:val="00C75739"/>
     <w:rsid w:val="00C76122"/>
     <w:rsid w:val="00D37488"/>
     <w:rsid w:val="00D53DC1"/>
